--- a/CANEVAS - MEMOIRE DE SOUTENANCE - IPNET INSTITUTE OF TECHNOLOGY.docx
+++ b/CANEVAS - MEMOIRE DE SOUTENANCE - IPNET INSTITUTE OF TECHNOLOGY.docx
@@ -33,7 +33,7 @@
       <w:sdtContent>
         <w:p>
           <w:pPr>
-            <w:pStyle w:val="13"/>
+            <w:pStyle w:val="15"/>
             <w:spacing w:before="1540" w:after="240"/>
             <w:jc w:val="center"/>
             <w:rPr>
@@ -2407,7 +2407,7 @@
     </w:p>
     <w:p>
       <w:pPr>
-        <w:pStyle w:val="7"/>
+        <w:pStyle w:val="9"/>
         <w:keepNext w:val="0"/>
         <w:keepLines w:val="0"/>
         <w:widowControl/>
@@ -2435,7 +2435,7 @@
     </w:p>
     <w:p>
       <w:pPr>
-        <w:pStyle w:val="7"/>
+        <w:pStyle w:val="9"/>
         <w:keepNext w:val="0"/>
         <w:keepLines w:val="0"/>
         <w:widowControl/>
@@ -2482,7 +2482,7 @@
     </w:p>
     <w:p>
       <w:pPr>
-        <w:pStyle w:val="7"/>
+        <w:pStyle w:val="9"/>
         <w:keepNext w:val="0"/>
         <w:keepLines w:val="0"/>
         <w:widowControl/>
@@ -2571,7 +2571,7 @@
     </w:p>
     <w:p>
       <w:pPr>
-        <w:pStyle w:val="7"/>
+        <w:pStyle w:val="9"/>
         <w:keepNext w:val="0"/>
         <w:keepLines w:val="0"/>
         <w:widowControl/>
@@ -2618,7 +2618,7 @@
     </w:p>
     <w:p>
       <w:pPr>
-        <w:pStyle w:val="7"/>
+        <w:pStyle w:val="9"/>
         <w:keepNext w:val="0"/>
         <w:keepLines w:val="0"/>
         <w:widowControl/>
@@ -2665,7 +2665,7 @@
     </w:p>
     <w:p>
       <w:pPr>
-        <w:pStyle w:val="7"/>
+        <w:pStyle w:val="9"/>
         <w:keepNext w:val="0"/>
         <w:keepLines w:val="0"/>
         <w:widowControl/>
@@ -2712,7 +2712,7 @@
     </w:p>
     <w:p>
       <w:pPr>
-        <w:pStyle w:val="7"/>
+        <w:pStyle w:val="9"/>
         <w:keepNext w:val="0"/>
         <w:keepLines w:val="0"/>
         <w:widowControl/>
@@ -2791,7 +2791,7 @@
     </w:p>
     <w:p>
       <w:pPr>
-        <w:pStyle w:val="7"/>
+        <w:pStyle w:val="9"/>
         <w:keepNext w:val="0"/>
         <w:keepLines w:val="0"/>
         <w:widowControl/>
@@ -2895,7 +2895,7 @@
     </w:p>
     <w:p>
       <w:pPr>
-        <w:pStyle w:val="7"/>
+        <w:pStyle w:val="9"/>
         <w:keepNext w:val="0"/>
         <w:keepLines w:val="0"/>
         <w:widowControl/>
@@ -2915,7 +2915,7 @@
     </w:p>
     <w:p>
       <w:pPr>
-        <w:pStyle w:val="7"/>
+        <w:pStyle w:val="9"/>
         <w:keepNext w:val="0"/>
         <w:keepLines w:val="0"/>
         <w:widowControl/>
@@ -2935,7 +2935,7 @@
     </w:p>
     <w:p>
       <w:pPr>
-        <w:pStyle w:val="7"/>
+        <w:pStyle w:val="9"/>
         <w:keepNext w:val="0"/>
         <w:keepLines w:val="0"/>
         <w:widowControl/>
@@ -2981,7 +2981,7 @@
     </w:p>
     <w:p>
       <w:pPr>
-        <w:pStyle w:val="7"/>
+        <w:pStyle w:val="9"/>
         <w:keepNext w:val="0"/>
         <w:keepLines w:val="0"/>
         <w:widowControl/>
@@ -3001,7 +3001,7 @@
     </w:p>
     <w:p>
       <w:pPr>
-        <w:pStyle w:val="7"/>
+        <w:pStyle w:val="9"/>
         <w:keepNext w:val="0"/>
         <w:keepLines w:val="0"/>
         <w:widowControl/>
@@ -3138,7 +3138,7 @@
     </w:p>
     <w:p>
       <w:pPr>
-        <w:pStyle w:val="7"/>
+        <w:pStyle w:val="9"/>
         <w:keepNext w:val="0"/>
         <w:keepLines w:val="0"/>
         <w:widowControl/>
@@ -3162,7 +3162,7 @@
     </w:p>
     <w:p>
       <w:pPr>
-        <w:pStyle w:val="7"/>
+        <w:pStyle w:val="9"/>
         <w:keepNext w:val="0"/>
         <w:keepLines w:val="0"/>
         <w:widowControl/>
@@ -3199,7 +3199,7 @@
     </w:p>
     <w:p>
       <w:pPr>
-        <w:pStyle w:val="7"/>
+        <w:pStyle w:val="9"/>
         <w:keepNext w:val="0"/>
         <w:keepLines w:val="0"/>
         <w:widowControl/>
@@ -3236,7 +3236,7 @@
     </w:p>
     <w:p>
       <w:pPr>
-        <w:pStyle w:val="7"/>
+        <w:pStyle w:val="9"/>
         <w:keepNext w:val="0"/>
         <w:keepLines w:val="0"/>
         <w:widowControl/>
@@ -3406,7 +3406,7 @@
     </w:p>
     <w:p>
       <w:pPr>
-        <w:pStyle w:val="11"/>
+        <w:pStyle w:val="13"/>
         <w:tabs>
           <w:tab w:val="right" w:leader="dot" w:pos="9084"/>
         </w:tabs>
@@ -3532,7 +3532,7 @@
     </w:p>
     <w:p>
       <w:pPr>
-        <w:pStyle w:val="11"/>
+        <w:pStyle w:val="13"/>
         <w:tabs>
           <w:tab w:val="right" w:leader="dot" w:pos="9084"/>
         </w:tabs>
@@ -3634,7 +3634,7 @@
     </w:p>
     <w:p>
       <w:pPr>
-        <w:pStyle w:val="11"/>
+        <w:pStyle w:val="13"/>
         <w:tabs>
           <w:tab w:val="right" w:leader="dot" w:pos="9084"/>
         </w:tabs>
@@ -3736,7 +3736,7 @@
     </w:p>
     <w:p>
       <w:pPr>
-        <w:pStyle w:val="11"/>
+        <w:pStyle w:val="13"/>
         <w:tabs>
           <w:tab w:val="right" w:leader="dot" w:pos="9084"/>
         </w:tabs>
@@ -3838,7 +3838,7 @@
     </w:p>
     <w:p>
       <w:pPr>
-        <w:pStyle w:val="11"/>
+        <w:pStyle w:val="13"/>
         <w:tabs>
           <w:tab w:val="right" w:leader="dot" w:pos="9084"/>
         </w:tabs>
@@ -3940,7 +3940,7 @@
     </w:p>
     <w:p>
       <w:pPr>
-        <w:pStyle w:val="11"/>
+        <w:pStyle w:val="13"/>
         <w:tabs>
           <w:tab w:val="right" w:leader="dot" w:pos="9084"/>
         </w:tabs>
@@ -4042,7 +4042,7 @@
     </w:p>
     <w:p>
       <w:pPr>
-        <w:pStyle w:val="11"/>
+        <w:pStyle w:val="13"/>
         <w:tabs>
           <w:tab w:val="right" w:leader="dot" w:pos="9084"/>
         </w:tabs>
@@ -4144,7 +4144,7 @@
     </w:p>
     <w:p>
       <w:pPr>
-        <w:pStyle w:val="11"/>
+        <w:pStyle w:val="13"/>
         <w:tabs>
           <w:tab w:val="right" w:leader="dot" w:pos="9084"/>
         </w:tabs>
@@ -4246,7 +4246,7 @@
     </w:p>
     <w:p>
       <w:pPr>
-        <w:pStyle w:val="11"/>
+        <w:pStyle w:val="13"/>
         <w:tabs>
           <w:tab w:val="right" w:leader="dot" w:pos="9084"/>
         </w:tabs>
@@ -4367,7 +4367,7 @@
     </w:p>
     <w:p>
       <w:pPr>
-        <w:pStyle w:val="10"/>
+        <w:pStyle w:val="12"/>
         <w:tabs>
           <w:tab w:val="right" w:leader="dot" w:pos="9084"/>
         </w:tabs>
@@ -4468,7 +4468,7 @@
     </w:p>
     <w:p>
       <w:pPr>
-        <w:pStyle w:val="11"/>
+        <w:pStyle w:val="13"/>
         <w:tabs>
           <w:tab w:val="right" w:leader="dot" w:pos="9084"/>
         </w:tabs>
@@ -4570,7 +4570,7 @@
     </w:p>
     <w:p>
       <w:pPr>
-        <w:pStyle w:val="10"/>
+        <w:pStyle w:val="12"/>
         <w:tabs>
           <w:tab w:val="right" w:leader="dot" w:pos="9084"/>
         </w:tabs>
@@ -4671,7 +4671,7 @@
     </w:p>
     <w:p>
       <w:pPr>
-        <w:pStyle w:val="10"/>
+        <w:pStyle w:val="12"/>
         <w:tabs>
           <w:tab w:val="right" w:leader="dot" w:pos="9084"/>
         </w:tabs>
@@ -4772,7 +4772,7 @@
     </w:p>
     <w:p>
       <w:pPr>
-        <w:pStyle w:val="10"/>
+        <w:pStyle w:val="12"/>
         <w:tabs>
           <w:tab w:val="right" w:leader="dot" w:pos="9084"/>
         </w:tabs>
@@ -4873,7 +4873,7 @@
     </w:p>
     <w:p>
       <w:pPr>
-        <w:pStyle w:val="10"/>
+        <w:pStyle w:val="12"/>
         <w:tabs>
           <w:tab w:val="right" w:leader="dot" w:pos="9084"/>
         </w:tabs>
@@ -4974,7 +4974,7 @@
     </w:p>
     <w:p>
       <w:pPr>
-        <w:pStyle w:val="10"/>
+        <w:pStyle w:val="12"/>
         <w:tabs>
           <w:tab w:val="right" w:leader="dot" w:pos="9084"/>
         </w:tabs>
@@ -5075,7 +5075,7 @@
     </w:p>
     <w:p>
       <w:pPr>
-        <w:pStyle w:val="10"/>
+        <w:pStyle w:val="12"/>
         <w:tabs>
           <w:tab w:val="right" w:leader="dot" w:pos="9084"/>
         </w:tabs>
@@ -5185,7 +5185,7 @@
     </w:p>
     <w:p>
       <w:pPr>
-        <w:pStyle w:val="10"/>
+        <w:pStyle w:val="12"/>
         <w:tabs>
           <w:tab w:val="right" w:leader="dot" w:pos="9084"/>
         </w:tabs>
@@ -5295,7 +5295,7 @@
     </w:p>
     <w:p>
       <w:pPr>
-        <w:pStyle w:val="10"/>
+        <w:pStyle w:val="12"/>
         <w:tabs>
           <w:tab w:val="right" w:leader="dot" w:pos="9084"/>
         </w:tabs>
@@ -5396,7 +5396,7 @@
     </w:p>
     <w:p>
       <w:pPr>
-        <w:pStyle w:val="10"/>
+        <w:pStyle w:val="12"/>
         <w:tabs>
           <w:tab w:val="right" w:leader="dot" w:pos="9084"/>
         </w:tabs>
@@ -5497,7 +5497,7 @@
     </w:p>
     <w:p>
       <w:pPr>
-        <w:pStyle w:val="10"/>
+        <w:pStyle w:val="12"/>
         <w:tabs>
           <w:tab w:val="right" w:leader="dot" w:pos="9084"/>
         </w:tabs>
@@ -5598,7 +5598,7 @@
     </w:p>
     <w:p>
       <w:pPr>
-        <w:pStyle w:val="10"/>
+        <w:pStyle w:val="12"/>
         <w:tabs>
           <w:tab w:val="right" w:leader="dot" w:pos="9084"/>
         </w:tabs>
@@ -5699,7 +5699,7 @@
     </w:p>
     <w:p>
       <w:pPr>
-        <w:pStyle w:val="10"/>
+        <w:pStyle w:val="12"/>
         <w:tabs>
           <w:tab w:val="right" w:leader="dot" w:pos="9084"/>
         </w:tabs>
@@ -5800,7 +5800,7 @@
     </w:p>
     <w:p>
       <w:pPr>
-        <w:pStyle w:val="11"/>
+        <w:pStyle w:val="13"/>
         <w:tabs>
           <w:tab w:val="right" w:leader="dot" w:pos="9084"/>
         </w:tabs>
@@ -5902,7 +5902,7 @@
     </w:p>
     <w:p>
       <w:pPr>
-        <w:pStyle w:val="10"/>
+        <w:pStyle w:val="12"/>
         <w:tabs>
           <w:tab w:val="right" w:leader="dot" w:pos="9084"/>
         </w:tabs>
@@ -6003,7 +6003,7 @@
     </w:p>
     <w:p>
       <w:pPr>
-        <w:pStyle w:val="10"/>
+        <w:pStyle w:val="12"/>
         <w:tabs>
           <w:tab w:val="right" w:leader="dot" w:pos="9084"/>
         </w:tabs>
@@ -6104,7 +6104,7 @@
     </w:p>
     <w:p>
       <w:pPr>
-        <w:pStyle w:val="10"/>
+        <w:pStyle w:val="12"/>
         <w:tabs>
           <w:tab w:val="right" w:leader="dot" w:pos="9084"/>
         </w:tabs>
@@ -6205,7 +6205,7 @@
     </w:p>
     <w:p>
       <w:pPr>
-        <w:pStyle w:val="10"/>
+        <w:pStyle w:val="12"/>
         <w:tabs>
           <w:tab w:val="right" w:leader="dot" w:pos="9084"/>
         </w:tabs>
@@ -6306,7 +6306,7 @@
     </w:p>
     <w:p>
       <w:pPr>
-        <w:pStyle w:val="6"/>
+        <w:pStyle w:val="8"/>
         <w:tabs>
           <w:tab w:val="right" w:leader="dot" w:pos="9084"/>
         </w:tabs>
@@ -6407,7 +6407,7 @@
     </w:p>
     <w:p>
       <w:pPr>
-        <w:pStyle w:val="6"/>
+        <w:pStyle w:val="8"/>
         <w:tabs>
           <w:tab w:val="right" w:leader="dot" w:pos="9084"/>
         </w:tabs>
@@ -6508,7 +6508,7 @@
     </w:p>
     <w:p>
       <w:pPr>
-        <w:pStyle w:val="6"/>
+        <w:pStyle w:val="8"/>
         <w:tabs>
           <w:tab w:val="right" w:leader="dot" w:pos="9084"/>
         </w:tabs>
@@ -6609,7 +6609,7 @@
     </w:p>
     <w:p>
       <w:pPr>
-        <w:pStyle w:val="6"/>
+        <w:pStyle w:val="8"/>
         <w:tabs>
           <w:tab w:val="right" w:leader="dot" w:pos="9084"/>
         </w:tabs>
@@ -6710,7 +6710,7 @@
     </w:p>
     <w:p>
       <w:pPr>
-        <w:pStyle w:val="6"/>
+        <w:pStyle w:val="8"/>
         <w:tabs>
           <w:tab w:val="right" w:leader="dot" w:pos="9084"/>
         </w:tabs>
@@ -6811,7 +6811,7 @@
     </w:p>
     <w:p>
       <w:pPr>
-        <w:pStyle w:val="6"/>
+        <w:pStyle w:val="8"/>
         <w:tabs>
           <w:tab w:val="right" w:leader="dot" w:pos="9084"/>
         </w:tabs>
@@ -6912,7 +6912,7 @@
     </w:p>
     <w:p>
       <w:pPr>
-        <w:pStyle w:val="6"/>
+        <w:pStyle w:val="8"/>
         <w:tabs>
           <w:tab w:val="right" w:leader="dot" w:pos="9084"/>
         </w:tabs>
@@ -7013,7 +7013,7 @@
     </w:p>
     <w:p>
       <w:pPr>
-        <w:pStyle w:val="6"/>
+        <w:pStyle w:val="8"/>
         <w:tabs>
           <w:tab w:val="right" w:leader="dot" w:pos="9084"/>
         </w:tabs>
@@ -7114,7 +7114,7 @@
     </w:p>
     <w:p>
       <w:pPr>
-        <w:pStyle w:val="6"/>
+        <w:pStyle w:val="8"/>
         <w:tabs>
           <w:tab w:val="right" w:leader="dot" w:pos="9084"/>
         </w:tabs>
@@ -7215,7 +7215,7 @@
     </w:p>
     <w:p>
       <w:pPr>
-        <w:pStyle w:val="11"/>
+        <w:pStyle w:val="13"/>
         <w:tabs>
           <w:tab w:val="right" w:leader="dot" w:pos="9084"/>
         </w:tabs>
@@ -7317,7 +7317,7 @@
     </w:p>
     <w:p>
       <w:pPr>
-        <w:pStyle w:val="10"/>
+        <w:pStyle w:val="12"/>
         <w:tabs>
           <w:tab w:val="right" w:leader="dot" w:pos="9084"/>
         </w:tabs>
@@ -7418,7 +7418,7 @@
     </w:p>
     <w:p>
       <w:pPr>
-        <w:pStyle w:val="6"/>
+        <w:pStyle w:val="8"/>
         <w:tabs>
           <w:tab w:val="right" w:leader="dot" w:pos="9084"/>
         </w:tabs>
@@ -7519,7 +7519,7 @@
     </w:p>
     <w:p>
       <w:pPr>
-        <w:pStyle w:val="6"/>
+        <w:pStyle w:val="8"/>
         <w:tabs>
           <w:tab w:val="right" w:leader="dot" w:pos="9084"/>
         </w:tabs>
@@ -7620,7 +7620,7 @@
     </w:p>
     <w:p>
       <w:pPr>
-        <w:pStyle w:val="6"/>
+        <w:pStyle w:val="8"/>
         <w:tabs>
           <w:tab w:val="right" w:leader="dot" w:pos="9084"/>
         </w:tabs>
@@ -7721,7 +7721,7 @@
     </w:p>
     <w:p>
       <w:pPr>
-        <w:pStyle w:val="6"/>
+        <w:pStyle w:val="8"/>
         <w:tabs>
           <w:tab w:val="right" w:leader="dot" w:pos="9084"/>
         </w:tabs>
@@ -7822,7 +7822,7 @@
     </w:p>
     <w:p>
       <w:pPr>
-        <w:pStyle w:val="10"/>
+        <w:pStyle w:val="12"/>
         <w:tabs>
           <w:tab w:val="right" w:leader="dot" w:pos="9084"/>
         </w:tabs>
@@ -7923,7 +7923,7 @@
     </w:p>
     <w:p>
       <w:pPr>
-        <w:pStyle w:val="10"/>
+        <w:pStyle w:val="12"/>
         <w:tabs>
           <w:tab w:val="right" w:leader="dot" w:pos="9084"/>
         </w:tabs>
@@ -8024,7 +8024,7 @@
     </w:p>
     <w:p>
       <w:pPr>
-        <w:pStyle w:val="6"/>
+        <w:pStyle w:val="8"/>
         <w:tabs>
           <w:tab w:val="right" w:leader="dot" w:pos="9084"/>
         </w:tabs>
@@ -8125,7 +8125,7 @@
     </w:p>
     <w:p>
       <w:pPr>
-        <w:pStyle w:val="6"/>
+        <w:pStyle w:val="8"/>
         <w:tabs>
           <w:tab w:val="right" w:leader="dot" w:pos="9084"/>
         </w:tabs>
@@ -8226,7 +8226,7 @@
     </w:p>
     <w:p>
       <w:pPr>
-        <w:pStyle w:val="11"/>
+        <w:pStyle w:val="13"/>
         <w:tabs>
           <w:tab w:val="right" w:leader="dot" w:pos="9084"/>
         </w:tabs>
@@ -8328,7 +8328,7 @@
     </w:p>
     <w:p>
       <w:pPr>
-        <w:pStyle w:val="10"/>
+        <w:pStyle w:val="12"/>
         <w:tabs>
           <w:tab w:val="right" w:leader="dot" w:pos="9084"/>
         </w:tabs>
@@ -8429,7 +8429,7 @@
     </w:p>
     <w:p>
       <w:pPr>
-        <w:pStyle w:val="10"/>
+        <w:pStyle w:val="12"/>
         <w:tabs>
           <w:tab w:val="right" w:leader="dot" w:pos="9084"/>
         </w:tabs>
@@ -8530,7 +8530,7 @@
     </w:p>
     <w:p>
       <w:pPr>
-        <w:pStyle w:val="10"/>
+        <w:pStyle w:val="12"/>
         <w:tabs>
           <w:tab w:val="right" w:leader="dot" w:pos="9084"/>
         </w:tabs>
@@ -8631,7 +8631,7 @@
     </w:p>
     <w:p>
       <w:pPr>
-        <w:pStyle w:val="11"/>
+        <w:pStyle w:val="13"/>
         <w:tabs>
           <w:tab w:val="right" w:leader="dot" w:pos="9084"/>
         </w:tabs>
@@ -8733,7 +8733,7 @@
     </w:p>
     <w:p>
       <w:pPr>
-        <w:pStyle w:val="11"/>
+        <w:pStyle w:val="13"/>
         <w:tabs>
           <w:tab w:val="right" w:leader="dot" w:pos="9084"/>
         </w:tabs>
@@ -8835,7 +8835,7 @@
     </w:p>
     <w:p>
       <w:pPr>
-        <w:pStyle w:val="11"/>
+        <w:pStyle w:val="13"/>
         <w:tabs>
           <w:tab w:val="right" w:leader="dot" w:pos="9084"/>
         </w:tabs>
@@ -9160,7 +9160,7 @@
     </w:p>
     <w:p>
       <w:pPr>
-        <w:pStyle w:val="7"/>
+        <w:pStyle w:val="9"/>
         <w:keepNext w:val="0"/>
         <w:keepLines w:val="0"/>
         <w:widowControl/>
@@ -9245,7 +9245,7 @@
     </w:p>
     <w:p>
       <w:pPr>
-        <w:pStyle w:val="7"/>
+        <w:pStyle w:val="9"/>
         <w:keepNext w:val="0"/>
         <w:keepLines w:val="0"/>
         <w:widowControl/>
@@ -9317,7 +9317,7 @@
     </w:p>
     <w:p>
       <w:pPr>
-        <w:pStyle w:val="7"/>
+        <w:pStyle w:val="9"/>
         <w:keepNext w:val="0"/>
         <w:keepLines w:val="0"/>
         <w:widowControl/>
@@ -9337,7 +9337,7 @@
     </w:p>
     <w:p>
       <w:pPr>
-        <w:pStyle w:val="7"/>
+        <w:pStyle w:val="9"/>
         <w:keepNext w:val="0"/>
         <w:keepLines w:val="0"/>
         <w:widowControl/>
@@ -9507,7 +9507,7 @@
     <w:p/>
     <w:p>
       <w:pPr>
-        <w:pStyle w:val="7"/>
+        <w:pStyle w:val="9"/>
         <w:keepNext w:val="0"/>
         <w:keepLines w:val="0"/>
         <w:widowControl/>
@@ -9549,7 +9549,7 @@
     </w:p>
     <w:p>
       <w:pPr>
-        <w:pStyle w:val="7"/>
+        <w:pStyle w:val="9"/>
         <w:keepNext w:val="0"/>
         <w:keepLines w:val="0"/>
         <w:widowControl/>
@@ -9573,7 +9573,7 @@
     </w:p>
     <w:p>
       <w:pPr>
-        <w:pStyle w:val="7"/>
+        <w:pStyle w:val="9"/>
         <w:keepNext w:val="0"/>
         <w:keepLines w:val="0"/>
         <w:widowControl/>
@@ -13827,7 +13827,7 @@
     </w:p>
     <w:tbl>
       <w:tblPr>
-        <w:tblStyle w:val="12"/>
+        <w:tblStyle w:val="14"/>
         <w:tblW w:w="9310" w:type="dxa"/>
         <w:tblInd w:w="0" w:type="dxa"/>
         <w:tblBorders>
@@ -14985,7 +14985,7 @@
     </w:p>
     <w:tbl>
       <w:tblPr>
-        <w:tblStyle w:val="12"/>
+        <w:tblStyle w:val="14"/>
         <w:tblW w:w="0" w:type="auto"/>
         <w:tblInd w:w="0" w:type="dxa"/>
         <w:tblBorders>
@@ -16342,7 +16342,7 @@
     </w:p>
     <w:p>
       <w:pPr>
-        <w:pStyle w:val="7"/>
+        <w:pStyle w:val="9"/>
         <w:keepNext w:val="0"/>
         <w:keepLines w:val="0"/>
         <w:widowControl/>
@@ -16366,7 +16366,7 @@
     </w:p>
     <w:p>
       <w:pPr>
-        <w:pStyle w:val="7"/>
+        <w:pStyle w:val="9"/>
         <w:keepNext w:val="0"/>
         <w:keepLines w:val="0"/>
         <w:widowControl/>
@@ -16387,12 +16387,10 @@
         </w:rPr>
         <w:t xml:space="preserve">Cette démarche place l'utilisateur au centre du processus de développement. En se focalisant sur les cas d'utilisation, elle permet de capturer avec précision les besoins fonctionnels réels des différents acteurs (propriétaires et locataires) et de les traduire de manière transparente en structures logicielles (classes, services, contrôleurs). L'alignement de cette approche orientée objet avec l'architecture en couches de notre backend Spring Boot et l'organisation modulaire d'Angular/Ionic assure une transition fluide et sans rupture de concepts entre la phase d'analyse et la phase de codage. </w:t>
       </w:r>
-      <w:bookmarkStart w:id="54" w:name="_GoBack"/>
-      <w:bookmarkEnd w:id="54"/>
-    </w:p>
-    <w:p>
-      <w:pPr>
-        <w:pStyle w:val="7"/>
+    </w:p>
+    <w:p>
+      <w:pPr>
+        <w:pStyle w:val="9"/>
         <w:keepNext w:val="0"/>
         <w:keepLines w:val="0"/>
         <w:widowControl/>
@@ -16416,7 +16414,7 @@
     </w:p>
     <w:p>
       <w:pPr>
-        <w:pStyle w:val="7"/>
+        <w:pStyle w:val="9"/>
         <w:keepNext w:val="0"/>
         <w:keepLines w:val="0"/>
         <w:widowControl/>
@@ -16440,7 +16438,7 @@
     </w:p>
     <w:p>
       <w:pPr>
-        <w:pStyle w:val="7"/>
+        <w:pStyle w:val="9"/>
         <w:keepNext w:val="0"/>
         <w:keepLines w:val="0"/>
         <w:widowControl/>
@@ -16485,7 +16483,7 @@
     </w:p>
     <w:p>
       <w:pPr>
-        <w:pStyle w:val="7"/>
+        <w:pStyle w:val="9"/>
         <w:keepNext w:val="0"/>
         <w:keepLines w:val="0"/>
         <w:widowControl/>
@@ -16595,31 +16593,525 @@
         <w:jc w:val="both"/>
         <w:rPr>
           <w:rFonts w:ascii="Times New Roman" w:hAnsi="Times New Roman" w:cs="Times New Roman"/>
+          <w:sz w:val="24"/>
+          <w:szCs w:val="24"/>
+        </w:rPr>
+      </w:pPr>
+      <w:bookmarkStart w:id="25" w:name="_Toc30592"/>
+      <w:r>
+        <w:rPr>
+          <w:rFonts w:ascii="Times New Roman" w:hAnsi="Times New Roman" w:cs="Times New Roman"/>
           <w:sz w:val="28"/>
           <w:szCs w:val="28"/>
         </w:rPr>
-      </w:pPr>
-      <w:bookmarkStart w:id="25" w:name="_Toc30592"/>
-      <w:r>
-        <w:rPr>
-          <w:rFonts w:ascii="Times New Roman" w:hAnsi="Times New Roman" w:cs="Times New Roman"/>
-          <w:sz w:val="28"/>
-          <w:szCs w:val="28"/>
-        </w:rPr>
         <w:t>Présentation du langage d’analyse</w:t>
       </w:r>
       <w:bookmarkEnd w:id="25"/>
     </w:p>
-    <w:p>
-      <w:pPr>
-        <w:spacing w:line="360" w:lineRule="auto"/>
-        <w:jc w:val="both"/>
-        <w:rPr>
-          <w:rFonts w:ascii="Times New Roman" w:hAnsi="Times New Roman" w:cs="Times New Roman"/>
-          <w:sz w:val="24"/>
-          <w:szCs w:val="24"/>
-        </w:rPr>
-      </w:pPr>
+    <w:p/>
+    <w:p>
+      <w:pPr>
+        <w:pStyle w:val="9"/>
+        <w:keepNext w:val="0"/>
+        <w:keepLines w:val="0"/>
+        <w:widowControl/>
+        <w:suppressLineNumbers w:val="0"/>
+        <w:spacing w:before="0" w:beforeAutospacing="0" w:line="17" w:lineRule="atLeast"/>
+        <w:jc w:val="both"/>
+        <w:rPr>
+          <w:rFonts w:hint="default" w:ascii="Times New Roman" w:hAnsi="Times New Roman" w:eastAsia="sans-serif" w:cs="Times New Roman"/>
+          <w:b w:val="0"/>
+          <w:bCs w:val="0"/>
+        </w:rPr>
+      </w:pPr>
+      <w:r>
+        <w:rPr>
+          <w:rFonts w:hint="default" w:ascii="Times New Roman" w:hAnsi="Times New Roman" w:eastAsia="sans-serif" w:cs="Times New Roman"/>
+          <w:b w:val="0"/>
+          <w:bCs w:val="0"/>
+        </w:rPr>
+        <w:t xml:space="preserve">La formalisation des spécifications d'un système logiciel complexe exige un langage commun, précis et universellement reconnu. Pour la conception de notre plateforme de gestion immobilière, le choix s'est naturellement porté sur UML (Unified Modeling Language), ou Langage de Modélisation Unifié. </w:t>
+      </w:r>
+    </w:p>
+    <w:p>
+      <w:pPr>
+        <w:pStyle w:val="9"/>
+        <w:keepNext w:val="0"/>
+        <w:keepLines w:val="0"/>
+        <w:widowControl/>
+        <w:suppressLineNumbers w:val="0"/>
+        <w:spacing w:before="0" w:beforeAutospacing="0" w:line="17" w:lineRule="atLeast"/>
+        <w:jc w:val="both"/>
+        <w:rPr>
+          <w:rFonts w:hint="default" w:ascii="Times New Roman" w:hAnsi="Times New Roman" w:eastAsia="sans-serif" w:cs="Times New Roman"/>
+          <w:b w:val="0"/>
+          <w:bCs w:val="0"/>
+        </w:rPr>
+      </w:pPr>
+      <w:r>
+        <w:rPr>
+          <w:rFonts w:hint="default" w:ascii="Times New Roman" w:hAnsi="Times New Roman" w:eastAsia="sans-serif" w:cs="Times New Roman"/>
+          <w:b w:val="0"/>
+          <w:bCs w:val="0"/>
+        </w:rPr>
+        <w:t xml:space="preserve">UML est un langage de modélisation visuel basé sur un méta-modèle, devenu le standard international incontournable de l’industrie logicielle sous l'égide de l'OMG (Object Management Group). Loin d'être une méthode de développement rigide, UML se définit comme un langage graphique qui fournit un ensemble d'outils et de concepts permettant de spécifier, visualiser, construire et documenter les artefacts d'un système informatique, en adoptant une perspective orientée objet. Son rôle est crucial : il sert de passerelle entre l'expression des besoins métiers des utilisateurs et l'implémentation technique par le développeur, réduisant ainsi les risques de mauvaise interprétation fonctionnelle. </w:t>
+      </w:r>
+    </w:p>
+    <w:p>
+      <w:pPr>
+        <w:pStyle w:val="9"/>
+        <w:keepNext w:val="0"/>
+        <w:keepLines w:val="0"/>
+        <w:widowControl/>
+        <w:suppressLineNumbers w:val="0"/>
+        <w:spacing w:before="0" w:beforeAutospacing="0" w:line="17" w:lineRule="atLeast"/>
+        <w:jc w:val="both"/>
+        <w:rPr>
+          <w:rFonts w:hint="default" w:ascii="Times New Roman" w:hAnsi="Times New Roman" w:eastAsia="sans-serif" w:cs="Times New Roman"/>
+          <w:b w:val="0"/>
+          <w:bCs w:val="0"/>
+        </w:rPr>
+      </w:pPr>
+      <w:r>
+        <w:rPr>
+          <w:rFonts w:hint="default" w:ascii="Times New Roman" w:hAnsi="Times New Roman" w:eastAsia="sans-serif" w:cs="Times New Roman"/>
+          <w:b w:val="0"/>
+          <w:bCs w:val="0"/>
+        </w:rPr>
+        <w:t>UML 2.x s'articule autour de quatorze diagrammes officiels, classés en deux grandes catégories : les diagrammes structurels (statiques) et les diagrammes comportementaux (dynamiques). Pour des raisons d'efficacité, de pertinence et de conformité aux objectifs fonctionnels de notre application, nous avons sélectionné un sous-ensemble de diagrammes clés :</w:t>
+      </w:r>
+    </w:p>
+    <w:p>
+      <w:pPr>
+        <w:pStyle w:val="9"/>
+        <w:keepNext w:val="0"/>
+        <w:keepLines w:val="0"/>
+        <w:widowControl/>
+        <w:numPr>
+          <w:ilvl w:val="0"/>
+          <w:numId w:val="21"/>
+        </w:numPr>
+        <w:suppressLineNumbers w:val="0"/>
+        <w:spacing w:before="0" w:beforeAutospacing="0" w:line="17" w:lineRule="atLeast"/>
+        <w:jc w:val="both"/>
+        <w:rPr>
+          <w:rFonts w:hint="default" w:ascii="Times New Roman" w:hAnsi="Times New Roman" w:eastAsia="sans-serif" w:cs="Times New Roman"/>
+          <w:b w:val="0"/>
+          <w:bCs w:val="0"/>
+        </w:rPr>
+      </w:pPr>
+      <w:r>
+        <w:rPr>
+          <w:rFonts w:hint="default" w:ascii="Times New Roman" w:hAnsi="Times New Roman" w:eastAsia="sans-serif" w:cs="Times New Roman"/>
+          <w:b w:val="0"/>
+          <w:bCs w:val="0"/>
+        </w:rPr>
+        <w:t>Les diagrammes structurels retenus :</w:t>
+      </w:r>
+    </w:p>
+    <w:p>
+      <w:pPr>
+        <w:pStyle w:val="9"/>
+        <w:keepNext w:val="0"/>
+        <w:keepLines w:val="0"/>
+        <w:widowControl/>
+        <w:numPr>
+          <w:ilvl w:val="0"/>
+          <w:numId w:val="22"/>
+        </w:numPr>
+        <w:suppressLineNumbers w:val="0"/>
+        <w:spacing w:before="0" w:beforeAutospacing="0" w:line="17" w:lineRule="atLeast"/>
+        <w:ind w:left="420" w:leftChars="0" w:hanging="420" w:firstLineChars="0"/>
+        <w:jc w:val="both"/>
+        <w:rPr>
+          <w:rFonts w:hint="default" w:ascii="Times New Roman" w:hAnsi="Times New Roman" w:eastAsia="sans-serif" w:cs="Times New Roman"/>
+          <w:b w:val="0"/>
+          <w:bCs w:val="0"/>
+        </w:rPr>
+      </w:pPr>
+      <w:r>
+        <w:rPr>
+          <w:rFonts w:hint="default" w:ascii="Times New Roman" w:hAnsi="Times New Roman" w:eastAsia="sans-serif" w:cs="Times New Roman"/>
+          <w:b w:val="0"/>
+          <w:bCs w:val="0"/>
+        </w:rPr>
+        <w:t>Diagramme de contexte : Il permet de délimiter le périmètre du système en identifiant les frontières de la plateforme et ses interactions globales avec l'environnement extérieur.</w:t>
+      </w:r>
+      <w:r>
+        <w:rPr>
+          <w:rFonts w:hint="default" w:ascii="Times New Roman" w:hAnsi="Times New Roman" w:eastAsia="sans-serif" w:cs="Times New Roman"/>
+          <w:b w:val="0"/>
+          <w:bCs w:val="0"/>
+        </w:rPr>
+        <w:br w:type="textWrapping"/>
+      </w:r>
+      <w:r>
+        <w:rPr>
+          <w:rFonts w:hint="default" w:ascii="Times New Roman" w:hAnsi="Times New Roman" w:eastAsia="sans-serif" w:cs="Times New Roman"/>
+          <w:b w:val="0"/>
+          <w:bCs w:val="0"/>
+        </w:rPr>
+        <w:br w:type="textWrapping"/>
+      </w:r>
+      <w:r>
+        <w:rPr>
+          <w:rFonts w:hint="default" w:ascii="Times New Roman" w:hAnsi="Times New Roman" w:eastAsia="sans-serif" w:cs="Times New Roman"/>
+          <w:b w:val="0"/>
+          <w:bCs w:val="0"/>
+        </w:rPr>
+        <w:t xml:space="preserve"> </w:t>
+      </w:r>
+    </w:p>
+    <w:p>
+      <w:pPr>
+        <w:pStyle w:val="9"/>
+        <w:keepNext w:val="0"/>
+        <w:keepLines w:val="0"/>
+        <w:widowControl/>
+        <w:numPr>
+          <w:ilvl w:val="0"/>
+          <w:numId w:val="22"/>
+        </w:numPr>
+        <w:suppressLineNumbers w:val="0"/>
+        <w:spacing w:before="0" w:beforeAutospacing="0" w:line="17" w:lineRule="atLeast"/>
+        <w:ind w:left="420" w:leftChars="0" w:hanging="420" w:firstLineChars="0"/>
+        <w:jc w:val="both"/>
+        <w:rPr>
+          <w:rFonts w:hint="default" w:ascii="Times New Roman" w:hAnsi="Times New Roman" w:eastAsia="sans-serif" w:cs="Times New Roman"/>
+          <w:b w:val="0"/>
+          <w:bCs w:val="0"/>
+        </w:rPr>
+      </w:pPr>
+      <w:r>
+        <w:rPr>
+          <w:rFonts w:hint="default" w:ascii="Times New Roman" w:hAnsi="Times New Roman" w:eastAsia="sans-serif" w:cs="Times New Roman"/>
+          <w:b w:val="0"/>
+          <w:bCs w:val="0"/>
+        </w:rPr>
+        <w:t>Diagramme de package : Il structure l'architecture globale de l'application en regroupant les éléments logiques (modules métiers), assurant ainsi une modularité propre à Spring Boot et Angular.</w:t>
+      </w:r>
+      <w:r>
+        <w:rPr>
+          <w:rFonts w:hint="default" w:ascii="Times New Roman" w:hAnsi="Times New Roman" w:eastAsia="sans-serif" w:cs="Times New Roman"/>
+          <w:b w:val="0"/>
+          <w:bCs w:val="0"/>
+        </w:rPr>
+        <w:br w:type="textWrapping"/>
+      </w:r>
+      <w:r>
+        <w:rPr>
+          <w:rFonts w:hint="default" w:ascii="Times New Roman" w:hAnsi="Times New Roman" w:eastAsia="sans-serif" w:cs="Times New Roman"/>
+          <w:b w:val="0"/>
+          <w:bCs w:val="0"/>
+        </w:rPr>
+        <w:br w:type="textWrapping"/>
+      </w:r>
+      <w:r>
+        <w:rPr>
+          <w:rFonts w:hint="default" w:ascii="Times New Roman" w:hAnsi="Times New Roman" w:eastAsia="sans-serif" w:cs="Times New Roman"/>
+          <w:b w:val="0"/>
+          <w:bCs w:val="0"/>
+        </w:rPr>
+        <w:t xml:space="preserve"> </w:t>
+      </w:r>
+    </w:p>
+    <w:p>
+      <w:pPr>
+        <w:pStyle w:val="9"/>
+        <w:keepNext w:val="0"/>
+        <w:keepLines w:val="0"/>
+        <w:widowControl/>
+        <w:numPr>
+          <w:ilvl w:val="0"/>
+          <w:numId w:val="22"/>
+        </w:numPr>
+        <w:suppressLineNumbers w:val="0"/>
+        <w:spacing w:before="0" w:beforeAutospacing="0" w:line="17" w:lineRule="atLeast"/>
+        <w:ind w:left="420" w:leftChars="0" w:hanging="420" w:firstLineChars="0"/>
+        <w:jc w:val="both"/>
+        <w:rPr>
+          <w:rFonts w:hint="default" w:ascii="Times New Roman" w:hAnsi="Times New Roman" w:eastAsia="sans-serif" w:cs="Times New Roman"/>
+          <w:b w:val="0"/>
+          <w:bCs w:val="0"/>
+        </w:rPr>
+      </w:pPr>
+      <w:r>
+        <w:rPr>
+          <w:rFonts w:hint="default" w:ascii="Times New Roman" w:hAnsi="Times New Roman" w:eastAsia="sans-serif" w:cs="Times New Roman"/>
+          <w:b w:val="0"/>
+          <w:bCs w:val="0"/>
+        </w:rPr>
+        <w:t xml:space="preserve">Diagramme de classes : C'est le cœur de la modélisation structurelle. Il présente l'organisation statique du système en spécifiant les classes (Biens, Contrats, Utilisateurs, etc.), leurs attributs, leurs méthodes ainsi que les types de relations (association, héritage, composition) qui les lient. Il préfigure directement la structure de notre base de données PostgreSQL et de nos entités JPA. </w:t>
+      </w:r>
+      <w:r>
+        <w:rPr>
+          <w:rFonts w:hint="default" w:ascii="Times New Roman" w:hAnsi="Times New Roman" w:eastAsia="sans-serif" w:cs="Times New Roman"/>
+          <w:b w:val="0"/>
+          <w:bCs w:val="0"/>
+        </w:rPr>
+        <w:br w:type="textWrapping"/>
+      </w:r>
+      <w:r>
+        <w:rPr>
+          <w:rFonts w:hint="default" w:ascii="Times New Roman" w:hAnsi="Times New Roman" w:eastAsia="sans-serif" w:cs="Times New Roman"/>
+          <w:b w:val="0"/>
+          <w:bCs w:val="0"/>
+        </w:rPr>
+        <w:br w:type="textWrapping"/>
+      </w:r>
+    </w:p>
+    <w:p>
+      <w:pPr>
+        <w:pStyle w:val="9"/>
+        <w:keepNext w:val="0"/>
+        <w:keepLines w:val="0"/>
+        <w:widowControl/>
+        <w:numPr>
+          <w:ilvl w:val="0"/>
+          <w:numId w:val="22"/>
+        </w:numPr>
+        <w:suppressLineNumbers w:val="0"/>
+        <w:spacing w:before="0" w:beforeAutospacing="0" w:line="17" w:lineRule="atLeast"/>
+        <w:ind w:left="420" w:leftChars="0" w:hanging="420" w:firstLineChars="0"/>
+        <w:jc w:val="both"/>
+        <w:rPr>
+          <w:rFonts w:hint="default" w:ascii="Times New Roman" w:hAnsi="Times New Roman" w:eastAsia="sans-serif" w:cs="Times New Roman"/>
+          <w:b w:val="0"/>
+          <w:bCs w:val="0"/>
+        </w:rPr>
+      </w:pPr>
+      <w:r>
+        <w:rPr>
+          <w:rFonts w:hint="default" w:ascii="Times New Roman" w:hAnsi="Times New Roman" w:eastAsia="sans-serif" w:cs="Times New Roman"/>
+          <w:b w:val="0"/>
+          <w:bCs w:val="0"/>
+        </w:rPr>
+        <w:t xml:space="preserve">Diagramme d’objets : Utilisé de manière ponctuelle, il permet d'illustrer des exemples concrets d'instances de classes à un instant T, facilitant la compréhension de structures de données spécifiques (comme l'agencement d'un immeuble en plusieurs appartements/unités). </w:t>
+      </w:r>
+      <w:r>
+        <w:rPr>
+          <w:rFonts w:hint="default" w:ascii="Times New Roman" w:hAnsi="Times New Roman" w:eastAsia="sans-serif" w:cs="Times New Roman"/>
+          <w:b w:val="0"/>
+          <w:bCs w:val="0"/>
+        </w:rPr>
+        <w:br w:type="textWrapping"/>
+      </w:r>
+      <w:r>
+        <w:rPr>
+          <w:rFonts w:hint="default" w:ascii="Times New Roman" w:hAnsi="Times New Roman" w:eastAsia="sans-serif" w:cs="Times New Roman"/>
+          <w:b w:val="0"/>
+          <w:bCs w:val="0"/>
+        </w:rPr>
+        <w:br w:type="textWrapping"/>
+      </w:r>
+      <w:r>
+        <w:rPr>
+          <w:rFonts w:hint="default" w:ascii="Times New Roman" w:hAnsi="Times New Roman" w:eastAsia="sans-serif" w:cs="Times New Roman"/>
+          <w:b w:val="0"/>
+          <w:bCs w:val="0"/>
+        </w:rPr>
+        <w:br w:type="textWrapping"/>
+      </w:r>
+    </w:p>
+    <w:p>
+      <w:pPr>
+        <w:pStyle w:val="9"/>
+        <w:keepNext w:val="0"/>
+        <w:keepLines w:val="0"/>
+        <w:widowControl/>
+        <w:suppressLineNumbers w:val="0"/>
+        <w:spacing w:before="0" w:beforeAutospacing="0" w:line="17" w:lineRule="atLeast"/>
+        <w:jc w:val="both"/>
+        <w:rPr>
+          <w:rFonts w:hint="default" w:ascii="Times New Roman" w:hAnsi="Times New Roman" w:eastAsia="sans-serif" w:cs="Times New Roman"/>
+          <w:b w:val="0"/>
+          <w:bCs w:val="0"/>
+        </w:rPr>
+      </w:pPr>
+      <w:r>
+        <w:rPr>
+          <w:rFonts w:hint="default" w:ascii="Times New Roman" w:hAnsi="Times New Roman" w:eastAsia="sans-serif" w:cs="Times New Roman"/>
+          <w:b w:val="0"/>
+          <w:bCs w:val="0"/>
+        </w:rPr>
+        <w:t>2. Les diagrammes comportementaux retenus :</w:t>
+      </w:r>
+      <w:r>
+        <w:rPr>
+          <w:rFonts w:hint="default" w:ascii="Times New Roman" w:hAnsi="Times New Roman" w:eastAsia="sans-serif" w:cs="Times New Roman"/>
+          <w:b w:val="0"/>
+          <w:bCs w:val="0"/>
+        </w:rPr>
+        <w:br w:type="textWrapping"/>
+      </w:r>
+    </w:p>
+    <w:p>
+      <w:pPr>
+        <w:pStyle w:val="9"/>
+        <w:keepNext w:val="0"/>
+        <w:keepLines w:val="0"/>
+        <w:widowControl/>
+        <w:numPr>
+          <w:ilvl w:val="0"/>
+          <w:numId w:val="22"/>
+        </w:numPr>
+        <w:suppressLineNumbers w:val="0"/>
+        <w:spacing w:before="0" w:beforeAutospacing="0" w:line="17" w:lineRule="atLeast"/>
+        <w:ind w:left="420" w:leftChars="0" w:hanging="420" w:firstLineChars="0"/>
+        <w:jc w:val="both"/>
+        <w:rPr>
+          <w:rFonts w:hint="default" w:ascii="Times New Roman" w:hAnsi="Times New Roman" w:eastAsia="sans-serif" w:cs="Times New Roman"/>
+          <w:b w:val="0"/>
+          <w:bCs w:val="0"/>
+        </w:rPr>
+      </w:pPr>
+      <w:r>
+        <w:rPr>
+          <w:rFonts w:hint="default" w:ascii="Times New Roman" w:hAnsi="Times New Roman" w:eastAsia="sans-serif" w:cs="Times New Roman"/>
+          <w:b w:val="0"/>
+          <w:bCs w:val="0"/>
+        </w:rPr>
+        <w:t xml:space="preserve">Diagrammes de cas d’utilisation : Ils schématisent les fonctionnalités de la plateforme du point de vue des acteurs (Propriétaire, Locataire), formalisant ainsi les attentes de chaque profil d'utilisateur vis-à-vis du système. </w:t>
+      </w:r>
+      <w:r>
+        <w:rPr>
+          <w:rFonts w:hint="default" w:ascii="Times New Roman" w:hAnsi="Times New Roman" w:eastAsia="sans-serif" w:cs="Times New Roman"/>
+          <w:b w:val="0"/>
+          <w:bCs w:val="0"/>
+        </w:rPr>
+        <w:br w:type="textWrapping"/>
+      </w:r>
+    </w:p>
+    <w:p>
+      <w:pPr>
+        <w:pStyle w:val="9"/>
+        <w:keepNext w:val="0"/>
+        <w:keepLines w:val="0"/>
+        <w:widowControl/>
+        <w:numPr>
+          <w:ilvl w:val="0"/>
+          <w:numId w:val="22"/>
+        </w:numPr>
+        <w:suppressLineNumbers w:val="0"/>
+        <w:spacing w:before="0" w:beforeAutospacing="0" w:line="17" w:lineRule="atLeast"/>
+        <w:ind w:left="420" w:leftChars="0" w:hanging="420" w:firstLineChars="0"/>
+        <w:jc w:val="both"/>
+        <w:rPr>
+          <w:rFonts w:hint="default" w:ascii="Times New Roman" w:hAnsi="Times New Roman" w:eastAsia="sans-serif" w:cs="Times New Roman"/>
+          <w:b w:val="0"/>
+          <w:bCs w:val="0"/>
+        </w:rPr>
+      </w:pPr>
+      <w:r>
+        <w:rPr>
+          <w:rFonts w:hint="default" w:ascii="Times New Roman" w:hAnsi="Times New Roman" w:eastAsia="sans-serif" w:cs="Times New Roman"/>
+          <w:b w:val="0"/>
+          <w:bCs w:val="0"/>
+        </w:rPr>
+        <w:t xml:space="preserve">Diagrammes d’activités : Ils modélisent le flux de contrôle et le comportement séquentiel ou parallèle d'un traitement métier complexe, tel que l'algorithme de calcul automatique d'une réservation Airbnb ou le cycle de facturation mensuelle. </w:t>
+      </w:r>
+      <w:r>
+        <w:rPr>
+          <w:rFonts w:hint="default" w:ascii="Times New Roman" w:hAnsi="Times New Roman" w:eastAsia="sans-serif" w:cs="Times New Roman"/>
+          <w:b w:val="0"/>
+          <w:bCs w:val="0"/>
+        </w:rPr>
+        <w:br w:type="textWrapping"/>
+      </w:r>
+    </w:p>
+    <w:p>
+      <w:pPr>
+        <w:pStyle w:val="9"/>
+        <w:keepNext w:val="0"/>
+        <w:keepLines w:val="0"/>
+        <w:widowControl/>
+        <w:numPr>
+          <w:ilvl w:val="0"/>
+          <w:numId w:val="22"/>
+        </w:numPr>
+        <w:suppressLineNumbers w:val="0"/>
+        <w:spacing w:before="0" w:beforeAutospacing="0" w:line="17" w:lineRule="atLeast"/>
+        <w:ind w:left="420" w:leftChars="0" w:hanging="420" w:firstLineChars="0"/>
+        <w:jc w:val="both"/>
+        <w:rPr>
+          <w:rFonts w:hint="default" w:ascii="Times New Roman" w:hAnsi="Times New Roman" w:eastAsia="sans-serif" w:cs="Times New Roman"/>
+          <w:b w:val="0"/>
+          <w:bCs w:val="0"/>
+        </w:rPr>
+      </w:pPr>
+      <w:r>
+        <w:rPr>
+          <w:rFonts w:hint="default" w:ascii="Times New Roman" w:hAnsi="Times New Roman" w:eastAsia="sans-serif" w:cs="Times New Roman"/>
+          <w:b w:val="0"/>
+          <w:bCs w:val="0"/>
+        </w:rPr>
+        <w:t xml:space="preserve">Diagrammes de séquences : Ils décrivent l’aspect dynamique du système en mettant en évidence l'ordre chronologique des échanges de messages entre les différents objets (ou couches de l'application : Controller, Service, Repository) pour accomplir un cas d'utilisation précis, comme l'authentification sécurisée par jeton JWT. </w:t>
+      </w:r>
+      <w:r>
+        <w:rPr>
+          <w:rFonts w:hint="default" w:ascii="Times New Roman" w:hAnsi="Times New Roman" w:eastAsia="sans-serif" w:cs="Times New Roman"/>
+          <w:b w:val="0"/>
+          <w:bCs w:val="0"/>
+        </w:rPr>
+        <w:br w:type="textWrapping"/>
+      </w:r>
+    </w:p>
+    <w:p>
+      <w:pPr>
+        <w:pStyle w:val="9"/>
+        <w:keepNext w:val="0"/>
+        <w:keepLines w:val="0"/>
+        <w:widowControl/>
+        <w:numPr>
+          <w:ilvl w:val="0"/>
+          <w:numId w:val="22"/>
+        </w:numPr>
+        <w:suppressLineNumbers w:val="0"/>
+        <w:spacing w:before="0" w:beforeAutospacing="0" w:line="17" w:lineRule="atLeast"/>
+        <w:ind w:left="420" w:leftChars="0" w:hanging="420" w:firstLineChars="0"/>
+        <w:jc w:val="both"/>
+        <w:rPr>
+          <w:rFonts w:hint="default" w:ascii="Times New Roman" w:hAnsi="Times New Roman" w:eastAsia="sans-serif" w:cs="Times New Roman"/>
+          <w:b w:val="0"/>
+          <w:bCs w:val="0"/>
+        </w:rPr>
+      </w:pPr>
+      <w:r>
+        <w:rPr>
+          <w:rFonts w:hint="default" w:ascii="Times New Roman" w:hAnsi="Times New Roman" w:eastAsia="sans-serif" w:cs="Times New Roman"/>
+          <w:b w:val="0"/>
+          <w:bCs w:val="0"/>
+        </w:rPr>
+        <w:t xml:space="preserve">Diagramme d’état-transition : Il illustre les différents états par lesquels peut passer un objet métier volatil au cours de son cycle de vie (par exemple, un appartement qui passe de l'état "Libre" à "Occupé", "En maintenance" ou une réservation "En attente", "Confirmée", "Clôturée"). </w:t>
+      </w:r>
+    </w:p>
+    <w:p>
+      <w:pPr>
+        <w:pStyle w:val="9"/>
+        <w:keepNext w:val="0"/>
+        <w:keepLines w:val="0"/>
+        <w:widowControl/>
+        <w:suppressLineNumbers w:val="0"/>
+        <w:spacing w:before="0" w:beforeAutospacing="0" w:line="17" w:lineRule="atLeast"/>
+        <w:jc w:val="both"/>
+        <w:rPr>
+          <w:rFonts w:hint="default" w:ascii="Times New Roman" w:hAnsi="Times New Roman" w:eastAsia="sans-serif" w:cs="Times New Roman"/>
+        </w:rPr>
+      </w:pPr>
+      <w:r>
+        <w:rPr>
+          <w:rFonts w:hint="default" w:ascii="Times New Roman" w:hAnsi="Times New Roman" w:eastAsia="sans-serif" w:cs="Times New Roman"/>
+          <w:b w:val="0"/>
+          <w:bCs w:val="0"/>
+        </w:rPr>
+        <w:t>Ce choix ciblé de diagrammes offre une vue à 360 degrés de notre application, garantissant une base rigoureuse pour l'étape de réalisation technique</w:t>
+      </w:r>
+      <w:r>
+        <w:rPr>
+          <w:rFonts w:hint="default" w:ascii="Times New Roman" w:hAnsi="Times New Roman" w:eastAsia="sans-serif" w:cs="Times New Roman"/>
+        </w:rPr>
+        <w:t xml:space="preserve">. </w:t>
+      </w:r>
     </w:p>
     <w:p>
       <w:pPr>
@@ -16671,12 +17163,379 @@
     </w:p>
     <w:p>
       <w:pPr>
-        <w:spacing w:line="360" w:lineRule="auto"/>
-        <w:jc w:val="both"/>
-        <w:rPr>
-          <w:rFonts w:ascii="Times New Roman" w:hAnsi="Times New Roman" w:cs="Times New Roman"/>
-          <w:sz w:val="24"/>
-          <w:szCs w:val="24"/>
+        <w:pStyle w:val="9"/>
+        <w:keepNext w:val="0"/>
+        <w:keepLines w:val="0"/>
+        <w:widowControl/>
+        <w:suppressLineNumbers w:val="0"/>
+        <w:spacing w:before="0" w:beforeAutospacing="0" w:line="17" w:lineRule="atLeast"/>
+        <w:jc w:val="both"/>
+        <w:rPr>
+          <w:rFonts w:hint="default" w:ascii="Times New Roman" w:hAnsi="Times New Roman" w:eastAsia="sans-serif" w:cs="Times New Roman"/>
+          <w:b w:val="0"/>
+          <w:bCs w:val="0"/>
+        </w:rPr>
+      </w:pPr>
+      <w:r>
+        <w:rPr>
+          <w:rFonts w:hint="default" w:ascii="Times New Roman" w:hAnsi="Times New Roman" w:eastAsia="sans-serif" w:cs="Times New Roman"/>
+          <w:b w:val="0"/>
+          <w:bCs w:val="0"/>
+        </w:rPr>
+        <w:t>La conduite d'un projet informatique</w:t>
+      </w:r>
+      <w:r>
+        <w:rPr>
+          <w:rFonts w:hint="default" w:ascii="Times New Roman" w:hAnsi="Times New Roman" w:eastAsia="sans-serif" w:cs="Times New Roman"/>
+          <w:b w:val="0"/>
+          <w:bCs w:val="0"/>
+          <w:lang w:val="fr-FR"/>
+        </w:rPr>
+        <w:t xml:space="preserve"> </w:t>
+      </w:r>
+      <w:r>
+        <w:rPr>
+          <w:rFonts w:hint="default" w:ascii="Times New Roman" w:hAnsi="Times New Roman" w:eastAsia="sans-serif" w:cs="Times New Roman"/>
+          <w:b w:val="0"/>
+          <w:bCs w:val="0"/>
+        </w:rPr>
+        <w:t xml:space="preserve">nécessite l'adoption d'un cadre méthodologique rigoureux, capable d'orienter efficacement les efforts de développement tout en minimisant les risques de dérive par rapport aux objectifs fonctionnels. Pour la mise en place de notre plateforme de gestion immobilière, nous avons suivi un cycle de vie logiciel structuré, découpé en quatre grandes étapes interdépendantes : </w:t>
+      </w:r>
+    </w:p>
+    <w:p>
+      <w:pPr>
+        <w:pStyle w:val="9"/>
+        <w:keepNext w:val="0"/>
+        <w:keepLines w:val="0"/>
+        <w:widowControl/>
+        <w:numPr>
+          <w:ilvl w:val="0"/>
+          <w:numId w:val="23"/>
+        </w:numPr>
+        <w:suppressLineNumbers w:val="0"/>
+        <w:spacing w:before="0" w:beforeAutospacing="0" w:line="17" w:lineRule="atLeast"/>
+        <w:ind w:left="425" w:leftChars="0" w:hanging="425" w:firstLineChars="0"/>
+        <w:jc w:val="both"/>
+        <w:rPr>
+          <w:rFonts w:hint="default" w:ascii="Times New Roman" w:hAnsi="Times New Roman" w:eastAsia="sans-serif" w:cs="Times New Roman"/>
+          <w:b w:val="0"/>
+          <w:bCs w:val="0"/>
+        </w:rPr>
+      </w:pPr>
+      <w:r>
+        <w:rPr>
+          <w:rFonts w:hint="default" w:ascii="Times New Roman" w:hAnsi="Times New Roman" w:eastAsia="sans-serif" w:cs="Times New Roman"/>
+          <w:b w:val="0"/>
+          <w:bCs w:val="0"/>
+        </w:rPr>
+        <w:t xml:space="preserve">Le recueil et l'analyse des besoins : Cette première phase a consisté à étudier l'état de l'art et les pratiques manuelles au Togo afin de dresser un inventaire précis des exigences fonctionnelles et non fonctionnelles (définition des profils Location classique et Airbnb, choix du paiement Mobile Money). </w:t>
+      </w:r>
+      <w:r>
+        <w:rPr>
+          <w:rFonts w:hint="default" w:ascii="Times New Roman" w:hAnsi="Times New Roman" w:eastAsia="sans-serif" w:cs="Times New Roman"/>
+          <w:b w:val="0"/>
+          <w:bCs w:val="0"/>
+        </w:rPr>
+        <w:br w:type="textWrapping"/>
+      </w:r>
+    </w:p>
+    <w:p>
+      <w:pPr>
+        <w:pStyle w:val="9"/>
+        <w:keepNext w:val="0"/>
+        <w:keepLines w:val="0"/>
+        <w:widowControl/>
+        <w:numPr>
+          <w:ilvl w:val="0"/>
+          <w:numId w:val="23"/>
+        </w:numPr>
+        <w:suppressLineNumbers w:val="0"/>
+        <w:spacing w:before="0" w:beforeAutospacing="0" w:line="17" w:lineRule="atLeast"/>
+        <w:ind w:left="425" w:leftChars="0" w:hanging="425" w:firstLineChars="0"/>
+        <w:jc w:val="both"/>
+        <w:rPr>
+          <w:rFonts w:hint="default" w:ascii="Times New Roman" w:hAnsi="Times New Roman" w:eastAsia="sans-serif" w:cs="Times New Roman"/>
+          <w:b w:val="0"/>
+          <w:bCs w:val="0"/>
+        </w:rPr>
+      </w:pPr>
+      <w:r>
+        <w:rPr>
+          <w:rFonts w:hint="default" w:ascii="Times New Roman" w:hAnsi="Times New Roman" w:eastAsia="sans-serif" w:cs="Times New Roman"/>
+          <w:b w:val="0"/>
+          <w:bCs w:val="0"/>
+        </w:rPr>
+        <w:t>La modélisation : En nous appuyant sur le langage UML 2.x, cette étape a permis de formaliser l'architecture conceptuelle, de cartographier les cas d'utilisation et de structurer le modèle relationnel de la base de données avant l'écriture d</w:t>
+      </w:r>
+      <w:r>
+        <w:rPr>
+          <w:rFonts w:hint="default" w:ascii="Times New Roman" w:hAnsi="Times New Roman" w:eastAsia="sans-serif" w:cs="Times New Roman"/>
+          <w:b w:val="0"/>
+          <w:bCs w:val="0"/>
+          <w:lang w:val="fr-FR"/>
+        </w:rPr>
+        <w:t>u</w:t>
+      </w:r>
+      <w:r>
+        <w:rPr>
+          <w:rFonts w:hint="default" w:ascii="Times New Roman" w:hAnsi="Times New Roman" w:eastAsia="sans-serif" w:cs="Times New Roman"/>
+          <w:b w:val="0"/>
+          <w:bCs w:val="0"/>
+        </w:rPr>
+        <w:t xml:space="preserve"> code. </w:t>
+      </w:r>
+      <w:r>
+        <w:rPr>
+          <w:rFonts w:hint="default" w:ascii="Times New Roman" w:hAnsi="Times New Roman" w:eastAsia="sans-serif" w:cs="Times New Roman"/>
+          <w:b w:val="0"/>
+          <w:bCs w:val="0"/>
+        </w:rPr>
+        <w:br w:type="textWrapping"/>
+      </w:r>
+    </w:p>
+    <w:p>
+      <w:pPr>
+        <w:pStyle w:val="9"/>
+        <w:keepNext w:val="0"/>
+        <w:keepLines w:val="0"/>
+        <w:widowControl/>
+        <w:numPr>
+          <w:ilvl w:val="0"/>
+          <w:numId w:val="23"/>
+        </w:numPr>
+        <w:suppressLineNumbers w:val="0"/>
+        <w:spacing w:before="0" w:beforeAutospacing="0" w:line="17" w:lineRule="atLeast"/>
+        <w:ind w:left="425" w:leftChars="0" w:hanging="425" w:firstLineChars="0"/>
+        <w:jc w:val="both"/>
+        <w:rPr>
+          <w:rFonts w:hint="default" w:ascii="Times New Roman" w:hAnsi="Times New Roman" w:eastAsia="sans-serif" w:cs="Times New Roman"/>
+          <w:b w:val="0"/>
+          <w:bCs w:val="0"/>
+        </w:rPr>
+      </w:pPr>
+      <w:r>
+        <w:rPr>
+          <w:rFonts w:hint="default" w:ascii="Times New Roman" w:hAnsi="Times New Roman" w:eastAsia="sans-serif" w:cs="Times New Roman"/>
+          <w:b w:val="0"/>
+          <w:bCs w:val="0"/>
+        </w:rPr>
+        <w:t xml:space="preserve">L'implémentation : Cette phase a concrétisé la conception à travers le développement en couches du backend Spring Boot, la création de l'interface d'administration web avec Angular, et la réalisation de l'application mobile avec Ionic/Angular. </w:t>
+      </w:r>
+    </w:p>
+    <w:p>
+      <w:pPr>
+        <w:pStyle w:val="9"/>
+        <w:keepNext w:val="0"/>
+        <w:keepLines w:val="0"/>
+        <w:widowControl/>
+        <w:numPr>
+          <w:ilvl w:val="0"/>
+          <w:numId w:val="23"/>
+        </w:numPr>
+        <w:suppressLineNumbers w:val="0"/>
+        <w:spacing w:before="0" w:beforeAutospacing="0" w:line="17" w:lineRule="atLeast"/>
+        <w:ind w:left="425" w:leftChars="0" w:hanging="425" w:firstLineChars="0"/>
+        <w:jc w:val="both"/>
+        <w:rPr>
+          <w:rFonts w:hint="default" w:ascii="Times New Roman" w:hAnsi="Times New Roman" w:eastAsia="sans-serif" w:cs="Times New Roman"/>
+          <w:b w:val="0"/>
+          <w:bCs w:val="0"/>
+        </w:rPr>
+      </w:pPr>
+      <w:r>
+        <w:rPr>
+          <w:rFonts w:hint="default" w:ascii="Times New Roman" w:hAnsi="Times New Roman" w:eastAsia="sans-serif" w:cs="Times New Roman"/>
+          <w:b w:val="0"/>
+          <w:bCs w:val="0"/>
+        </w:rPr>
+        <w:t xml:space="preserve">Les tests et la validation : Enfin, une phase de tests (intégration des API et de validation de la sandbox FedaPay) a été menée pour garantir, la sécurité (JWT) et la fluidité des flux opérationnels entre les interfaces. </w:t>
+      </w:r>
+    </w:p>
+    <w:p>
+      <w:pPr>
+        <w:pStyle w:val="5"/>
+        <w:keepNext w:val="0"/>
+        <w:keepLines w:val="0"/>
+        <w:widowControl/>
+        <w:suppressLineNumbers w:val="0"/>
+        <w:spacing w:before="0" w:beforeAutospacing="0" w:line="17" w:lineRule="atLeast"/>
+        <w:jc w:val="both"/>
+        <w:rPr>
+          <w:rFonts w:hint="default" w:ascii="Times New Roman" w:hAnsi="Times New Roman" w:eastAsia="sans-serif" w:cs="Times New Roman"/>
+          <w:b w:val="0"/>
+          <w:bCs w:val="0"/>
+        </w:rPr>
+      </w:pPr>
+      <w:r>
+        <w:rPr>
+          <w:rFonts w:hint="default" w:ascii="Times New Roman" w:hAnsi="Times New Roman" w:eastAsia="sans-serif" w:cs="Times New Roman"/>
+          <w:b w:val="0"/>
+          <w:bCs w:val="0"/>
+        </w:rPr>
+        <w:t>Justification de l'approche itérative et incrémentale</w:t>
+      </w:r>
+    </w:p>
+    <w:p>
+      <w:pPr>
+        <w:pStyle w:val="9"/>
+        <w:keepNext w:val="0"/>
+        <w:keepLines w:val="0"/>
+        <w:widowControl/>
+        <w:suppressLineNumbers w:val="0"/>
+        <w:spacing w:before="0" w:beforeAutospacing="0" w:line="17" w:lineRule="atLeast"/>
+        <w:jc w:val="both"/>
+        <w:rPr>
+          <w:rFonts w:hint="default" w:ascii="Times New Roman" w:hAnsi="Times New Roman" w:eastAsia="sans-serif" w:cs="Times New Roman"/>
+          <w:b w:val="0"/>
+          <w:bCs w:val="0"/>
+        </w:rPr>
+      </w:pPr>
+      <w:r>
+        <w:rPr>
+          <w:rFonts w:hint="default" w:ascii="Times New Roman" w:hAnsi="Times New Roman" w:eastAsia="sans-serif" w:cs="Times New Roman"/>
+          <w:b w:val="0"/>
+          <w:bCs w:val="0"/>
+        </w:rPr>
+        <w:t xml:space="preserve">Pour orchestrer ce cycle structuré, nous avons fait le choix stratégique de retenir une approche itérative et incrémentale, plutôt qu'un modèle rigide en cascade. Ce choix est pleinement justifié par deux contraintes majeures inhérentes à notre cadre de travail : </w:t>
+      </w:r>
+    </w:p>
+    <w:p>
+      <w:pPr>
+        <w:pStyle w:val="9"/>
+        <w:keepNext w:val="0"/>
+        <w:keepLines w:val="0"/>
+        <w:widowControl/>
+        <w:numPr>
+          <w:ilvl w:val="0"/>
+          <w:numId w:val="24"/>
+        </w:numPr>
+        <w:suppressLineNumbers w:val="0"/>
+        <w:spacing w:before="0" w:beforeAutospacing="0" w:line="17" w:lineRule="atLeast"/>
+        <w:ind w:left="420" w:leftChars="0" w:hanging="420" w:firstLineChars="0"/>
+        <w:jc w:val="both"/>
+        <w:rPr>
+          <w:rFonts w:hint="default" w:ascii="Times New Roman" w:hAnsi="Times New Roman" w:eastAsia="sans-serif" w:cs="Times New Roman"/>
+          <w:b w:val="0"/>
+          <w:bCs w:val="0"/>
+        </w:rPr>
+      </w:pPr>
+      <w:r>
+        <w:rPr>
+          <w:rFonts w:hint="default" w:ascii="Times New Roman" w:hAnsi="Times New Roman" w:eastAsia="sans-serif" w:cs="Times New Roman"/>
+          <w:b w:val="0"/>
+          <w:bCs w:val="0"/>
+        </w:rPr>
+        <w:t xml:space="preserve">Un projet mené en solo : En tant qu'unique concepteur et développeur de cette solution multi-plateforme, il était indispensable de fragmenter la complexité du système. L'approche incrémentale a permis de construire le logiciel brique par brique. Nous avons d'abord stabilisé les fondations (le backend et la base de données), puis développé l'incrément de la location classique (Profil A) incluant l'application mobile, avant de déployer l'incrément dédié à Airbnb (Profil B). </w:t>
+      </w:r>
+      <w:r>
+        <w:rPr>
+          <w:rFonts w:hint="default" w:ascii="Times New Roman" w:hAnsi="Times New Roman" w:eastAsia="sans-serif" w:cs="Times New Roman"/>
+          <w:b w:val="0"/>
+          <w:bCs w:val="0"/>
+        </w:rPr>
+        <w:br w:type="textWrapping"/>
+      </w:r>
+    </w:p>
+    <w:p>
+      <w:pPr>
+        <w:pStyle w:val="9"/>
+        <w:keepNext w:val="0"/>
+        <w:keepLines w:val="0"/>
+        <w:widowControl/>
+        <w:numPr>
+          <w:ilvl w:val="0"/>
+          <w:numId w:val="24"/>
+        </w:numPr>
+        <w:suppressLineNumbers w:val="0"/>
+        <w:spacing w:before="0" w:beforeAutospacing="0" w:line="17" w:lineRule="atLeast"/>
+        <w:ind w:left="420" w:leftChars="0" w:hanging="420" w:firstLineChars="0"/>
+        <w:jc w:val="both"/>
+        <w:rPr>
+          <w:rFonts w:ascii="Times New Roman" w:hAnsi="Times New Roman" w:cs="Times New Roman"/>
+          <w:sz w:val="24"/>
+          <w:szCs w:val="24"/>
+        </w:rPr>
+      </w:pPr>
+      <w:r>
+        <w:rPr>
+          <w:rFonts w:hint="default" w:ascii="Times New Roman" w:hAnsi="Times New Roman" w:eastAsia="sans-serif" w:cs="Times New Roman"/>
+          <w:b w:val="0"/>
+          <w:bCs w:val="0"/>
+        </w:rPr>
+        <w:t xml:space="preserve">Un calendrier restreint (3 à 4 mois) : Disposant d'un délai de réalisation fixé à quelques mois selon notre planning prévisionnel, ce modèle dynamique nous a offert la flexibilité nécessaire pour réajuster rapidement le tir. Chaque itération se soldait par un livrable fonctionnel et testable, réduisant </w:t>
+      </w:r>
+      <w:r>
+        <w:rPr>
+          <w:rFonts w:hint="default" w:ascii="Times New Roman" w:hAnsi="Times New Roman" w:eastAsia="sans-serif" w:cs="Times New Roman"/>
+          <w:b w:val="0"/>
+          <w:bCs w:val="0"/>
+          <w:lang w:val="fr-FR"/>
+        </w:rPr>
+        <w:t>la complexité</w:t>
+      </w:r>
+      <w:r>
+        <w:rPr>
+          <w:rFonts w:hint="default" w:ascii="Times New Roman" w:hAnsi="Times New Roman" w:eastAsia="sans-serif" w:cs="Times New Roman"/>
+          <w:b w:val="0"/>
+          <w:bCs w:val="0"/>
+        </w:rPr>
+        <w:t xml:space="preserve"> et garantissant la livraison d'une plateforme stable, pleinement opérationnelle et sécurisée</w:t>
+      </w:r>
+      <w:r>
+        <w:rPr>
+          <w:rFonts w:hint="default" w:ascii="Times New Roman" w:hAnsi="Times New Roman" w:eastAsia="sans-serif" w:cs="Times New Roman"/>
+          <w:b w:val="0"/>
+          <w:bCs w:val="0"/>
+          <w:lang w:val="fr-FR"/>
+        </w:rPr>
+        <w:t>.</w:t>
+      </w:r>
+      <w:r>
+        <w:rPr>
+          <w:rFonts w:hint="default" w:ascii="Times New Roman" w:hAnsi="Times New Roman" w:eastAsia="sans-serif" w:cs="Times New Roman"/>
+          <w:b w:val="0"/>
+          <w:bCs w:val="0"/>
+        </w:rPr>
+        <w:t xml:space="preserve"> </w:t>
+      </w:r>
+    </w:p>
+    <w:p>
+      <w:pPr>
+        <w:pStyle w:val="9"/>
+        <w:keepNext w:val="0"/>
+        <w:keepLines w:val="0"/>
+        <w:widowControl/>
+        <w:numPr>
+          <w:numId w:val="0"/>
+        </w:numPr>
+        <w:suppressLineNumbers w:val="0"/>
+        <w:spacing w:before="0" w:beforeAutospacing="0" w:line="17" w:lineRule="atLeast"/>
+        <w:ind w:leftChars="0" w:right="0" w:rightChars="0"/>
+        <w:jc w:val="both"/>
+        <w:rPr>
+          <w:rFonts w:hint="default" w:ascii="Times New Roman" w:hAnsi="Times New Roman" w:eastAsia="sans-serif" w:cs="Times New Roman"/>
+          <w:b w:val="0"/>
+          <w:bCs w:val="0"/>
+        </w:rPr>
+      </w:pPr>
+    </w:p>
+    <w:p>
+      <w:pPr>
+        <w:pStyle w:val="9"/>
+        <w:keepNext w:val="0"/>
+        <w:keepLines w:val="0"/>
+        <w:widowControl/>
+        <w:numPr>
+          <w:numId w:val="0"/>
+        </w:numPr>
+        <w:suppressLineNumbers w:val="0"/>
+        <w:spacing w:before="0" w:beforeAutospacing="0" w:line="17" w:lineRule="atLeast"/>
+        <w:ind w:leftChars="0" w:right="0" w:rightChars="0"/>
+        <w:jc w:val="both"/>
+        <w:rPr>
+          <w:rFonts w:hint="default" w:ascii="Times New Roman" w:hAnsi="Times New Roman" w:eastAsia="sans-serif" w:cs="Times New Roman"/>
+          <w:b w:val="0"/>
+          <w:bCs w:val="0"/>
         </w:rPr>
       </w:pPr>
     </w:p>
@@ -16706,12 +17565,128 @@
       </w:r>
       <w:bookmarkEnd w:id="27"/>
     </w:p>
-    <w:p>
-      <w:pPr>
-        <w:spacing w:line="360" w:lineRule="auto"/>
-        <w:jc w:val="both"/>
-        <w:rPr>
-          <w:rFonts w:ascii="Times New Roman" w:hAnsi="Times New Roman" w:cs="Times New Roman"/>
+    <w:p/>
+    <w:p>
+      <w:pPr>
+        <w:jc w:val="both"/>
+        <w:rPr>
+          <w:rFonts w:hint="default" w:ascii="Times New Roman" w:hAnsi="Times New Roman" w:eastAsia="SimSun" w:cs="Times New Roman"/>
+          <w:sz w:val="24"/>
+          <w:szCs w:val="24"/>
+          <w:lang w:val="fr-FR"/>
+        </w:rPr>
+      </w:pPr>
+      <w:r>
+        <w:rPr>
+          <w:rFonts w:hint="default" w:ascii="Times New Roman" w:hAnsi="Times New Roman" w:eastAsia="SimSun" w:cs="Times New Roman"/>
+          <w:sz w:val="24"/>
+          <w:szCs w:val="24"/>
+          <w:lang w:val="fr-FR"/>
+        </w:rPr>
+        <w:t>Cette partie se focalise sur la</w:t>
+      </w:r>
+      <w:r>
+        <w:rPr>
+          <w:rFonts w:hint="default" w:ascii="Times New Roman" w:hAnsi="Times New Roman" w:eastAsia="SimSun" w:cs="Times New Roman"/>
+          <w:sz w:val="24"/>
+          <w:szCs w:val="24"/>
+        </w:rPr>
+        <w:t xml:space="preserve"> formalis</w:t>
+      </w:r>
+      <w:r>
+        <w:rPr>
+          <w:rFonts w:hint="default" w:ascii="Times New Roman" w:hAnsi="Times New Roman" w:eastAsia="SimSun" w:cs="Times New Roman"/>
+          <w:sz w:val="24"/>
+          <w:szCs w:val="24"/>
+          <w:lang w:val="fr-FR"/>
+        </w:rPr>
+        <w:t>ation de</w:t>
+      </w:r>
+      <w:r>
+        <w:rPr>
+          <w:rFonts w:hint="default" w:ascii="Times New Roman" w:hAnsi="Times New Roman" w:eastAsia="SimSun" w:cs="Times New Roman"/>
+          <w:sz w:val="24"/>
+          <w:szCs w:val="24"/>
+        </w:rPr>
+        <w:t xml:space="preserve"> l’ensemble des spécifications fonctionnelles et techniques nécessaires à la réalisation de la plateforme. Son objectif est de modéliser avec précision les interactions, les flux de données et les règles métiers afin de répondre a notre problématique</w:t>
+      </w:r>
+      <w:r>
+        <w:rPr>
+          <w:rFonts w:hint="default" w:ascii="Times New Roman" w:hAnsi="Times New Roman" w:eastAsia="SimSun" w:cs="Times New Roman"/>
+          <w:sz w:val="24"/>
+          <w:szCs w:val="24"/>
+          <w:lang w:val="fr-FR"/>
+        </w:rPr>
+        <w:t xml:space="preserve"> posée.</w:t>
+      </w:r>
+    </w:p>
+    <w:p>
+      <w:pPr>
+        <w:rPr>
+          <w:rFonts w:ascii="SimSun" w:hAnsi="SimSun" w:eastAsia="SimSun" w:cs="SimSun"/>
+          <w:sz w:val="24"/>
+          <w:szCs w:val="24"/>
+        </w:rPr>
+      </w:pPr>
+    </w:p>
+    <w:p>
+      <w:pPr>
+        <w:rPr>
+          <w:rFonts w:ascii="SimSun" w:hAnsi="SimSun" w:eastAsia="SimSun" w:cs="SimSun"/>
+          <w:sz w:val="24"/>
+          <w:szCs w:val="24"/>
+        </w:rPr>
+      </w:pPr>
+    </w:p>
+    <w:p>
+      <w:pPr>
+        <w:rPr>
+          <w:rFonts w:ascii="SimSun" w:hAnsi="SimSun" w:eastAsia="SimSun" w:cs="SimSun"/>
+          <w:sz w:val="24"/>
+          <w:szCs w:val="24"/>
+        </w:rPr>
+      </w:pPr>
+    </w:p>
+    <w:p>
+      <w:pPr>
+        <w:rPr>
+          <w:rFonts w:ascii="SimSun" w:hAnsi="SimSun" w:eastAsia="SimSun" w:cs="SimSun"/>
+          <w:sz w:val="24"/>
+          <w:szCs w:val="24"/>
+        </w:rPr>
+      </w:pPr>
+    </w:p>
+    <w:p>
+      <w:pPr>
+        <w:rPr>
+          <w:rFonts w:ascii="SimSun" w:hAnsi="SimSun" w:eastAsia="SimSun" w:cs="SimSun"/>
+          <w:sz w:val="24"/>
+          <w:szCs w:val="24"/>
+        </w:rPr>
+      </w:pPr>
+    </w:p>
+    <w:p>
+      <w:pPr>
+        <w:rPr>
+          <w:rFonts w:ascii="SimSun" w:hAnsi="SimSun" w:eastAsia="SimSun" w:cs="SimSun"/>
+          <w:sz w:val="24"/>
+          <w:szCs w:val="24"/>
+        </w:rPr>
+      </w:pPr>
+    </w:p>
+    <w:p>
+      <w:pPr>
+        <w:rPr>
+          <w:rFonts w:ascii="SimSun" w:hAnsi="SimSun" w:eastAsia="SimSun" w:cs="SimSun"/>
+          <w:sz w:val="24"/>
+          <w:szCs w:val="24"/>
+        </w:rPr>
+      </w:pPr>
+    </w:p>
+    <w:p>
+      <w:pPr>
+        <w:rPr>
+          <w:rFonts w:ascii="SimSun" w:hAnsi="SimSun" w:eastAsia="SimSun" w:cs="SimSun"/>
           <w:sz w:val="24"/>
           <w:szCs w:val="24"/>
         </w:rPr>
@@ -16752,6 +17727,592 @@
     </w:p>
     <w:p>
       <w:pPr>
+        <w:spacing w:line="360" w:lineRule="auto"/>
+        <w:jc w:val="both"/>
+        <w:rPr>
+          <w:rFonts w:ascii="Times New Roman" w:hAnsi="Times New Roman" w:cs="Times New Roman"/>
+          <w:sz w:val="24"/>
+          <w:szCs w:val="24"/>
+        </w:rPr>
+      </w:pPr>
+      <w:r>
+        <w:rPr>
+          <w:sz w:val="24"/>
+        </w:rPr>
+        <mc:AlternateContent>
+          <mc:Choice Requires="wps">
+            <w:drawing>
+              <wp:anchor distT="0" distB="0" distL="114300" distR="114300" simplePos="0" relativeHeight="251677696" behindDoc="0" locked="0" layoutInCell="1" allowOverlap="1">
+                <wp:simplePos x="0" y="0"/>
+                <wp:positionH relativeFrom="column">
+                  <wp:posOffset>79375</wp:posOffset>
+                </wp:positionH>
+                <wp:positionV relativeFrom="paragraph">
+                  <wp:posOffset>90170</wp:posOffset>
+                </wp:positionV>
+                <wp:extent cx="5362575" cy="4418330"/>
+                <wp:effectExtent l="0" t="0" r="9525" b="1270"/>
+                <wp:wrapNone/>
+                <wp:docPr id="8" name="Zone de texte 8"/>
+                <wp:cNvGraphicFramePr/>
+                <a:graphic xmlns:a="http://schemas.openxmlformats.org/drawingml/2006/main">
+                  <a:graphicData uri="http://schemas.microsoft.com/office/word/2010/wordprocessingShape">
+                    <wps:wsp>
+                      <wps:cNvSpPr txBox="1"/>
+                      <wps:spPr>
+                        <a:xfrm>
+                          <a:off x="984885" y="1355725"/>
+                          <a:ext cx="5362575" cy="4418330"/>
+                        </a:xfrm>
+                        <a:prstGeom prst="rect">
+                          <a:avLst/>
+                        </a:prstGeom>
+                        <a:solidFill>
+                          <a:schemeClr val="lt1"/>
+                        </a:solidFill>
+                        <a:ln w="6350">
+                          <a:noFill/>
+                        </a:ln>
+                      </wps:spPr>
+                      <wps:style>
+                        <a:lnRef idx="0">
+                          <a:schemeClr val="accent1"/>
+                        </a:lnRef>
+                        <a:fillRef idx="0">
+                          <a:schemeClr val="accent1"/>
+                        </a:fillRef>
+                        <a:effectRef idx="0">
+                          <a:schemeClr val="accent1"/>
+                        </a:effectRef>
+                        <a:fontRef idx="minor">
+                          <a:schemeClr val="dk1"/>
+                        </a:fontRef>
+                      </wps:style>
+                      <wps:txbx>
+                        <w:txbxContent>
+                          <w:p>
+                            <w:pPr>
+                              <w:rPr>
+                                <w:rFonts w:hint="default"/>
+                                <w:lang w:val="fr-FR"/>
+                              </w:rPr>
+                            </w:pPr>
+                            <w:r>
+                              <w:rPr>
+                                <w:rFonts w:hint="default"/>
+                                <w:lang w:val="fr-FR"/>
+                              </w:rPr>
+                              <w:drawing>
+                                <wp:inline distT="0" distB="0" distL="114300" distR="114300">
+                                  <wp:extent cx="5168265" cy="4228465"/>
+                                  <wp:effectExtent l="0" t="0" r="13335" b="635"/>
+                                  <wp:docPr id="10" name="Image 10" descr="Contexte.drawio"/>
+                                  <wp:cNvGraphicFramePr>
+                                    <a:graphicFrameLocks xmlns:a="http://schemas.openxmlformats.org/drawingml/2006/main" noChangeAspect="1"/>
+                                  </wp:cNvGraphicFramePr>
+                                  <a:graphic xmlns:a="http://schemas.openxmlformats.org/drawingml/2006/main">
+                                    <a:graphicData uri="http://schemas.openxmlformats.org/drawingml/2006/picture">
+                                      <pic:pic xmlns:pic="http://schemas.openxmlformats.org/drawingml/2006/picture">
+                                        <pic:nvPicPr>
+                                          <pic:cNvPr id="10" name="Image 10" descr="Contexte.drawio"/>
+                                          <pic:cNvPicPr>
+                                            <a:picLocks noChangeAspect="1"/>
+                                          </pic:cNvPicPr>
+                                        </pic:nvPicPr>
+                                        <pic:blipFill>
+                                          <a:blip r:embed="rId15"/>
+                                          <a:stretch>
+                                            <a:fillRect/>
+                                          </a:stretch>
+                                        </pic:blipFill>
+                                        <pic:spPr>
+                                          <a:xfrm>
+                                            <a:off x="0" y="0"/>
+                                            <a:ext cx="5168265" cy="4228465"/>
+                                          </a:xfrm>
+                                          <a:prstGeom prst="rect">
+                                            <a:avLst/>
+                                          </a:prstGeom>
+                                        </pic:spPr>
+                                      </pic:pic>
+                                    </a:graphicData>
+                                  </a:graphic>
+                                </wp:inline>
+                              </w:drawing>
+                            </w:r>
+                          </w:p>
+                        </w:txbxContent>
+                      </wps:txbx>
+                      <wps:bodyPr rot="0" spcFirstLastPara="0" vertOverflow="overflow" horzOverflow="overflow" vert="horz" wrap="square" lIns="91440" tIns="45720" rIns="91440" bIns="45720" numCol="1" spcCol="0" rtlCol="0" fromWordArt="0" anchor="t" anchorCtr="0" forceAA="0" compatLnSpc="1">
+                        <a:noAutofit/>
+                      </wps:bodyPr>
+                    </wps:wsp>
+                  </a:graphicData>
+                </a:graphic>
+              </wp:anchor>
+            </w:drawing>
+          </mc:Choice>
+          <mc:Fallback>
+            <w:pict>
+              <v:shape id="_x0000_s1026" o:spid="_x0000_s1026" o:spt="202" type="#_x0000_t202" style="position:absolute;left:0pt;margin-left:6.25pt;margin-top:7.1pt;height:347.9pt;width:422.25pt;z-index:251677696;mso-width-relative:page;mso-height-relative:page;" fillcolor="#FFFFFF [3201]" filled="t" stroked="f" coordsize="21600,21600" o:gfxdata="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">
+                <v:fill on="t" focussize="0,0"/>
+                <v:stroke on="f" weight="0.5pt"/>
+                <v:imagedata o:title=""/>
+                <o:lock v:ext="edit" aspectratio="f"/>
+                <v:textbox>
+                  <w:txbxContent>
+                    <w:p>
+                      <w:pPr>
+                        <w:rPr>
+                          <w:rFonts w:hint="default"/>
+                          <w:lang w:val="fr-FR"/>
+                        </w:rPr>
+                      </w:pPr>
+                      <w:r>
+                        <w:rPr>
+                          <w:rFonts w:hint="default"/>
+                          <w:lang w:val="fr-FR"/>
+                        </w:rPr>
+                        <w:drawing>
+                          <wp:inline distT="0" distB="0" distL="114300" distR="114300">
+                            <wp:extent cx="5168265" cy="4228465"/>
+                            <wp:effectExtent l="0" t="0" r="13335" b="635"/>
+                            <wp:docPr id="10" name="Image 10" descr="Contexte.drawio"/>
+                            <wp:cNvGraphicFramePr>
+                              <a:graphicFrameLocks xmlns:a="http://schemas.openxmlformats.org/drawingml/2006/main" noChangeAspect="1"/>
+                            </wp:cNvGraphicFramePr>
+                            <a:graphic xmlns:a="http://schemas.openxmlformats.org/drawingml/2006/main">
+                              <a:graphicData uri="http://schemas.openxmlformats.org/drawingml/2006/picture">
+                                <pic:pic xmlns:pic="http://schemas.openxmlformats.org/drawingml/2006/picture">
+                                  <pic:nvPicPr>
+                                    <pic:cNvPr id="10" name="Image 10" descr="Contexte.drawio"/>
+                                    <pic:cNvPicPr>
+                                      <a:picLocks noChangeAspect="1"/>
+                                    </pic:cNvPicPr>
+                                  </pic:nvPicPr>
+                                  <pic:blipFill>
+                                    <a:blip r:embed="rId15"/>
+                                    <a:stretch>
+                                      <a:fillRect/>
+                                    </a:stretch>
+                                  </pic:blipFill>
+                                  <pic:spPr>
+                                    <a:xfrm>
+                                      <a:off x="0" y="0"/>
+                                      <a:ext cx="5168265" cy="4228465"/>
+                                    </a:xfrm>
+                                    <a:prstGeom prst="rect">
+                                      <a:avLst/>
+                                    </a:prstGeom>
+                                  </pic:spPr>
+                                </pic:pic>
+                              </a:graphicData>
+                            </a:graphic>
+                          </wp:inline>
+                        </w:drawing>
+                      </w:r>
+                    </w:p>
+                  </w:txbxContent>
+                </v:textbox>
+              </v:shape>
+            </w:pict>
+          </mc:Fallback>
+        </mc:AlternateContent>
+      </w:r>
+    </w:p>
+    <w:p>
+      <w:pPr>
+        <w:spacing w:line="360" w:lineRule="auto"/>
+        <w:jc w:val="both"/>
+        <w:rPr>
+          <w:rFonts w:ascii="Times New Roman" w:hAnsi="Times New Roman" w:cs="Times New Roman"/>
+          <w:sz w:val="24"/>
+          <w:szCs w:val="24"/>
+        </w:rPr>
+      </w:pPr>
+    </w:p>
+    <w:p>
+      <w:pPr>
+        <w:spacing w:line="360" w:lineRule="auto"/>
+        <w:jc w:val="both"/>
+        <w:rPr>
+          <w:rFonts w:ascii="Times New Roman" w:hAnsi="Times New Roman" w:cs="Times New Roman"/>
+          <w:sz w:val="24"/>
+          <w:szCs w:val="24"/>
+        </w:rPr>
+      </w:pPr>
+    </w:p>
+    <w:p>
+      <w:pPr>
+        <w:spacing w:line="360" w:lineRule="auto"/>
+        <w:jc w:val="both"/>
+        <w:rPr>
+          <w:rFonts w:ascii="Times New Roman" w:hAnsi="Times New Roman" w:cs="Times New Roman"/>
+          <w:sz w:val="24"/>
+          <w:szCs w:val="24"/>
+        </w:rPr>
+      </w:pPr>
+    </w:p>
+    <w:p>
+      <w:pPr>
+        <w:spacing w:line="360" w:lineRule="auto"/>
+        <w:jc w:val="both"/>
+        <w:rPr>
+          <w:rFonts w:ascii="Times New Roman" w:hAnsi="Times New Roman" w:cs="Times New Roman"/>
+          <w:sz w:val="24"/>
+          <w:szCs w:val="24"/>
+        </w:rPr>
+      </w:pPr>
+    </w:p>
+    <w:p>
+      <w:pPr>
+        <w:spacing w:line="360" w:lineRule="auto"/>
+        <w:jc w:val="both"/>
+        <w:rPr>
+          <w:rFonts w:ascii="Times New Roman" w:hAnsi="Times New Roman" w:cs="Times New Roman"/>
+          <w:sz w:val="24"/>
+          <w:szCs w:val="24"/>
+        </w:rPr>
+      </w:pPr>
+    </w:p>
+    <w:p>
+      <w:pPr>
+        <w:spacing w:line="360" w:lineRule="auto"/>
+        <w:jc w:val="both"/>
+        <w:rPr>
+          <w:rFonts w:ascii="Times New Roman" w:hAnsi="Times New Roman" w:cs="Times New Roman"/>
+          <w:sz w:val="24"/>
+          <w:szCs w:val="24"/>
+        </w:rPr>
+      </w:pPr>
+    </w:p>
+    <w:p>
+      <w:pPr>
+        <w:spacing w:line="360" w:lineRule="auto"/>
+        <w:jc w:val="both"/>
+        <w:rPr>
+          <w:rFonts w:ascii="Times New Roman" w:hAnsi="Times New Roman" w:cs="Times New Roman"/>
+          <w:sz w:val="24"/>
+          <w:szCs w:val="24"/>
+        </w:rPr>
+      </w:pPr>
+    </w:p>
+    <w:p>
+      <w:pPr>
+        <w:spacing w:line="360" w:lineRule="auto"/>
+        <w:jc w:val="both"/>
+        <w:rPr>
+          <w:rFonts w:ascii="Times New Roman" w:hAnsi="Times New Roman" w:cs="Times New Roman"/>
+          <w:sz w:val="24"/>
+          <w:szCs w:val="24"/>
+        </w:rPr>
+      </w:pPr>
+    </w:p>
+    <w:p>
+      <w:pPr>
+        <w:spacing w:line="360" w:lineRule="auto"/>
+        <w:jc w:val="both"/>
+        <w:rPr>
+          <w:rFonts w:ascii="Times New Roman" w:hAnsi="Times New Roman" w:cs="Times New Roman"/>
+          <w:sz w:val="24"/>
+          <w:szCs w:val="24"/>
+        </w:rPr>
+      </w:pPr>
+    </w:p>
+    <w:p>
+      <w:pPr>
+        <w:spacing w:line="360" w:lineRule="auto"/>
+        <w:jc w:val="both"/>
+        <w:rPr>
+          <w:rFonts w:ascii="Times New Roman" w:hAnsi="Times New Roman" w:cs="Times New Roman"/>
+          <w:sz w:val="24"/>
+          <w:szCs w:val="24"/>
+        </w:rPr>
+      </w:pPr>
+    </w:p>
+    <w:p>
+      <w:pPr>
+        <w:spacing w:line="360" w:lineRule="auto"/>
+        <w:jc w:val="both"/>
+        <w:rPr>
+          <w:rFonts w:ascii="Times New Roman" w:hAnsi="Times New Roman" w:cs="Times New Roman"/>
+          <w:sz w:val="24"/>
+          <w:szCs w:val="24"/>
+        </w:rPr>
+      </w:pPr>
+    </w:p>
+    <w:p>
+      <w:pPr>
+        <w:spacing w:line="360" w:lineRule="auto"/>
+        <w:jc w:val="both"/>
+        <w:rPr>
+          <w:rFonts w:ascii="Times New Roman" w:hAnsi="Times New Roman" w:cs="Times New Roman"/>
+          <w:sz w:val="24"/>
+          <w:szCs w:val="24"/>
+        </w:rPr>
+      </w:pPr>
+    </w:p>
+    <w:p>
+      <w:pPr>
+        <w:spacing w:line="360" w:lineRule="auto"/>
+        <w:jc w:val="both"/>
+        <w:rPr>
+          <w:rFonts w:hint="default" w:ascii="Times New Roman" w:hAnsi="Times New Roman" w:eastAsia="SimSun" w:cs="Times New Roman"/>
+          <w:b w:val="0"/>
+          <w:bCs w:val="0"/>
+          <w:sz w:val="24"/>
+          <w:szCs w:val="24"/>
+        </w:rPr>
+      </w:pPr>
+      <w:r>
+        <w:rPr>
+          <w:rFonts w:hint="default" w:ascii="Times New Roman" w:hAnsi="Times New Roman" w:eastAsia="SimSun" w:cs="Times New Roman"/>
+          <w:b w:val="0"/>
+          <w:bCs w:val="0"/>
+          <w:sz w:val="24"/>
+          <w:szCs w:val="24"/>
+          <w:lang w:val="fr-FR"/>
+        </w:rPr>
+        <w:t xml:space="preserve">C </w:t>
+      </w:r>
+      <w:r>
+        <w:rPr>
+          <w:rFonts w:hint="default" w:ascii="Times New Roman" w:hAnsi="Times New Roman" w:eastAsia="SimSun" w:cs="Times New Roman"/>
+          <w:b w:val="0"/>
+          <w:bCs w:val="0"/>
+          <w:sz w:val="24"/>
+          <w:szCs w:val="24"/>
+        </w:rPr>
+        <w:t xml:space="preserve">e diagramme délimite le périmètre du système. Il identifie deux acteurs principaux en interaction avec la plateforme : </w:t>
+      </w:r>
+    </w:p>
+    <w:p>
+      <w:pPr>
+        <w:numPr>
+          <w:ilvl w:val="0"/>
+          <w:numId w:val="25"/>
+        </w:numPr>
+        <w:spacing w:line="360" w:lineRule="auto"/>
+        <w:jc w:val="both"/>
+        <w:rPr>
+          <w:rFonts w:hint="default" w:ascii="Times New Roman" w:hAnsi="Times New Roman" w:cs="Times New Roman"/>
+          <w:b w:val="0"/>
+          <w:bCs w:val="0"/>
+          <w:sz w:val="24"/>
+          <w:szCs w:val="24"/>
+        </w:rPr>
+      </w:pPr>
+      <w:r>
+        <w:rPr>
+          <w:rFonts w:hint="default" w:ascii="Times New Roman" w:hAnsi="Times New Roman" w:eastAsia="SimSun" w:cs="Times New Roman"/>
+          <w:b w:val="0"/>
+          <w:bCs w:val="0"/>
+          <w:sz w:val="24"/>
+          <w:szCs w:val="24"/>
+        </w:rPr>
+        <w:t xml:space="preserve">le </w:t>
+      </w:r>
+      <w:r>
+        <w:rPr>
+          <w:rStyle w:val="7"/>
+          <w:rFonts w:hint="default" w:ascii="Times New Roman" w:hAnsi="Times New Roman" w:eastAsia="SimSun" w:cs="Times New Roman"/>
+          <w:b w:val="0"/>
+          <w:bCs w:val="0"/>
+          <w:sz w:val="24"/>
+          <w:szCs w:val="24"/>
+        </w:rPr>
+        <w:t>Propriétaire</w:t>
+      </w:r>
+      <w:r>
+        <w:rPr>
+          <w:rFonts w:hint="default" w:ascii="Times New Roman" w:hAnsi="Times New Roman" w:eastAsia="SimSun" w:cs="Times New Roman"/>
+          <w:b w:val="0"/>
+          <w:bCs w:val="0"/>
+          <w:sz w:val="24"/>
+          <w:szCs w:val="24"/>
+        </w:rPr>
+        <w:t xml:space="preserve">, qui accède au système via l'interface web, </w:t>
+      </w:r>
+    </w:p>
+    <w:p>
+      <w:pPr>
+        <w:numPr>
+          <w:ilvl w:val="0"/>
+          <w:numId w:val="25"/>
+        </w:numPr>
+        <w:spacing w:line="360" w:lineRule="auto"/>
+        <w:jc w:val="both"/>
+        <w:rPr>
+          <w:rFonts w:hint="default" w:ascii="Times New Roman" w:hAnsi="Times New Roman" w:cs="Times New Roman"/>
+          <w:b w:val="0"/>
+          <w:bCs w:val="0"/>
+          <w:sz w:val="24"/>
+          <w:szCs w:val="24"/>
+        </w:rPr>
+      </w:pPr>
+      <w:r>
+        <w:rPr>
+          <w:rStyle w:val="7"/>
+          <w:rFonts w:hint="default" w:ascii="Times New Roman" w:hAnsi="Times New Roman" w:eastAsia="SimSun" w:cs="Times New Roman"/>
+          <w:b w:val="0"/>
+          <w:bCs w:val="0"/>
+          <w:sz w:val="24"/>
+          <w:szCs w:val="24"/>
+        </w:rPr>
+        <w:t>Locataire</w:t>
+      </w:r>
+      <w:r>
+        <w:rPr>
+          <w:rFonts w:hint="default" w:ascii="Times New Roman" w:hAnsi="Times New Roman" w:eastAsia="SimSun" w:cs="Times New Roman"/>
+          <w:b w:val="0"/>
+          <w:bCs w:val="0"/>
+          <w:sz w:val="24"/>
+          <w:szCs w:val="24"/>
+        </w:rPr>
+        <w:t xml:space="preserve">, qui interagit via l'application mobile. </w:t>
+      </w:r>
+    </w:p>
+    <w:p>
+      <w:pPr>
+        <w:numPr>
+          <w:ilvl w:val="0"/>
+          <w:numId w:val="25"/>
+        </w:numPr>
+        <w:spacing w:line="360" w:lineRule="auto"/>
+        <w:jc w:val="both"/>
+        <w:rPr>
+          <w:rFonts w:hint="default" w:ascii="Times New Roman" w:hAnsi="Times New Roman" w:cs="Times New Roman"/>
+          <w:b w:val="0"/>
+          <w:bCs w:val="0"/>
+          <w:sz w:val="24"/>
+          <w:szCs w:val="24"/>
+        </w:rPr>
+      </w:pPr>
+      <w:r>
+        <w:rPr>
+          <w:rFonts w:hint="default" w:ascii="Times New Roman" w:hAnsi="Times New Roman" w:eastAsia="SimSun" w:cs="Times New Roman"/>
+          <w:b w:val="0"/>
+          <w:bCs w:val="0"/>
+          <w:sz w:val="24"/>
+          <w:szCs w:val="24"/>
+        </w:rPr>
+        <w:t xml:space="preserve">Un acteur externe, </w:t>
+      </w:r>
+      <w:r>
+        <w:rPr>
+          <w:rStyle w:val="7"/>
+          <w:rFonts w:hint="default" w:ascii="Times New Roman" w:hAnsi="Times New Roman" w:eastAsia="SimSun" w:cs="Times New Roman"/>
+          <w:b w:val="0"/>
+          <w:bCs w:val="0"/>
+          <w:sz w:val="24"/>
+          <w:szCs w:val="24"/>
+        </w:rPr>
+        <w:t>FedaPay</w:t>
+      </w:r>
+      <w:r>
+        <w:rPr>
+          <w:rFonts w:hint="default" w:ascii="Times New Roman" w:hAnsi="Times New Roman" w:eastAsia="SimSun" w:cs="Times New Roman"/>
+          <w:b w:val="0"/>
+          <w:bCs w:val="0"/>
+          <w:sz w:val="24"/>
+          <w:szCs w:val="24"/>
+        </w:rPr>
+        <w:t xml:space="preserve">, </w:t>
+      </w:r>
+      <w:r>
+        <w:rPr>
+          <w:rFonts w:hint="default" w:ascii="Times New Roman" w:hAnsi="Times New Roman" w:eastAsia="SimSun" w:cs="Times New Roman"/>
+          <w:b w:val="0"/>
+          <w:bCs w:val="0"/>
+          <w:sz w:val="24"/>
+          <w:szCs w:val="24"/>
+          <w:lang w:val="fr-FR"/>
+        </w:rPr>
+        <w:t xml:space="preserve">qui </w:t>
+      </w:r>
+      <w:r>
+        <w:rPr>
+          <w:rFonts w:hint="default" w:ascii="Times New Roman" w:hAnsi="Times New Roman" w:eastAsia="SimSun" w:cs="Times New Roman"/>
+          <w:b w:val="0"/>
+          <w:bCs w:val="0"/>
+          <w:sz w:val="24"/>
+          <w:szCs w:val="24"/>
+        </w:rPr>
+        <w:t>représente la passerelle de paiement Mobile Money.</w:t>
+      </w:r>
+    </w:p>
+    <w:p>
+      <w:pPr>
+        <w:numPr>
+          <w:numId w:val="0"/>
+        </w:numPr>
+        <w:spacing w:line="360" w:lineRule="auto"/>
+        <w:jc w:val="both"/>
+        <w:rPr>
+          <w:rFonts w:hint="default" w:ascii="Times New Roman" w:hAnsi="Times New Roman" w:cs="Times New Roman"/>
+          <w:b w:val="0"/>
+          <w:bCs w:val="0"/>
+          <w:sz w:val="24"/>
+          <w:szCs w:val="24"/>
+        </w:rPr>
+      </w:pPr>
+      <w:r>
+        <w:rPr>
+          <w:rFonts w:hint="default" w:ascii="Times New Roman" w:hAnsi="Times New Roman" w:eastAsia="SimSun" w:cs="Times New Roman"/>
+          <w:b w:val="0"/>
+          <w:bCs w:val="0"/>
+          <w:sz w:val="24"/>
+          <w:szCs w:val="24"/>
+        </w:rPr>
+        <w:t xml:space="preserve"> Le système reçoit les actions des acteurs et leur retourne des informations en temps réel.</w:t>
+      </w:r>
+    </w:p>
+    <w:p>
+      <w:pPr>
+        <w:spacing w:line="360" w:lineRule="auto"/>
+        <w:jc w:val="both"/>
+        <w:rPr>
+          <w:rFonts w:ascii="Times New Roman" w:hAnsi="Times New Roman" w:cs="Times New Roman"/>
+          <w:sz w:val="24"/>
+          <w:szCs w:val="24"/>
+        </w:rPr>
+      </w:pPr>
+    </w:p>
+    <w:p>
+      <w:pPr>
+        <w:spacing w:line="360" w:lineRule="auto"/>
+        <w:jc w:val="both"/>
+        <w:rPr>
+          <w:rFonts w:ascii="Times New Roman" w:hAnsi="Times New Roman" w:cs="Times New Roman"/>
+          <w:sz w:val="24"/>
+          <w:szCs w:val="24"/>
+        </w:rPr>
+      </w:pPr>
+    </w:p>
+    <w:p>
+      <w:pPr>
+        <w:spacing w:line="360" w:lineRule="auto"/>
+        <w:jc w:val="both"/>
+        <w:rPr>
+          <w:rFonts w:ascii="Times New Roman" w:hAnsi="Times New Roman" w:cs="Times New Roman"/>
+          <w:sz w:val="24"/>
+          <w:szCs w:val="24"/>
+        </w:rPr>
+      </w:pPr>
+    </w:p>
+    <w:p>
+      <w:pPr>
+        <w:spacing w:line="360" w:lineRule="auto"/>
+        <w:jc w:val="both"/>
+        <w:rPr>
+          <w:rFonts w:ascii="Times New Roman" w:hAnsi="Times New Roman" w:cs="Times New Roman"/>
+          <w:sz w:val="24"/>
+          <w:szCs w:val="24"/>
+        </w:rPr>
+      </w:pPr>
+    </w:p>
+    <w:p>
+      <w:pPr>
         <w:pStyle w:val="4"/>
         <w:numPr>
           <w:ilvl w:val="2"/>
@@ -16774,6 +18335,340 @@
     </w:p>
     <w:p>
       <w:pPr>
+        <w:rPr>
+          <w:rFonts w:ascii="Times New Roman" w:hAnsi="Times New Roman" w:cs="Times New Roman"/>
+        </w:rPr>
+      </w:pPr>
+    </w:p>
+    <w:p>
+      <w:pPr>
+        <w:rPr>
+          <w:rFonts w:hint="default" w:ascii="Times New Roman" w:hAnsi="Times New Roman" w:cs="Times New Roman"/>
+          <w:lang w:val="fr-FR"/>
+        </w:rPr>
+      </w:pPr>
+    </w:p>
+    <w:p>
+      <w:pPr>
+        <w:rPr>
+          <w:rFonts w:hint="default" w:ascii="Times New Roman" w:hAnsi="Times New Roman" w:cs="Times New Roman"/>
+          <w:lang w:val="fr-FR"/>
+        </w:rPr>
+      </w:pPr>
+      <w:r>
+        <w:rPr>
+          <w:rFonts w:hint="default" w:ascii="Times New Roman" w:hAnsi="Times New Roman" w:cs="Times New Roman"/>
+          <w:lang w:val="fr-FR"/>
+        </w:rPr>
+        <w:drawing>
+          <wp:inline distT="0" distB="0" distL="114300" distR="114300">
+            <wp:extent cx="5924550" cy="3852545"/>
+            <wp:effectExtent l="0" t="0" r="0" b="14605"/>
+            <wp:docPr id="35" name="Image 35" descr="package.drawio"/>
+            <wp:cNvGraphicFramePr>
+              <a:graphicFrameLocks xmlns:a="http://schemas.openxmlformats.org/drawingml/2006/main" noChangeAspect="1"/>
+            </wp:cNvGraphicFramePr>
+            <a:graphic xmlns:a="http://schemas.openxmlformats.org/drawingml/2006/main">
+              <a:graphicData uri="http://schemas.openxmlformats.org/drawingml/2006/picture">
+                <pic:pic xmlns:pic="http://schemas.openxmlformats.org/drawingml/2006/picture">
+                  <pic:nvPicPr>
+                    <pic:cNvPr id="35" name="Image 35" descr="package.drawio"/>
+                    <pic:cNvPicPr>
+                      <a:picLocks noChangeAspect="1"/>
+                    </pic:cNvPicPr>
+                  </pic:nvPicPr>
+                  <pic:blipFill>
+                    <a:blip r:embed="rId16"/>
+                    <a:stretch>
+                      <a:fillRect/>
+                    </a:stretch>
+                  </pic:blipFill>
+                  <pic:spPr>
+                    <a:xfrm>
+                      <a:off x="0" y="0"/>
+                      <a:ext cx="5924550" cy="3852545"/>
+                    </a:xfrm>
+                    <a:prstGeom prst="rect">
+                      <a:avLst/>
+                    </a:prstGeom>
+                  </pic:spPr>
+                </pic:pic>
+              </a:graphicData>
+            </a:graphic>
+          </wp:inline>
+        </w:drawing>
+      </w:r>
+    </w:p>
+    <w:p>
+      <w:pPr>
+        <w:rPr>
+          <w:rFonts w:ascii="Times New Roman" w:hAnsi="Times New Roman" w:cs="Times New Roman"/>
+        </w:rPr>
+      </w:pPr>
+    </w:p>
+    <w:p>
+      <w:pPr>
+        <w:rPr>
+          <w:rFonts w:hint="default" w:ascii="Times New Roman" w:hAnsi="Times New Roman" w:cs="Times New Roman"/>
+          <w:b w:val="0"/>
+          <w:bCs w:val="0"/>
+        </w:rPr>
+      </w:pPr>
+    </w:p>
+    <w:p>
+      <w:pPr>
+        <w:rPr>
+          <w:rFonts w:hint="default" w:ascii="Times New Roman" w:hAnsi="Times New Roman" w:eastAsia="SimSun" w:cs="Times New Roman"/>
+          <w:b w:val="0"/>
+          <w:bCs w:val="0"/>
+          <w:sz w:val="24"/>
+          <w:szCs w:val="24"/>
+        </w:rPr>
+      </w:pPr>
+      <w:r>
+        <w:rPr>
+          <w:rFonts w:hint="default" w:ascii="Times New Roman" w:hAnsi="Times New Roman" w:eastAsia="SimSun" w:cs="Times New Roman"/>
+          <w:b w:val="0"/>
+          <w:bCs w:val="0"/>
+          <w:sz w:val="24"/>
+          <w:szCs w:val="24"/>
+          <w:lang w:val="fr-FR"/>
+        </w:rPr>
+        <w:t>C</w:t>
+      </w:r>
+      <w:r>
+        <w:rPr>
+          <w:rFonts w:hint="default" w:ascii="Times New Roman" w:hAnsi="Times New Roman" w:eastAsia="SimSun" w:cs="Times New Roman"/>
+          <w:b w:val="0"/>
+          <w:bCs w:val="0"/>
+          <w:sz w:val="24"/>
+          <w:szCs w:val="24"/>
+        </w:rPr>
+        <w:t xml:space="preserve">e diagramme de package illustre l'organisation modulaire du système en grandes couches fonctionnelles </w:t>
+      </w:r>
+      <w:r>
+        <w:rPr>
+          <w:rFonts w:hint="default" w:ascii="Times New Roman" w:hAnsi="Times New Roman" w:eastAsia="SimSun" w:cs="Times New Roman"/>
+          <w:b w:val="0"/>
+          <w:bCs w:val="0"/>
+          <w:sz w:val="24"/>
+          <w:szCs w:val="24"/>
+          <w:lang w:val="fr-FR"/>
+        </w:rPr>
+        <w:t xml:space="preserve">à savoir </w:t>
+      </w:r>
+      <w:r>
+        <w:rPr>
+          <w:rFonts w:hint="default" w:ascii="Times New Roman" w:hAnsi="Times New Roman" w:eastAsia="SimSun" w:cs="Times New Roman"/>
+          <w:b w:val="0"/>
+          <w:bCs w:val="0"/>
+          <w:sz w:val="24"/>
+          <w:szCs w:val="24"/>
+        </w:rPr>
+        <w:t xml:space="preserve">: </w:t>
+      </w:r>
+    </w:p>
+    <w:p>
+      <w:pPr>
+        <w:rPr>
+          <w:rFonts w:hint="default" w:ascii="Times New Roman" w:hAnsi="Times New Roman" w:eastAsia="SimSun" w:cs="Times New Roman"/>
+          <w:b w:val="0"/>
+          <w:bCs w:val="0"/>
+          <w:sz w:val="24"/>
+          <w:szCs w:val="24"/>
+        </w:rPr>
+      </w:pPr>
+      <w:r>
+        <w:rPr>
+          <w:rFonts w:hint="default" w:ascii="Times New Roman" w:hAnsi="Times New Roman" w:eastAsia="SimSun" w:cs="Times New Roman"/>
+          <w:b w:val="0"/>
+          <w:bCs w:val="0"/>
+          <w:sz w:val="24"/>
+          <w:szCs w:val="24"/>
+        </w:rPr>
+        <w:t xml:space="preserve">le package </w:t>
+      </w:r>
+      <w:r>
+        <w:rPr>
+          <w:rStyle w:val="7"/>
+          <w:rFonts w:hint="default" w:ascii="Times New Roman" w:hAnsi="Times New Roman" w:eastAsia="SimSun" w:cs="Times New Roman"/>
+          <w:b w:val="0"/>
+          <w:bCs w:val="0"/>
+          <w:sz w:val="24"/>
+          <w:szCs w:val="24"/>
+        </w:rPr>
+        <w:t>Authentification</w:t>
+      </w:r>
+      <w:r>
+        <w:rPr>
+          <w:rFonts w:hint="default" w:ascii="Times New Roman" w:hAnsi="Times New Roman" w:eastAsia="SimSun" w:cs="Times New Roman"/>
+          <w:b w:val="0"/>
+          <w:bCs w:val="0"/>
+          <w:sz w:val="24"/>
+          <w:szCs w:val="24"/>
+        </w:rPr>
+        <w:t xml:space="preserve">, le package </w:t>
+      </w:r>
+      <w:r>
+        <w:rPr>
+          <w:rStyle w:val="7"/>
+          <w:rFonts w:hint="default" w:ascii="Times New Roman" w:hAnsi="Times New Roman" w:eastAsia="SimSun" w:cs="Times New Roman"/>
+          <w:b w:val="0"/>
+          <w:bCs w:val="0"/>
+          <w:sz w:val="24"/>
+          <w:szCs w:val="24"/>
+        </w:rPr>
+        <w:t>Gestion des biens</w:t>
+      </w:r>
+      <w:r>
+        <w:rPr>
+          <w:rStyle w:val="7"/>
+          <w:rFonts w:hint="default" w:ascii="Times New Roman" w:hAnsi="Times New Roman" w:eastAsia="SimSun" w:cs="Times New Roman"/>
+          <w:b w:val="0"/>
+          <w:bCs w:val="0"/>
+          <w:sz w:val="24"/>
+          <w:szCs w:val="24"/>
+          <w:lang w:val="fr-FR"/>
+        </w:rPr>
+        <w:t>(logements)</w:t>
+      </w:r>
+      <w:r>
+        <w:rPr>
+          <w:rStyle w:val="7"/>
+          <w:rFonts w:hint="default" w:ascii="Times New Roman" w:hAnsi="Times New Roman" w:eastAsia="SimSun" w:cs="Times New Roman"/>
+          <w:b w:val="0"/>
+          <w:bCs w:val="0"/>
+          <w:sz w:val="24"/>
+          <w:szCs w:val="24"/>
+        </w:rPr>
+        <w:t xml:space="preserve"> et </w:t>
+      </w:r>
+      <w:r>
+        <w:rPr>
+          <w:rStyle w:val="7"/>
+          <w:rFonts w:hint="default" w:ascii="Times New Roman" w:hAnsi="Times New Roman" w:eastAsia="SimSun" w:cs="Times New Roman"/>
+          <w:b w:val="0"/>
+          <w:bCs w:val="0"/>
+          <w:sz w:val="24"/>
+          <w:szCs w:val="24"/>
+          <w:lang w:val="fr-FR"/>
+        </w:rPr>
+        <w:t>des bails</w:t>
+      </w:r>
+      <w:r>
+        <w:rPr>
+          <w:rFonts w:hint="default" w:ascii="Times New Roman" w:hAnsi="Times New Roman" w:eastAsia="SimSun" w:cs="Times New Roman"/>
+          <w:b w:val="0"/>
+          <w:bCs w:val="0"/>
+          <w:sz w:val="24"/>
+          <w:szCs w:val="24"/>
+        </w:rPr>
+        <w:t xml:space="preserve">, le package </w:t>
+      </w:r>
+      <w:r>
+        <w:rPr>
+          <w:rStyle w:val="7"/>
+          <w:rFonts w:hint="default" w:ascii="Times New Roman" w:hAnsi="Times New Roman" w:eastAsia="SimSun" w:cs="Times New Roman"/>
+          <w:b w:val="0"/>
+          <w:bCs w:val="0"/>
+          <w:sz w:val="24"/>
+          <w:szCs w:val="24"/>
+        </w:rPr>
+        <w:t xml:space="preserve">Gestion des </w:t>
+      </w:r>
+      <w:r>
+        <w:rPr>
+          <w:rStyle w:val="7"/>
+          <w:rFonts w:hint="default" w:ascii="Times New Roman" w:hAnsi="Times New Roman" w:eastAsia="SimSun" w:cs="Times New Roman"/>
+          <w:b w:val="0"/>
+          <w:bCs w:val="0"/>
+          <w:sz w:val="24"/>
+          <w:szCs w:val="24"/>
+          <w:lang w:val="fr-FR"/>
+        </w:rPr>
+        <w:t>Airbnb.</w:t>
+      </w:r>
+      <w:r>
+        <w:rPr>
+          <w:rFonts w:hint="default" w:ascii="Times New Roman" w:hAnsi="Times New Roman" w:eastAsia="SimSun" w:cs="Times New Roman"/>
+          <w:b w:val="0"/>
+          <w:bCs w:val="0"/>
+          <w:sz w:val="24"/>
+          <w:szCs w:val="24"/>
+        </w:rPr>
+        <w:t xml:space="preserve"> </w:t>
+      </w:r>
+    </w:p>
+    <w:p>
+      <w:pPr>
+        <w:rPr>
+          <w:rFonts w:hint="default" w:ascii="Times New Roman" w:hAnsi="Times New Roman" w:cs="Times New Roman"/>
+          <w:b w:val="0"/>
+          <w:bCs w:val="0"/>
+        </w:rPr>
+      </w:pPr>
+      <w:r>
+        <w:rPr>
+          <w:rFonts w:hint="default" w:ascii="Times New Roman" w:hAnsi="Times New Roman" w:eastAsia="SimSun" w:cs="Times New Roman"/>
+          <w:b w:val="0"/>
+          <w:bCs w:val="0"/>
+          <w:sz w:val="24"/>
+          <w:szCs w:val="24"/>
+        </w:rPr>
+        <w:t>Cette organisation reflète l'architecture en couches (Controller / Service / Repository) adoptée côté backend.</w:t>
+      </w:r>
+    </w:p>
+    <w:p>
+      <w:pPr>
+        <w:rPr>
+          <w:rFonts w:ascii="Times New Roman" w:hAnsi="Times New Roman" w:cs="Times New Roman"/>
+        </w:rPr>
+      </w:pPr>
+    </w:p>
+    <w:p>
+      <w:pPr>
+        <w:rPr>
+          <w:rFonts w:ascii="Times New Roman" w:hAnsi="Times New Roman" w:cs="Times New Roman"/>
+        </w:rPr>
+      </w:pPr>
+    </w:p>
+    <w:p>
+      <w:pPr>
+        <w:rPr>
+          <w:rFonts w:ascii="Times New Roman" w:hAnsi="Times New Roman" w:cs="Times New Roman"/>
+        </w:rPr>
+      </w:pPr>
+    </w:p>
+    <w:p>
+      <w:pPr>
+        <w:rPr>
+          <w:rFonts w:ascii="Times New Roman" w:hAnsi="Times New Roman" w:cs="Times New Roman"/>
+        </w:rPr>
+      </w:pPr>
+    </w:p>
+    <w:p>
+      <w:pPr>
+        <w:rPr>
+          <w:rFonts w:ascii="Times New Roman" w:hAnsi="Times New Roman" w:cs="Times New Roman"/>
+        </w:rPr>
+      </w:pPr>
+    </w:p>
+    <w:p>
+      <w:pPr>
+        <w:rPr>
+          <w:rFonts w:ascii="Times New Roman" w:hAnsi="Times New Roman" w:cs="Times New Roman"/>
+        </w:rPr>
+      </w:pPr>
+    </w:p>
+    <w:p>
+      <w:pPr>
+        <w:rPr>
+          <w:rFonts w:ascii="Times New Roman" w:hAnsi="Times New Roman" w:cs="Times New Roman"/>
+        </w:rPr>
+      </w:pPr>
+    </w:p>
+    <w:p>
+      <w:pPr>
         <w:spacing w:line="360" w:lineRule="auto"/>
         <w:jc w:val="both"/>
         <w:rPr>
@@ -16801,9 +18696,166 @@
         <w:rPr>
           <w:rFonts w:ascii="Times New Roman" w:hAnsi="Times New Roman" w:cs="Times New Roman"/>
         </w:rPr>
-        <w:t>Diagrammes de cas d’utilisation</w:t>
+        <w:t>Diagramme de cas d’utilisation</w:t>
       </w:r>
       <w:bookmarkEnd w:id="30"/>
+    </w:p>
+    <w:p>
+      <w:pPr>
+        <w:spacing w:line="360" w:lineRule="auto"/>
+        <w:jc w:val="both"/>
+        <w:rPr>
+          <w:rFonts w:ascii="Times New Roman" w:hAnsi="Times New Roman" w:cs="Times New Roman"/>
+          <w:sz w:val="24"/>
+          <w:szCs w:val="24"/>
+        </w:rPr>
+      </w:pPr>
+    </w:p>
+    <w:p>
+      <w:pPr>
+        <w:spacing w:line="360" w:lineRule="auto"/>
+        <w:jc w:val="both"/>
+        <w:rPr>
+          <w:rFonts w:hint="default" w:ascii="Times New Roman" w:hAnsi="Times New Roman" w:cs="Times New Roman"/>
+          <w:sz w:val="24"/>
+          <w:szCs w:val="24"/>
+          <w:lang w:val="fr-FR"/>
+        </w:rPr>
+      </w:pPr>
+      <w:r>
+        <w:rPr>
+          <w:rFonts w:hint="default" w:ascii="Times New Roman" w:hAnsi="Times New Roman" w:cs="Times New Roman"/>
+          <w:sz w:val="24"/>
+          <w:szCs w:val="24"/>
+          <w:lang w:val="fr-FR"/>
+        </w:rPr>
+        <w:drawing>
+          <wp:inline distT="0" distB="0" distL="114300" distR="114300">
+            <wp:extent cx="5850890" cy="4909820"/>
+            <wp:effectExtent l="0" t="0" r="16510" b="5080"/>
+            <wp:docPr id="38" name="Image 38" descr="use case"/>
+            <wp:cNvGraphicFramePr>
+              <a:graphicFrameLocks xmlns:a="http://schemas.openxmlformats.org/drawingml/2006/main" noChangeAspect="1"/>
+            </wp:cNvGraphicFramePr>
+            <a:graphic xmlns:a="http://schemas.openxmlformats.org/drawingml/2006/main">
+              <a:graphicData uri="http://schemas.openxmlformats.org/drawingml/2006/picture">
+                <pic:pic xmlns:pic="http://schemas.openxmlformats.org/drawingml/2006/picture">
+                  <pic:nvPicPr>
+                    <pic:cNvPr id="38" name="Image 38" descr="use case"/>
+                    <pic:cNvPicPr>
+                      <a:picLocks noChangeAspect="1"/>
+                    </pic:cNvPicPr>
+                  </pic:nvPicPr>
+                  <pic:blipFill>
+                    <a:blip r:embed="rId17"/>
+                    <a:stretch>
+                      <a:fillRect/>
+                    </a:stretch>
+                  </pic:blipFill>
+                  <pic:spPr>
+                    <a:xfrm>
+                      <a:off x="0" y="0"/>
+                      <a:ext cx="5850890" cy="4909820"/>
+                    </a:xfrm>
+                    <a:prstGeom prst="rect">
+                      <a:avLst/>
+                    </a:prstGeom>
+                  </pic:spPr>
+                </pic:pic>
+              </a:graphicData>
+            </a:graphic>
+          </wp:inline>
+        </w:drawing>
+      </w:r>
+    </w:p>
+    <w:p>
+      <w:pPr>
+        <w:spacing w:line="360" w:lineRule="auto"/>
+        <w:jc w:val="both"/>
+        <w:rPr>
+          <w:rFonts w:ascii="Times New Roman" w:hAnsi="Times New Roman" w:cs="Times New Roman"/>
+          <w:sz w:val="24"/>
+          <w:szCs w:val="24"/>
+        </w:rPr>
+      </w:pPr>
+    </w:p>
+    <w:p>
+      <w:pPr>
+        <w:spacing w:line="360" w:lineRule="auto"/>
+        <w:jc w:val="both"/>
+        <w:rPr>
+          <w:rFonts w:hint="default" w:ascii="Times New Roman" w:hAnsi="Times New Roman" w:cs="Times New Roman"/>
+          <w:sz w:val="24"/>
+          <w:szCs w:val="24"/>
+        </w:rPr>
+      </w:pPr>
+      <w:r>
+        <w:rPr>
+          <w:rFonts w:hint="default" w:ascii="Times New Roman" w:hAnsi="Times New Roman" w:eastAsia="SimSun" w:cs="Times New Roman"/>
+          <w:sz w:val="24"/>
+          <w:szCs w:val="24"/>
+          <w:lang w:val="fr-FR"/>
+        </w:rPr>
+        <w:t xml:space="preserve">Ce </w:t>
+      </w:r>
+      <w:r>
+        <w:rPr>
+          <w:rFonts w:hint="default" w:ascii="Times New Roman" w:hAnsi="Times New Roman" w:eastAsia="SimSun" w:cs="Times New Roman"/>
+          <w:sz w:val="24"/>
+          <w:szCs w:val="24"/>
+        </w:rPr>
+        <w:t>diagramme de cas d'utilisation décri</w:t>
+      </w:r>
+      <w:r>
+        <w:rPr>
+          <w:rFonts w:hint="default" w:ascii="Times New Roman" w:hAnsi="Times New Roman" w:eastAsia="SimSun" w:cs="Times New Roman"/>
+          <w:sz w:val="24"/>
+          <w:szCs w:val="24"/>
+          <w:lang w:val="fr-FR"/>
+        </w:rPr>
+        <w:t>t</w:t>
+      </w:r>
+      <w:r>
+        <w:rPr>
+          <w:rFonts w:hint="default" w:ascii="Times New Roman" w:hAnsi="Times New Roman" w:eastAsia="SimSun" w:cs="Times New Roman"/>
+          <w:sz w:val="24"/>
+          <w:szCs w:val="24"/>
+        </w:rPr>
+        <w:t xml:space="preserve"> les interactions fonctionnelles entre les acteurs et le système. Le Propriétaire dispose d'un accès étendu couvrant la gestion des biens, des locataires, des contrats de bail, des échéances et du tableau de bord. Le Locataire dispose d'un accès restreint : consultation de son contrat, suivi de ses échéances et initiation d'un paiement par Mobile Money.</w:t>
+      </w:r>
+    </w:p>
+    <w:p>
+      <w:pPr>
+        <w:spacing w:line="360" w:lineRule="auto"/>
+        <w:jc w:val="both"/>
+        <w:rPr>
+          <w:rFonts w:ascii="Times New Roman" w:hAnsi="Times New Roman" w:cs="Times New Roman"/>
+          <w:sz w:val="24"/>
+          <w:szCs w:val="24"/>
+        </w:rPr>
+      </w:pPr>
+    </w:p>
+    <w:p>
+      <w:pPr>
+        <w:spacing w:line="360" w:lineRule="auto"/>
+        <w:jc w:val="both"/>
+        <w:rPr>
+          <w:rFonts w:ascii="Times New Roman" w:hAnsi="Times New Roman" w:cs="Times New Roman"/>
+          <w:sz w:val="24"/>
+          <w:szCs w:val="24"/>
+        </w:rPr>
+      </w:pPr>
+    </w:p>
+    <w:p>
+      <w:pPr>
+        <w:spacing w:line="360" w:lineRule="auto"/>
+        <w:jc w:val="both"/>
+        <w:rPr>
+          <w:rFonts w:ascii="Times New Roman" w:hAnsi="Times New Roman" w:cs="Times New Roman"/>
+          <w:sz w:val="24"/>
+          <w:szCs w:val="24"/>
+        </w:rPr>
+      </w:pPr>
     </w:p>
     <w:p>
       <w:pPr>
@@ -16827,6 +18879,8 @@
         <w:jc w:val="both"/>
         <w:rPr>
           <w:rFonts w:ascii="Times New Roman" w:hAnsi="Times New Roman" w:cs="Times New Roman"/>
+          <w:sz w:val="24"/>
+          <w:szCs w:val="24"/>
         </w:rPr>
       </w:pPr>
       <w:bookmarkStart w:id="31" w:name="_Toc351"/>
@@ -16837,6 +18891,913 @@
         <w:t>Diagrammes d’activités</w:t>
       </w:r>
       <w:bookmarkEnd w:id="31"/>
+    </w:p>
+    <w:p>
+      <w:pPr>
+        <w:spacing w:line="360" w:lineRule="auto"/>
+        <w:jc w:val="both"/>
+        <w:rPr>
+          <w:rFonts w:hint="default" w:ascii="Times New Roman" w:hAnsi="Times New Roman" w:eastAsia="SimSun" w:cs="Times New Roman"/>
+          <w:sz w:val="24"/>
+          <w:szCs w:val="24"/>
+        </w:rPr>
+      </w:pPr>
+      <w:r>
+        <w:rPr>
+          <w:rFonts w:hint="default" w:ascii="Times New Roman" w:hAnsi="Times New Roman" w:eastAsia="SimSun" w:cs="Times New Roman"/>
+          <w:sz w:val="24"/>
+          <w:szCs w:val="24"/>
+        </w:rPr>
+        <w:t xml:space="preserve">Les diagrammes d'activités modélisent les flux comportementaux des processus clés du système. Chaque diagramme est présenté sous forme de couloirs (swimlanes) afin d'identifier clairement la responsabilité de chaque acteur ou composant à chaque étape du flux. </w:t>
+      </w:r>
+    </w:p>
+    <w:p>
+      <w:pPr>
+        <w:numPr>
+          <w:ilvl w:val="0"/>
+          <w:numId w:val="26"/>
+        </w:numPr>
+        <w:spacing w:line="360" w:lineRule="auto"/>
+        <w:ind w:left="420" w:leftChars="0"/>
+        <w:jc w:val="both"/>
+        <w:rPr>
+          <w:rFonts w:hint="default" w:ascii="Times New Roman" w:hAnsi="Times New Roman" w:cs="Times New Roman"/>
+          <w:sz w:val="24"/>
+          <w:szCs w:val="24"/>
+        </w:rPr>
+      </w:pPr>
+      <w:r>
+        <w:rPr>
+          <w:rFonts w:hint="default" w:ascii="Times New Roman" w:hAnsi="Times New Roman" w:eastAsia="SimSun" w:cs="Times New Roman"/>
+          <w:sz w:val="24"/>
+          <w:szCs w:val="24"/>
+        </w:rPr>
+        <w:t>Le diagramme ci-dessous présente le processus d</w:t>
+      </w:r>
+      <w:r>
+        <w:rPr>
+          <w:rFonts w:hint="default" w:ascii="Times New Roman" w:hAnsi="Times New Roman" w:eastAsia="SimSun" w:cs="Times New Roman"/>
+          <w:sz w:val="24"/>
+          <w:szCs w:val="24"/>
+          <w:lang w:val="fr-FR"/>
+        </w:rPr>
+        <w:t>’inscription</w:t>
+      </w:r>
+      <w:r>
+        <w:rPr>
+          <w:rFonts w:hint="default" w:ascii="Times New Roman" w:hAnsi="Times New Roman" w:eastAsia="SimSun" w:cs="Times New Roman"/>
+          <w:sz w:val="24"/>
+          <w:szCs w:val="24"/>
+        </w:rPr>
+        <w:t>.</w:t>
+      </w:r>
+    </w:p>
+    <w:p>
+      <w:pPr>
+        <w:spacing w:line="360" w:lineRule="auto"/>
+        <w:jc w:val="both"/>
+        <w:rPr>
+          <w:rFonts w:ascii="Times New Roman" w:hAnsi="Times New Roman" w:cs="Times New Roman"/>
+          <w:sz w:val="24"/>
+          <w:szCs w:val="24"/>
+        </w:rPr>
+      </w:pPr>
+    </w:p>
+    <w:p>
+      <w:pPr>
+        <w:spacing w:line="360" w:lineRule="auto"/>
+        <w:jc w:val="both"/>
+        <w:rPr>
+          <w:rFonts w:hint="default" w:ascii="Times New Roman" w:hAnsi="Times New Roman" w:cs="Times New Roman"/>
+          <w:sz w:val="24"/>
+          <w:szCs w:val="24"/>
+          <w:lang w:val="fr-FR"/>
+        </w:rPr>
+      </w:pPr>
+      <w:r>
+        <w:rPr>
+          <w:rFonts w:hint="default" w:ascii="Times New Roman" w:hAnsi="Times New Roman" w:cs="Times New Roman"/>
+          <w:sz w:val="24"/>
+          <w:szCs w:val="24"/>
+          <w:lang w:val="fr-FR"/>
+        </w:rPr>
+        <w:drawing>
+          <wp:inline distT="0" distB="0" distL="114300" distR="114300">
+            <wp:extent cx="6045200" cy="4977130"/>
+            <wp:effectExtent l="0" t="0" r="12700" b="13970"/>
+            <wp:docPr id="40" name="Image 40" descr="diagrame-Activité - Inscription.drawio"/>
+            <wp:cNvGraphicFramePr>
+              <a:graphicFrameLocks xmlns:a="http://schemas.openxmlformats.org/drawingml/2006/main" noChangeAspect="1"/>
+            </wp:cNvGraphicFramePr>
+            <a:graphic xmlns:a="http://schemas.openxmlformats.org/drawingml/2006/main">
+              <a:graphicData uri="http://schemas.openxmlformats.org/drawingml/2006/picture">
+                <pic:pic xmlns:pic="http://schemas.openxmlformats.org/drawingml/2006/picture">
+                  <pic:nvPicPr>
+                    <pic:cNvPr id="40" name="Image 40" descr="diagrame-Activité - Inscription.drawio"/>
+                    <pic:cNvPicPr>
+                      <a:picLocks noChangeAspect="1"/>
+                    </pic:cNvPicPr>
+                  </pic:nvPicPr>
+                  <pic:blipFill>
+                    <a:blip r:embed="rId18"/>
+                    <a:stretch>
+                      <a:fillRect/>
+                    </a:stretch>
+                  </pic:blipFill>
+                  <pic:spPr>
+                    <a:xfrm>
+                      <a:off x="0" y="0"/>
+                      <a:ext cx="6045200" cy="4977130"/>
+                    </a:xfrm>
+                    <a:prstGeom prst="rect">
+                      <a:avLst/>
+                    </a:prstGeom>
+                  </pic:spPr>
+                </pic:pic>
+              </a:graphicData>
+            </a:graphic>
+          </wp:inline>
+        </w:drawing>
+      </w:r>
+    </w:p>
+    <w:p>
+      <w:pPr>
+        <w:spacing w:line="360" w:lineRule="auto"/>
+        <w:jc w:val="both"/>
+        <w:rPr>
+          <w:rFonts w:ascii="Times New Roman" w:hAnsi="Times New Roman" w:cs="Times New Roman"/>
+          <w:sz w:val="24"/>
+          <w:szCs w:val="24"/>
+        </w:rPr>
+      </w:pPr>
+    </w:p>
+    <w:p>
+      <w:pPr>
+        <w:spacing w:line="360" w:lineRule="auto"/>
+        <w:jc w:val="both"/>
+        <w:rPr>
+          <w:rFonts w:ascii="Times New Roman" w:hAnsi="Times New Roman" w:cs="Times New Roman"/>
+          <w:sz w:val="24"/>
+          <w:szCs w:val="24"/>
+        </w:rPr>
+      </w:pPr>
+    </w:p>
+    <w:p>
+      <w:pPr>
+        <w:spacing w:line="360" w:lineRule="auto"/>
+        <w:jc w:val="both"/>
+        <w:rPr>
+          <w:rFonts w:ascii="Times New Roman" w:hAnsi="Times New Roman" w:cs="Times New Roman"/>
+          <w:sz w:val="24"/>
+          <w:szCs w:val="24"/>
+        </w:rPr>
+      </w:pPr>
+    </w:p>
+    <w:p>
+      <w:pPr>
+        <w:spacing w:line="360" w:lineRule="auto"/>
+        <w:jc w:val="both"/>
+        <w:rPr>
+          <w:rFonts w:ascii="Times New Roman" w:hAnsi="Times New Roman" w:cs="Times New Roman"/>
+          <w:sz w:val="24"/>
+          <w:szCs w:val="24"/>
+        </w:rPr>
+      </w:pPr>
+    </w:p>
+    <w:p>
+      <w:pPr>
+        <w:spacing w:line="360" w:lineRule="auto"/>
+        <w:jc w:val="both"/>
+        <w:rPr>
+          <w:rFonts w:ascii="Times New Roman" w:hAnsi="Times New Roman" w:cs="Times New Roman"/>
+          <w:sz w:val="24"/>
+          <w:szCs w:val="24"/>
+        </w:rPr>
+      </w:pPr>
+    </w:p>
+    <w:p>
+      <w:pPr>
+        <w:spacing w:line="360" w:lineRule="auto"/>
+        <w:jc w:val="both"/>
+        <w:rPr>
+          <w:rFonts w:ascii="Times New Roman" w:hAnsi="Times New Roman" w:cs="Times New Roman"/>
+          <w:sz w:val="24"/>
+          <w:szCs w:val="24"/>
+        </w:rPr>
+      </w:pPr>
+    </w:p>
+    <w:p>
+      <w:pPr>
+        <w:numPr>
+          <w:ilvl w:val="0"/>
+          <w:numId w:val="26"/>
+        </w:numPr>
+        <w:spacing w:line="360" w:lineRule="auto"/>
+        <w:ind w:left="420" w:leftChars="0"/>
+        <w:jc w:val="both"/>
+        <w:rPr>
+          <w:rFonts w:hint="default" w:ascii="Times New Roman" w:hAnsi="Times New Roman" w:cs="Times New Roman"/>
+          <w:sz w:val="24"/>
+          <w:szCs w:val="24"/>
+        </w:rPr>
+      </w:pPr>
+      <w:r>
+        <w:rPr>
+          <w:rFonts w:hint="default" w:ascii="Times New Roman" w:hAnsi="Times New Roman" w:eastAsia="SimSun" w:cs="Times New Roman"/>
+          <w:sz w:val="24"/>
+          <w:szCs w:val="24"/>
+        </w:rPr>
+        <w:t>Le diagramme ci-dessous présente le processus d</w:t>
+      </w:r>
+      <w:r>
+        <w:rPr>
+          <w:rFonts w:hint="default" w:ascii="Times New Roman" w:hAnsi="Times New Roman" w:eastAsia="SimSun" w:cs="Times New Roman"/>
+          <w:sz w:val="24"/>
+          <w:szCs w:val="24"/>
+          <w:lang w:val="fr-FR"/>
+        </w:rPr>
+        <w:t>’authentification</w:t>
+      </w:r>
+      <w:r>
+        <w:rPr>
+          <w:rFonts w:hint="default" w:ascii="Times New Roman" w:hAnsi="Times New Roman" w:eastAsia="SimSun" w:cs="Times New Roman"/>
+          <w:sz w:val="24"/>
+          <w:szCs w:val="24"/>
+        </w:rPr>
+        <w:t>.</w:t>
+      </w:r>
+    </w:p>
+    <w:p>
+      <w:pPr>
+        <w:numPr>
+          <w:numId w:val="0"/>
+        </w:numPr>
+        <w:spacing w:line="360" w:lineRule="auto"/>
+        <w:jc w:val="both"/>
+        <w:rPr>
+          <w:rFonts w:hint="default" w:ascii="Times New Roman" w:hAnsi="Times New Roman" w:eastAsia="SimSun" w:cs="Times New Roman"/>
+          <w:sz w:val="24"/>
+          <w:szCs w:val="24"/>
+        </w:rPr>
+      </w:pPr>
+    </w:p>
+    <w:p>
+      <w:pPr>
+        <w:numPr>
+          <w:numId w:val="0"/>
+        </w:numPr>
+        <w:spacing w:line="360" w:lineRule="auto"/>
+        <w:jc w:val="both"/>
+        <w:rPr>
+          <w:rFonts w:hint="default" w:ascii="Times New Roman" w:hAnsi="Times New Roman" w:eastAsia="SimSun" w:cs="Times New Roman"/>
+          <w:sz w:val="24"/>
+          <w:szCs w:val="24"/>
+          <w:lang w:val="fr-FR"/>
+        </w:rPr>
+      </w:pPr>
+      <w:r>
+        <w:rPr>
+          <w:rFonts w:hint="default" w:ascii="Times New Roman" w:hAnsi="Times New Roman" w:eastAsia="SimSun" w:cs="Times New Roman"/>
+          <w:sz w:val="24"/>
+          <w:szCs w:val="24"/>
+          <w:lang w:val="fr-FR"/>
+        </w:rPr>
+        <w:drawing>
+          <wp:inline distT="0" distB="0" distL="114300" distR="114300">
+            <wp:extent cx="5885815" cy="5996940"/>
+            <wp:effectExtent l="0" t="0" r="635" b="3810"/>
+            <wp:docPr id="41" name="Image 41" descr="activite_authentification.drawio"/>
+            <wp:cNvGraphicFramePr>
+              <a:graphicFrameLocks xmlns:a="http://schemas.openxmlformats.org/drawingml/2006/main" noChangeAspect="1"/>
+            </wp:cNvGraphicFramePr>
+            <a:graphic xmlns:a="http://schemas.openxmlformats.org/drawingml/2006/main">
+              <a:graphicData uri="http://schemas.openxmlformats.org/drawingml/2006/picture">
+                <pic:pic xmlns:pic="http://schemas.openxmlformats.org/drawingml/2006/picture">
+                  <pic:nvPicPr>
+                    <pic:cNvPr id="41" name="Image 41" descr="activite_authentification.drawio"/>
+                    <pic:cNvPicPr>
+                      <a:picLocks noChangeAspect="1"/>
+                    </pic:cNvPicPr>
+                  </pic:nvPicPr>
+                  <pic:blipFill>
+                    <a:blip r:embed="rId19"/>
+                    <a:stretch>
+                      <a:fillRect/>
+                    </a:stretch>
+                  </pic:blipFill>
+                  <pic:spPr>
+                    <a:xfrm>
+                      <a:off x="0" y="0"/>
+                      <a:ext cx="5885815" cy="5996940"/>
+                    </a:xfrm>
+                    <a:prstGeom prst="rect">
+                      <a:avLst/>
+                    </a:prstGeom>
+                  </pic:spPr>
+                </pic:pic>
+              </a:graphicData>
+            </a:graphic>
+          </wp:inline>
+        </w:drawing>
+      </w:r>
+    </w:p>
+    <w:p>
+      <w:pPr>
+        <w:numPr>
+          <w:numId w:val="0"/>
+        </w:numPr>
+        <w:spacing w:after="160" w:line="360" w:lineRule="auto"/>
+        <w:jc w:val="both"/>
+        <w:rPr>
+          <w:rFonts w:hint="default" w:ascii="Times New Roman" w:hAnsi="Times New Roman" w:cs="Times New Roman"/>
+          <w:sz w:val="24"/>
+          <w:szCs w:val="24"/>
+          <w:lang w:val="fr-FR"/>
+        </w:rPr>
+      </w:pPr>
+    </w:p>
+    <w:p>
+      <w:pPr>
+        <w:numPr>
+          <w:numId w:val="0"/>
+        </w:numPr>
+        <w:spacing w:after="160" w:line="360" w:lineRule="auto"/>
+        <w:jc w:val="both"/>
+        <w:rPr>
+          <w:rFonts w:hint="default" w:ascii="Times New Roman" w:hAnsi="Times New Roman" w:cs="Times New Roman"/>
+          <w:sz w:val="24"/>
+          <w:szCs w:val="24"/>
+          <w:lang w:val="fr-FR"/>
+        </w:rPr>
+      </w:pPr>
+    </w:p>
+    <w:p>
+      <w:pPr>
+        <w:numPr>
+          <w:numId w:val="0"/>
+        </w:numPr>
+        <w:spacing w:after="160" w:line="360" w:lineRule="auto"/>
+        <w:jc w:val="both"/>
+        <w:rPr>
+          <w:rFonts w:hint="default" w:ascii="Times New Roman" w:hAnsi="Times New Roman" w:cs="Times New Roman"/>
+          <w:sz w:val="24"/>
+          <w:szCs w:val="24"/>
+          <w:lang w:val="fr-FR"/>
+        </w:rPr>
+      </w:pPr>
+    </w:p>
+    <w:p>
+      <w:pPr>
+        <w:numPr>
+          <w:numId w:val="0"/>
+        </w:numPr>
+        <w:spacing w:after="160" w:line="360" w:lineRule="auto"/>
+        <w:jc w:val="both"/>
+        <w:rPr>
+          <w:rFonts w:hint="default" w:ascii="Times New Roman" w:hAnsi="Times New Roman" w:cs="Times New Roman"/>
+          <w:sz w:val="24"/>
+          <w:szCs w:val="24"/>
+          <w:lang w:val="fr-FR"/>
+        </w:rPr>
+      </w:pPr>
+    </w:p>
+    <w:p>
+      <w:pPr>
+        <w:numPr>
+          <w:ilvl w:val="0"/>
+          <w:numId w:val="26"/>
+        </w:numPr>
+        <w:spacing w:line="360" w:lineRule="auto"/>
+        <w:ind w:left="420" w:leftChars="0"/>
+        <w:jc w:val="both"/>
+        <w:rPr>
+          <w:rFonts w:hint="default" w:ascii="Times New Roman" w:hAnsi="Times New Roman" w:cs="Times New Roman"/>
+          <w:sz w:val="24"/>
+          <w:szCs w:val="24"/>
+        </w:rPr>
+      </w:pPr>
+      <w:r>
+        <w:rPr>
+          <w:rFonts w:hint="default" w:ascii="Times New Roman" w:hAnsi="Times New Roman" w:eastAsia="SimSun" w:cs="Times New Roman"/>
+          <w:sz w:val="24"/>
+          <w:szCs w:val="24"/>
+        </w:rPr>
+        <w:t xml:space="preserve">Le diagramme ci-dessous présente le processus </w:t>
+      </w:r>
+      <w:r>
+        <w:rPr>
+          <w:rFonts w:hint="default" w:ascii="Times New Roman" w:hAnsi="Times New Roman" w:eastAsia="SimSun" w:cs="Times New Roman"/>
+          <w:sz w:val="24"/>
+          <w:szCs w:val="24"/>
+          <w:lang w:val="fr-FR"/>
+        </w:rPr>
+        <w:t>de création d’un bail</w:t>
+      </w:r>
+      <w:r>
+        <w:rPr>
+          <w:rFonts w:hint="default" w:ascii="Times New Roman" w:hAnsi="Times New Roman" w:eastAsia="SimSun" w:cs="Times New Roman"/>
+          <w:sz w:val="24"/>
+          <w:szCs w:val="24"/>
+        </w:rPr>
+        <w:t>.</w:t>
+      </w:r>
+    </w:p>
+    <w:p>
+      <w:pPr>
+        <w:numPr>
+          <w:numId w:val="0"/>
+        </w:numPr>
+        <w:spacing w:line="360" w:lineRule="auto"/>
+        <w:jc w:val="both"/>
+        <w:rPr>
+          <w:rFonts w:hint="default" w:ascii="Times New Roman" w:hAnsi="Times New Roman" w:cs="Times New Roman"/>
+          <w:sz w:val="24"/>
+          <w:szCs w:val="24"/>
+        </w:rPr>
+      </w:pPr>
+    </w:p>
+    <w:p>
+      <w:pPr>
+        <w:numPr>
+          <w:numId w:val="0"/>
+        </w:numPr>
+        <w:spacing w:after="160" w:line="360" w:lineRule="auto"/>
+        <w:ind w:left="420" w:leftChars="0"/>
+        <w:jc w:val="both"/>
+        <w:rPr>
+          <w:rFonts w:hint="default" w:ascii="Times New Roman" w:hAnsi="Times New Roman" w:cs="Times New Roman"/>
+          <w:sz w:val="24"/>
+          <w:szCs w:val="24"/>
+          <w:lang w:val="fr-FR"/>
+        </w:rPr>
+      </w:pPr>
+      <w:r>
+        <w:rPr>
+          <w:rFonts w:hint="default" w:ascii="Times New Roman" w:hAnsi="Times New Roman" w:cs="Times New Roman"/>
+          <w:sz w:val="24"/>
+          <w:szCs w:val="24"/>
+          <w:lang w:val="fr-FR"/>
+        </w:rPr>
+        <w:drawing>
+          <wp:inline distT="0" distB="0" distL="114300" distR="114300">
+            <wp:extent cx="5763895" cy="5235575"/>
+            <wp:effectExtent l="0" t="0" r="8255" b="3175"/>
+            <wp:docPr id="43" name="Image 43" descr="diagrame-Activité - Création Contrat de Bail.drawio"/>
+            <wp:cNvGraphicFramePr>
+              <a:graphicFrameLocks xmlns:a="http://schemas.openxmlformats.org/drawingml/2006/main" noChangeAspect="1"/>
+            </wp:cNvGraphicFramePr>
+            <a:graphic xmlns:a="http://schemas.openxmlformats.org/drawingml/2006/main">
+              <a:graphicData uri="http://schemas.openxmlformats.org/drawingml/2006/picture">
+                <pic:pic xmlns:pic="http://schemas.openxmlformats.org/drawingml/2006/picture">
+                  <pic:nvPicPr>
+                    <pic:cNvPr id="43" name="Image 43" descr="diagrame-Activité - Création Contrat de Bail.drawio"/>
+                    <pic:cNvPicPr>
+                      <a:picLocks noChangeAspect="1"/>
+                    </pic:cNvPicPr>
+                  </pic:nvPicPr>
+                  <pic:blipFill>
+                    <a:blip r:embed="rId20"/>
+                    <a:stretch>
+                      <a:fillRect/>
+                    </a:stretch>
+                  </pic:blipFill>
+                  <pic:spPr>
+                    <a:xfrm>
+                      <a:off x="0" y="0"/>
+                      <a:ext cx="5763895" cy="5235575"/>
+                    </a:xfrm>
+                    <a:prstGeom prst="rect">
+                      <a:avLst/>
+                    </a:prstGeom>
+                  </pic:spPr>
+                </pic:pic>
+              </a:graphicData>
+            </a:graphic>
+          </wp:inline>
+        </w:drawing>
+      </w:r>
+    </w:p>
+    <w:p>
+      <w:pPr>
+        <w:spacing w:line="360" w:lineRule="auto"/>
+        <w:jc w:val="both"/>
+        <w:rPr>
+          <w:rFonts w:ascii="Times New Roman" w:hAnsi="Times New Roman" w:cs="Times New Roman"/>
+          <w:sz w:val="24"/>
+          <w:szCs w:val="24"/>
+        </w:rPr>
+      </w:pPr>
+    </w:p>
+    <w:p>
+      <w:pPr>
+        <w:spacing w:line="360" w:lineRule="auto"/>
+        <w:jc w:val="both"/>
+        <w:rPr>
+          <w:rFonts w:ascii="Times New Roman" w:hAnsi="Times New Roman" w:cs="Times New Roman"/>
+          <w:sz w:val="24"/>
+          <w:szCs w:val="24"/>
+        </w:rPr>
+      </w:pPr>
+    </w:p>
+    <w:p>
+      <w:pPr>
+        <w:spacing w:line="360" w:lineRule="auto"/>
+        <w:jc w:val="both"/>
+        <w:rPr>
+          <w:rFonts w:ascii="Times New Roman" w:hAnsi="Times New Roman" w:cs="Times New Roman"/>
+          <w:sz w:val="24"/>
+          <w:szCs w:val="24"/>
+        </w:rPr>
+      </w:pPr>
+    </w:p>
+    <w:p>
+      <w:pPr>
+        <w:spacing w:line="360" w:lineRule="auto"/>
+        <w:jc w:val="both"/>
+        <w:rPr>
+          <w:rFonts w:ascii="Times New Roman" w:hAnsi="Times New Roman" w:cs="Times New Roman"/>
+          <w:sz w:val="24"/>
+          <w:szCs w:val="24"/>
+        </w:rPr>
+      </w:pPr>
+    </w:p>
+    <w:p>
+      <w:pPr>
+        <w:spacing w:line="360" w:lineRule="auto"/>
+        <w:jc w:val="both"/>
+        <w:rPr>
+          <w:rFonts w:ascii="Times New Roman" w:hAnsi="Times New Roman" w:cs="Times New Roman"/>
+          <w:sz w:val="24"/>
+          <w:szCs w:val="24"/>
+        </w:rPr>
+      </w:pPr>
+    </w:p>
+    <w:p>
+      <w:pPr>
+        <w:spacing w:line="360" w:lineRule="auto"/>
+        <w:jc w:val="both"/>
+        <w:rPr>
+          <w:rFonts w:ascii="Times New Roman" w:hAnsi="Times New Roman" w:cs="Times New Roman"/>
+          <w:sz w:val="24"/>
+          <w:szCs w:val="24"/>
+        </w:rPr>
+      </w:pPr>
+    </w:p>
+    <w:p>
+      <w:pPr>
+        <w:spacing w:line="360" w:lineRule="auto"/>
+        <w:jc w:val="both"/>
+        <w:rPr>
+          <w:rFonts w:ascii="Times New Roman" w:hAnsi="Times New Roman" w:cs="Times New Roman"/>
+          <w:sz w:val="24"/>
+          <w:szCs w:val="24"/>
+        </w:rPr>
+      </w:pPr>
+    </w:p>
+    <w:p>
+      <w:pPr>
+        <w:spacing w:line="360" w:lineRule="auto"/>
+        <w:jc w:val="both"/>
+        <w:rPr>
+          <w:rFonts w:ascii="Times New Roman" w:hAnsi="Times New Roman" w:cs="Times New Roman"/>
+          <w:sz w:val="24"/>
+          <w:szCs w:val="24"/>
+        </w:rPr>
+      </w:pPr>
+    </w:p>
+    <w:p>
+      <w:pPr>
+        <w:numPr>
+          <w:ilvl w:val="0"/>
+          <w:numId w:val="26"/>
+        </w:numPr>
+        <w:spacing w:line="360" w:lineRule="auto"/>
+        <w:ind w:left="420" w:leftChars="0"/>
+        <w:jc w:val="both"/>
+        <w:rPr>
+          <w:rFonts w:hint="default" w:ascii="Times New Roman" w:hAnsi="Times New Roman" w:cs="Times New Roman"/>
+          <w:sz w:val="24"/>
+          <w:szCs w:val="24"/>
+        </w:rPr>
+      </w:pPr>
+      <w:r>
+        <w:rPr>
+          <w:rFonts w:hint="default" w:ascii="Times New Roman" w:hAnsi="Times New Roman" w:eastAsia="SimSun" w:cs="Times New Roman"/>
+          <w:sz w:val="24"/>
+          <w:szCs w:val="24"/>
+        </w:rPr>
+        <w:t xml:space="preserve">Le diagramme ci-dessous présente le processus </w:t>
+      </w:r>
+      <w:r>
+        <w:rPr>
+          <w:rFonts w:hint="default" w:ascii="Times New Roman" w:hAnsi="Times New Roman" w:eastAsia="SimSun" w:cs="Times New Roman"/>
+          <w:sz w:val="24"/>
+          <w:szCs w:val="24"/>
+          <w:lang w:val="fr-FR"/>
+        </w:rPr>
+        <w:t>de génération des avis d’échéances</w:t>
+      </w:r>
+      <w:r>
+        <w:rPr>
+          <w:rFonts w:hint="default" w:ascii="Times New Roman" w:hAnsi="Times New Roman" w:eastAsia="SimSun" w:cs="Times New Roman"/>
+          <w:sz w:val="24"/>
+          <w:szCs w:val="24"/>
+        </w:rPr>
+        <w:t>.</w:t>
+      </w:r>
+    </w:p>
+    <w:p>
+      <w:pPr>
+        <w:numPr>
+          <w:numId w:val="0"/>
+        </w:numPr>
+        <w:spacing w:line="360" w:lineRule="auto"/>
+        <w:jc w:val="both"/>
+        <w:rPr>
+          <w:rFonts w:hint="default" w:ascii="Times New Roman" w:hAnsi="Times New Roman" w:cs="Times New Roman"/>
+          <w:sz w:val="24"/>
+          <w:szCs w:val="24"/>
+          <w:lang w:val="fr-FR"/>
+        </w:rPr>
+      </w:pPr>
+    </w:p>
+    <w:p>
+      <w:pPr>
+        <w:numPr>
+          <w:numId w:val="0"/>
+        </w:numPr>
+        <w:spacing w:line="360" w:lineRule="auto"/>
+        <w:jc w:val="both"/>
+        <w:rPr>
+          <w:rFonts w:hint="default" w:ascii="Times New Roman" w:hAnsi="Times New Roman" w:cs="Times New Roman"/>
+          <w:sz w:val="24"/>
+          <w:szCs w:val="24"/>
+          <w:lang w:val="fr-FR"/>
+        </w:rPr>
+      </w:pPr>
+      <w:r>
+        <w:rPr>
+          <w:rFonts w:hint="default" w:ascii="Times New Roman" w:hAnsi="Times New Roman" w:cs="Times New Roman"/>
+          <w:sz w:val="24"/>
+          <w:szCs w:val="24"/>
+          <w:lang w:val="fr-FR"/>
+        </w:rPr>
+        <w:drawing>
+          <wp:inline distT="0" distB="0" distL="114300" distR="114300">
+            <wp:extent cx="5819775" cy="6192520"/>
+            <wp:effectExtent l="0" t="0" r="9525" b="17780"/>
+            <wp:docPr id="45" name="Image 45" descr="activite_scheduler.drawio"/>
+            <wp:cNvGraphicFramePr>
+              <a:graphicFrameLocks xmlns:a="http://schemas.openxmlformats.org/drawingml/2006/main" noChangeAspect="1"/>
+            </wp:cNvGraphicFramePr>
+            <a:graphic xmlns:a="http://schemas.openxmlformats.org/drawingml/2006/main">
+              <a:graphicData uri="http://schemas.openxmlformats.org/drawingml/2006/picture">
+                <pic:pic xmlns:pic="http://schemas.openxmlformats.org/drawingml/2006/picture">
+                  <pic:nvPicPr>
+                    <pic:cNvPr id="45" name="Image 45" descr="activite_scheduler.drawio"/>
+                    <pic:cNvPicPr>
+                      <a:picLocks noChangeAspect="1"/>
+                    </pic:cNvPicPr>
+                  </pic:nvPicPr>
+                  <pic:blipFill>
+                    <a:blip r:embed="rId21"/>
+                    <a:stretch>
+                      <a:fillRect/>
+                    </a:stretch>
+                  </pic:blipFill>
+                  <pic:spPr>
+                    <a:xfrm>
+                      <a:off x="0" y="0"/>
+                      <a:ext cx="5819775" cy="6192520"/>
+                    </a:xfrm>
+                    <a:prstGeom prst="rect">
+                      <a:avLst/>
+                    </a:prstGeom>
+                  </pic:spPr>
+                </pic:pic>
+              </a:graphicData>
+            </a:graphic>
+          </wp:inline>
+        </w:drawing>
+      </w:r>
+    </w:p>
+    <w:p>
+      <w:pPr>
+        <w:spacing w:line="360" w:lineRule="auto"/>
+        <w:jc w:val="both"/>
+        <w:rPr>
+          <w:rFonts w:ascii="Times New Roman" w:hAnsi="Times New Roman" w:cs="Times New Roman"/>
+          <w:sz w:val="24"/>
+          <w:szCs w:val="24"/>
+        </w:rPr>
+      </w:pPr>
+    </w:p>
+    <w:p>
+      <w:pPr>
+        <w:spacing w:line="360" w:lineRule="auto"/>
+        <w:jc w:val="both"/>
+        <w:rPr>
+          <w:rFonts w:ascii="Times New Roman" w:hAnsi="Times New Roman" w:cs="Times New Roman"/>
+          <w:sz w:val="24"/>
+          <w:szCs w:val="24"/>
+        </w:rPr>
+      </w:pPr>
+    </w:p>
+    <w:p>
+      <w:pPr>
+        <w:spacing w:line="360" w:lineRule="auto"/>
+        <w:jc w:val="both"/>
+        <w:rPr>
+          <w:rFonts w:ascii="Times New Roman" w:hAnsi="Times New Roman" w:cs="Times New Roman"/>
+          <w:sz w:val="24"/>
+          <w:szCs w:val="24"/>
+        </w:rPr>
+      </w:pPr>
+    </w:p>
+    <w:p>
+      <w:pPr>
+        <w:spacing w:line="360" w:lineRule="auto"/>
+        <w:jc w:val="both"/>
+        <w:rPr>
+          <w:rFonts w:ascii="Times New Roman" w:hAnsi="Times New Roman" w:cs="Times New Roman"/>
+          <w:sz w:val="24"/>
+          <w:szCs w:val="24"/>
+        </w:rPr>
+      </w:pPr>
+    </w:p>
+    <w:p>
+      <w:pPr>
+        <w:spacing w:line="360" w:lineRule="auto"/>
+        <w:jc w:val="both"/>
+        <w:rPr>
+          <w:rFonts w:ascii="Times New Roman" w:hAnsi="Times New Roman" w:cs="Times New Roman"/>
+          <w:sz w:val="24"/>
+          <w:szCs w:val="24"/>
+        </w:rPr>
+      </w:pPr>
+    </w:p>
+    <w:p>
+      <w:pPr>
+        <w:spacing w:line="360" w:lineRule="auto"/>
+        <w:jc w:val="both"/>
+        <w:rPr>
+          <w:rFonts w:ascii="Times New Roman" w:hAnsi="Times New Roman" w:cs="Times New Roman"/>
+          <w:sz w:val="24"/>
+          <w:szCs w:val="24"/>
+        </w:rPr>
+      </w:pPr>
+    </w:p>
+    <w:p>
+      <w:pPr>
+        <w:numPr>
+          <w:ilvl w:val="0"/>
+          <w:numId w:val="26"/>
+        </w:numPr>
+        <w:spacing w:line="360" w:lineRule="auto"/>
+        <w:ind w:left="420" w:leftChars="0"/>
+        <w:jc w:val="both"/>
+        <w:rPr>
+          <w:rFonts w:hint="default" w:ascii="Times New Roman" w:hAnsi="Times New Roman" w:cs="Times New Roman"/>
+          <w:sz w:val="24"/>
+          <w:szCs w:val="24"/>
+        </w:rPr>
+      </w:pPr>
+      <w:r>
+        <w:rPr>
+          <w:rFonts w:hint="default" w:ascii="Times New Roman" w:hAnsi="Times New Roman" w:eastAsia="SimSun" w:cs="Times New Roman"/>
+          <w:sz w:val="24"/>
+          <w:szCs w:val="24"/>
+        </w:rPr>
+        <w:t xml:space="preserve">Le diagramme ci-dessous présente le processus </w:t>
+      </w:r>
+      <w:r>
+        <w:rPr>
+          <w:rFonts w:hint="default" w:ascii="Times New Roman" w:hAnsi="Times New Roman" w:eastAsia="SimSun" w:cs="Times New Roman"/>
+          <w:sz w:val="24"/>
+          <w:szCs w:val="24"/>
+          <w:lang w:val="fr-FR"/>
+        </w:rPr>
+        <w:t>de paiement mobile</w:t>
+      </w:r>
+      <w:r>
+        <w:rPr>
+          <w:rFonts w:hint="default" w:ascii="Times New Roman" w:hAnsi="Times New Roman" w:eastAsia="SimSun" w:cs="Times New Roman"/>
+          <w:sz w:val="24"/>
+          <w:szCs w:val="24"/>
+        </w:rPr>
+        <w:t>.</w:t>
+      </w:r>
+    </w:p>
+    <w:p>
+      <w:pPr>
+        <w:numPr>
+          <w:numId w:val="0"/>
+        </w:numPr>
+        <w:spacing w:line="360" w:lineRule="auto"/>
+        <w:jc w:val="both"/>
+        <w:rPr>
+          <w:rFonts w:hint="default" w:ascii="Times New Roman" w:hAnsi="Times New Roman" w:cs="Times New Roman"/>
+          <w:sz w:val="24"/>
+          <w:szCs w:val="24"/>
+          <w:lang w:val="fr-FR"/>
+        </w:rPr>
+      </w:pPr>
+    </w:p>
+    <w:p>
+      <w:pPr>
+        <w:numPr>
+          <w:numId w:val="0"/>
+        </w:numPr>
+        <w:tabs>
+          <w:tab w:val="left" w:pos="7260"/>
+        </w:tabs>
+        <w:spacing w:line="360" w:lineRule="auto"/>
+        <w:jc w:val="both"/>
+        <w:rPr>
+          <w:rFonts w:hint="default" w:ascii="Times New Roman" w:hAnsi="Times New Roman" w:cs="Times New Roman"/>
+          <w:sz w:val="24"/>
+          <w:szCs w:val="24"/>
+          <w:lang w:val="fr-FR"/>
+        </w:rPr>
+      </w:pPr>
+      <w:r>
+        <w:rPr>
+          <w:rFonts w:hint="default" w:ascii="Times New Roman" w:hAnsi="Times New Roman" w:cs="Times New Roman"/>
+          <w:sz w:val="24"/>
+          <w:szCs w:val="24"/>
+          <w:lang w:val="fr-FR"/>
+        </w:rPr>
+        <w:drawing>
+          <wp:inline distT="0" distB="0" distL="114300" distR="114300">
+            <wp:extent cx="5897245" cy="5831205"/>
+            <wp:effectExtent l="0" t="0" r="8255" b="17145"/>
+            <wp:docPr id="49" name="Image 49" descr="activite_paiement_mobile.drawio"/>
+            <wp:cNvGraphicFramePr>
+              <a:graphicFrameLocks xmlns:a="http://schemas.openxmlformats.org/drawingml/2006/main" noChangeAspect="1"/>
+            </wp:cNvGraphicFramePr>
+            <a:graphic xmlns:a="http://schemas.openxmlformats.org/drawingml/2006/main">
+              <a:graphicData uri="http://schemas.openxmlformats.org/drawingml/2006/picture">
+                <pic:pic xmlns:pic="http://schemas.openxmlformats.org/drawingml/2006/picture">
+                  <pic:nvPicPr>
+                    <pic:cNvPr id="49" name="Image 49" descr="activite_paiement_mobile.drawio"/>
+                    <pic:cNvPicPr>
+                      <a:picLocks noChangeAspect="1"/>
+                    </pic:cNvPicPr>
+                  </pic:nvPicPr>
+                  <pic:blipFill>
+                    <a:blip r:embed="rId22"/>
+                    <a:stretch>
+                      <a:fillRect/>
+                    </a:stretch>
+                  </pic:blipFill>
+                  <pic:spPr>
+                    <a:xfrm>
+                      <a:off x="0" y="0"/>
+                      <a:ext cx="5897245" cy="5831205"/>
+                    </a:xfrm>
+                    <a:prstGeom prst="rect">
+                      <a:avLst/>
+                    </a:prstGeom>
+                  </pic:spPr>
+                </pic:pic>
+              </a:graphicData>
+            </a:graphic>
+          </wp:inline>
+        </w:drawing>
+      </w:r>
+    </w:p>
+    <w:p>
+      <w:pPr>
+        <w:spacing w:line="360" w:lineRule="auto"/>
+        <w:jc w:val="both"/>
+        <w:rPr>
+          <w:rFonts w:ascii="Times New Roman" w:hAnsi="Times New Roman" w:cs="Times New Roman"/>
+          <w:sz w:val="24"/>
+          <w:szCs w:val="24"/>
+        </w:rPr>
+      </w:pPr>
+    </w:p>
+    <w:p>
+      <w:pPr>
+        <w:spacing w:line="360" w:lineRule="auto"/>
+        <w:jc w:val="both"/>
+        <w:rPr>
+          <w:rFonts w:ascii="Times New Roman" w:hAnsi="Times New Roman" w:cs="Times New Roman"/>
+          <w:sz w:val="24"/>
+          <w:szCs w:val="24"/>
+        </w:rPr>
+      </w:pPr>
+    </w:p>
+    <w:p>
+      <w:pPr>
+        <w:spacing w:line="360" w:lineRule="auto"/>
+        <w:jc w:val="both"/>
+        <w:rPr>
+          <w:rFonts w:ascii="Times New Roman" w:hAnsi="Times New Roman" w:cs="Times New Roman"/>
+          <w:sz w:val="24"/>
+          <w:szCs w:val="24"/>
+        </w:rPr>
+      </w:pPr>
     </w:p>
     <w:p>
       <w:pPr>
@@ -16860,6 +19821,8 @@
         <w:jc w:val="both"/>
         <w:rPr>
           <w:rFonts w:ascii="Times New Roman" w:hAnsi="Times New Roman" w:cs="Times New Roman"/>
+          <w:sz w:val="24"/>
+          <w:szCs w:val="24"/>
         </w:rPr>
       </w:pPr>
       <w:bookmarkStart w:id="32" w:name="_Toc1608"/>
@@ -16876,7 +19839,531 @@
         <w:spacing w:line="360" w:lineRule="auto"/>
         <w:jc w:val="both"/>
         <w:rPr>
-          <w:rFonts w:ascii="Times New Roman" w:hAnsi="Times New Roman" w:cs="Times New Roman"/>
+          <w:rFonts w:hint="default" w:ascii="Times New Roman" w:hAnsi="Times New Roman" w:eastAsia="SimSun" w:cs="Times New Roman"/>
+          <w:sz w:val="24"/>
+          <w:szCs w:val="24"/>
+        </w:rPr>
+      </w:pPr>
+      <w:r>
+        <w:rPr>
+          <w:rFonts w:hint="default" w:ascii="Times New Roman" w:hAnsi="Times New Roman" w:eastAsia="SimSun" w:cs="Times New Roman"/>
+          <w:sz w:val="24"/>
+          <w:szCs w:val="24"/>
+        </w:rPr>
+        <w:t>Les diagrammes de séquences décrivent les interactions chronologiques entre les objets du système pour un scénario donné. Ils permettent de visualiser précisément les appels entre le client (web ou mobile), le contrôleur REST, la couche service et la base de données, ainsi que les échanges avec FedaPay pour le paiement.</w:t>
+      </w:r>
+    </w:p>
+    <w:p>
+      <w:pPr>
+        <w:numPr>
+          <w:ilvl w:val="0"/>
+          <w:numId w:val="27"/>
+        </w:numPr>
+        <w:spacing w:line="360" w:lineRule="auto"/>
+        <w:ind w:left="420" w:leftChars="0"/>
+        <w:jc w:val="both"/>
+        <w:rPr>
+          <w:rFonts w:hint="default" w:ascii="Times New Roman" w:hAnsi="Times New Roman" w:eastAsia="SimSun" w:cs="Times New Roman"/>
+          <w:sz w:val="24"/>
+          <w:szCs w:val="24"/>
+          <w:lang w:val="fr-FR"/>
+        </w:rPr>
+      </w:pPr>
+      <w:r>
+        <w:rPr>
+          <w:rFonts w:hint="default" w:ascii="Times New Roman" w:hAnsi="Times New Roman" w:eastAsia="SimSun" w:cs="Times New Roman"/>
+          <w:sz w:val="24"/>
+          <w:szCs w:val="24"/>
+          <w:lang w:val="fr-FR"/>
+        </w:rPr>
+        <w:t>Sequence de création d’un bail</w:t>
+      </w:r>
+    </w:p>
+    <w:p>
+      <w:pPr>
+        <w:numPr>
+          <w:numId w:val="0"/>
+        </w:numPr>
+        <w:spacing w:after="160" w:line="360" w:lineRule="auto"/>
+        <w:jc w:val="both"/>
+        <w:rPr>
+          <w:rFonts w:hint="default" w:ascii="Times New Roman" w:hAnsi="Times New Roman" w:eastAsia="SimSun" w:cs="Times New Roman"/>
+          <w:sz w:val="24"/>
+          <w:szCs w:val="24"/>
+          <w:lang w:val="fr-FR"/>
+        </w:rPr>
+      </w:pPr>
+      <w:r>
+        <w:rPr>
+          <w:rFonts w:hint="default" w:ascii="Times New Roman" w:hAnsi="Times New Roman" w:eastAsia="SimSun" w:cs="Times New Roman"/>
+          <w:sz w:val="24"/>
+          <w:szCs w:val="24"/>
+          <w:lang w:val="fr-FR"/>
+        </w:rPr>
+        <w:drawing>
+          <wp:inline distT="0" distB="0" distL="114300" distR="114300">
+            <wp:extent cx="6116955" cy="3025775"/>
+            <wp:effectExtent l="0" t="0" r="17145" b="3175"/>
+            <wp:docPr id="50" name="Image 50" descr="creation bail"/>
+            <wp:cNvGraphicFramePr>
+              <a:graphicFrameLocks xmlns:a="http://schemas.openxmlformats.org/drawingml/2006/main" noChangeAspect="1"/>
+            </wp:cNvGraphicFramePr>
+            <a:graphic xmlns:a="http://schemas.openxmlformats.org/drawingml/2006/main">
+              <a:graphicData uri="http://schemas.openxmlformats.org/drawingml/2006/picture">
+                <pic:pic xmlns:pic="http://schemas.openxmlformats.org/drawingml/2006/picture">
+                  <pic:nvPicPr>
+                    <pic:cNvPr id="50" name="Image 50" descr="creation bail"/>
+                    <pic:cNvPicPr>
+                      <a:picLocks noChangeAspect="1"/>
+                    </pic:cNvPicPr>
+                  </pic:nvPicPr>
+                  <pic:blipFill>
+                    <a:blip r:embed="rId23"/>
+                    <a:stretch>
+                      <a:fillRect/>
+                    </a:stretch>
+                  </pic:blipFill>
+                  <pic:spPr>
+                    <a:xfrm>
+                      <a:off x="0" y="0"/>
+                      <a:ext cx="6116955" cy="3025775"/>
+                    </a:xfrm>
+                    <a:prstGeom prst="rect">
+                      <a:avLst/>
+                    </a:prstGeom>
+                  </pic:spPr>
+                </pic:pic>
+              </a:graphicData>
+            </a:graphic>
+          </wp:inline>
+        </w:drawing>
+      </w:r>
+    </w:p>
+    <w:p>
+      <w:pPr>
+        <w:numPr>
+          <w:ilvl w:val="0"/>
+          <w:numId w:val="27"/>
+        </w:numPr>
+        <w:spacing w:after="160" w:line="360" w:lineRule="auto"/>
+        <w:ind w:left="420" w:leftChars="0" w:firstLine="0" w:firstLineChars="0"/>
+        <w:jc w:val="both"/>
+        <w:rPr>
+          <w:rFonts w:hint="default" w:ascii="Times New Roman" w:hAnsi="Times New Roman" w:eastAsia="SimSun" w:cs="Times New Roman"/>
+          <w:sz w:val="24"/>
+          <w:szCs w:val="24"/>
+          <w:lang w:val="fr-FR"/>
+        </w:rPr>
+      </w:pPr>
+      <w:r>
+        <w:rPr>
+          <w:rFonts w:hint="default" w:ascii="Times New Roman" w:hAnsi="Times New Roman" w:eastAsia="SimSun" w:cs="Times New Roman"/>
+          <w:sz w:val="24"/>
+          <w:szCs w:val="24"/>
+          <w:lang w:val="fr-FR"/>
+        </w:rPr>
+        <w:t xml:space="preserve">Séquence de génération mensuelle des échéances </w:t>
+      </w:r>
+    </w:p>
+    <w:p>
+      <w:pPr>
+        <w:numPr>
+          <w:numId w:val="0"/>
+        </w:numPr>
+        <w:spacing w:after="160" w:line="360" w:lineRule="auto"/>
+        <w:jc w:val="both"/>
+        <w:rPr>
+          <w:rFonts w:hint="default" w:ascii="Times New Roman" w:hAnsi="Times New Roman" w:eastAsia="SimSun" w:cs="Times New Roman"/>
+          <w:sz w:val="24"/>
+          <w:szCs w:val="24"/>
+          <w:lang w:val="fr-FR"/>
+        </w:rPr>
+      </w:pPr>
+      <w:r>
+        <w:rPr>
+          <w:rFonts w:hint="default" w:ascii="Times New Roman" w:hAnsi="Times New Roman" w:eastAsia="SimSun" w:cs="Times New Roman"/>
+          <w:sz w:val="24"/>
+          <w:szCs w:val="24"/>
+          <w:lang w:val="fr-FR"/>
+        </w:rPr>
+        <w:drawing>
+          <wp:inline distT="0" distB="0" distL="114300" distR="114300">
+            <wp:extent cx="6159500" cy="3117850"/>
+            <wp:effectExtent l="0" t="0" r="12700" b="6350"/>
+            <wp:docPr id="51" name="Image 51" descr="sequence scheduler echeance"/>
+            <wp:cNvGraphicFramePr>
+              <a:graphicFrameLocks xmlns:a="http://schemas.openxmlformats.org/drawingml/2006/main" noChangeAspect="1"/>
+            </wp:cNvGraphicFramePr>
+            <a:graphic xmlns:a="http://schemas.openxmlformats.org/drawingml/2006/main">
+              <a:graphicData uri="http://schemas.openxmlformats.org/drawingml/2006/picture">
+                <pic:pic xmlns:pic="http://schemas.openxmlformats.org/drawingml/2006/picture">
+                  <pic:nvPicPr>
+                    <pic:cNvPr id="51" name="Image 51" descr="sequence scheduler echeance"/>
+                    <pic:cNvPicPr>
+                      <a:picLocks noChangeAspect="1"/>
+                    </pic:cNvPicPr>
+                  </pic:nvPicPr>
+                  <pic:blipFill>
+                    <a:blip r:embed="rId24"/>
+                    <a:stretch>
+                      <a:fillRect/>
+                    </a:stretch>
+                  </pic:blipFill>
+                  <pic:spPr>
+                    <a:xfrm>
+                      <a:off x="0" y="0"/>
+                      <a:ext cx="6159500" cy="3117850"/>
+                    </a:xfrm>
+                    <a:prstGeom prst="rect">
+                      <a:avLst/>
+                    </a:prstGeom>
+                  </pic:spPr>
+                </pic:pic>
+              </a:graphicData>
+            </a:graphic>
+          </wp:inline>
+        </w:drawing>
+      </w:r>
+    </w:p>
+    <w:p>
+      <w:pPr>
+        <w:spacing w:line="360" w:lineRule="auto"/>
+        <w:jc w:val="both"/>
+        <w:rPr>
+          <w:rFonts w:hint="default" w:ascii="Times New Roman" w:hAnsi="Times New Roman" w:eastAsia="SimSun" w:cs="Times New Roman"/>
+          <w:sz w:val="24"/>
+          <w:szCs w:val="24"/>
+        </w:rPr>
+      </w:pPr>
+    </w:p>
+    <w:p>
+      <w:pPr>
+        <w:numPr>
+          <w:ilvl w:val="0"/>
+          <w:numId w:val="27"/>
+        </w:numPr>
+        <w:spacing w:line="360" w:lineRule="auto"/>
+        <w:ind w:left="420" w:leftChars="0" w:firstLine="0" w:firstLineChars="0"/>
+        <w:jc w:val="both"/>
+        <w:rPr>
+          <w:rFonts w:hint="default" w:ascii="Times New Roman" w:hAnsi="Times New Roman" w:eastAsia="SimSun" w:cs="Times New Roman"/>
+          <w:sz w:val="24"/>
+          <w:szCs w:val="24"/>
+          <w:lang w:val="fr-FR"/>
+        </w:rPr>
+      </w:pPr>
+      <w:r>
+        <w:rPr>
+          <w:rFonts w:hint="default" w:ascii="Times New Roman" w:hAnsi="Times New Roman" w:eastAsia="SimSun" w:cs="Times New Roman"/>
+          <w:sz w:val="24"/>
+          <w:szCs w:val="24"/>
+          <w:lang w:val="fr-FR"/>
+        </w:rPr>
+        <w:t>Séquence de vérification et de marquage automatique des retards d’échéances</w:t>
+      </w:r>
+    </w:p>
+    <w:p>
+      <w:pPr>
+        <w:numPr>
+          <w:numId w:val="0"/>
+        </w:numPr>
+        <w:spacing w:line="360" w:lineRule="auto"/>
+        <w:jc w:val="both"/>
+        <w:rPr>
+          <w:rFonts w:hint="default" w:ascii="Times New Roman" w:hAnsi="Times New Roman" w:eastAsia="SimSun" w:cs="Times New Roman"/>
+          <w:sz w:val="24"/>
+          <w:szCs w:val="24"/>
+          <w:lang w:val="fr-FR"/>
+        </w:rPr>
+      </w:pPr>
+      <w:r>
+        <w:rPr>
+          <w:rFonts w:hint="default" w:ascii="Times New Roman" w:hAnsi="Times New Roman" w:eastAsia="SimSun" w:cs="Times New Roman"/>
+          <w:sz w:val="24"/>
+          <w:szCs w:val="24"/>
+          <w:lang w:val="fr-FR"/>
+        </w:rPr>
+        <w:drawing>
+          <wp:inline distT="0" distB="0" distL="114300" distR="114300">
+            <wp:extent cx="5855335" cy="3137535"/>
+            <wp:effectExtent l="0" t="0" r="12065" b="5715"/>
+            <wp:docPr id="52" name="Image 52" descr="sequence scheduler marquage retard"/>
+            <wp:cNvGraphicFramePr>
+              <a:graphicFrameLocks xmlns:a="http://schemas.openxmlformats.org/drawingml/2006/main" noChangeAspect="1"/>
+            </wp:cNvGraphicFramePr>
+            <a:graphic xmlns:a="http://schemas.openxmlformats.org/drawingml/2006/main">
+              <a:graphicData uri="http://schemas.openxmlformats.org/drawingml/2006/picture">
+                <pic:pic xmlns:pic="http://schemas.openxmlformats.org/drawingml/2006/picture">
+                  <pic:nvPicPr>
+                    <pic:cNvPr id="52" name="Image 52" descr="sequence scheduler marquage retard"/>
+                    <pic:cNvPicPr>
+                      <a:picLocks noChangeAspect="1"/>
+                    </pic:cNvPicPr>
+                  </pic:nvPicPr>
+                  <pic:blipFill>
+                    <a:blip r:embed="rId25"/>
+                    <a:stretch>
+                      <a:fillRect/>
+                    </a:stretch>
+                  </pic:blipFill>
+                  <pic:spPr>
+                    <a:xfrm>
+                      <a:off x="0" y="0"/>
+                      <a:ext cx="5855335" cy="3137535"/>
+                    </a:xfrm>
+                    <a:prstGeom prst="rect">
+                      <a:avLst/>
+                    </a:prstGeom>
+                  </pic:spPr>
+                </pic:pic>
+              </a:graphicData>
+            </a:graphic>
+          </wp:inline>
+        </w:drawing>
+      </w:r>
+    </w:p>
+    <w:p>
+      <w:pPr>
+        <w:numPr>
+          <w:numId w:val="0"/>
+        </w:numPr>
+        <w:spacing w:line="360" w:lineRule="auto"/>
+        <w:jc w:val="both"/>
+        <w:rPr>
+          <w:rFonts w:hint="default" w:ascii="Times New Roman" w:hAnsi="Times New Roman" w:eastAsia="SimSun" w:cs="Times New Roman"/>
+          <w:sz w:val="24"/>
+          <w:szCs w:val="24"/>
+          <w:lang w:val="fr-FR"/>
+        </w:rPr>
+      </w:pPr>
+    </w:p>
+    <w:p>
+      <w:pPr>
+        <w:numPr>
+          <w:ilvl w:val="0"/>
+          <w:numId w:val="27"/>
+        </w:numPr>
+        <w:spacing w:line="360" w:lineRule="auto"/>
+        <w:ind w:left="420" w:leftChars="0" w:firstLine="0" w:firstLineChars="0"/>
+        <w:jc w:val="both"/>
+        <w:rPr>
+          <w:rFonts w:hint="default" w:ascii="Times New Roman" w:hAnsi="Times New Roman" w:eastAsia="SimSun" w:cs="Times New Roman"/>
+          <w:sz w:val="24"/>
+          <w:szCs w:val="24"/>
+          <w:lang w:val="fr-FR"/>
+        </w:rPr>
+      </w:pPr>
+      <w:r>
+        <w:rPr>
+          <w:rFonts w:hint="default" w:ascii="Times New Roman" w:hAnsi="Times New Roman" w:eastAsia="SimSun" w:cs="Times New Roman"/>
+          <w:sz w:val="24"/>
+          <w:szCs w:val="24"/>
+          <w:lang w:val="fr-FR"/>
+        </w:rPr>
+        <w:t>Séquence de paiement mobile</w:t>
+      </w:r>
+    </w:p>
+    <w:p>
+      <w:pPr>
+        <w:numPr>
+          <w:numId w:val="0"/>
+        </w:numPr>
+        <w:spacing w:line="360" w:lineRule="auto"/>
+        <w:jc w:val="both"/>
+        <w:rPr>
+          <w:rFonts w:hint="default" w:ascii="Times New Roman" w:hAnsi="Times New Roman" w:eastAsia="SimSun" w:cs="Times New Roman"/>
+          <w:sz w:val="24"/>
+          <w:szCs w:val="24"/>
+          <w:lang w:val="fr-FR"/>
+        </w:rPr>
+      </w:pPr>
+      <w:r>
+        <w:rPr>
+          <w:rFonts w:hint="default" w:ascii="Times New Roman" w:hAnsi="Times New Roman" w:eastAsia="SimSun" w:cs="Times New Roman"/>
+          <w:sz w:val="24"/>
+          <w:szCs w:val="24"/>
+          <w:lang w:val="fr-FR"/>
+        </w:rPr>
+        <w:drawing>
+          <wp:inline distT="0" distB="0" distL="114300" distR="114300">
+            <wp:extent cx="6165215" cy="3300730"/>
+            <wp:effectExtent l="0" t="0" r="6985" b="13970"/>
+            <wp:docPr id="53" name="Image 53" descr="sequence paiement mobile"/>
+            <wp:cNvGraphicFramePr>
+              <a:graphicFrameLocks xmlns:a="http://schemas.openxmlformats.org/drawingml/2006/main" noChangeAspect="1"/>
+            </wp:cNvGraphicFramePr>
+            <a:graphic xmlns:a="http://schemas.openxmlformats.org/drawingml/2006/main">
+              <a:graphicData uri="http://schemas.openxmlformats.org/drawingml/2006/picture">
+                <pic:pic xmlns:pic="http://schemas.openxmlformats.org/drawingml/2006/picture">
+                  <pic:nvPicPr>
+                    <pic:cNvPr id="53" name="Image 53" descr="sequence paiement mobile"/>
+                    <pic:cNvPicPr>
+                      <a:picLocks noChangeAspect="1"/>
+                    </pic:cNvPicPr>
+                  </pic:nvPicPr>
+                  <pic:blipFill>
+                    <a:blip r:embed="rId26"/>
+                    <a:stretch>
+                      <a:fillRect/>
+                    </a:stretch>
+                  </pic:blipFill>
+                  <pic:spPr>
+                    <a:xfrm>
+                      <a:off x="0" y="0"/>
+                      <a:ext cx="6165215" cy="3300730"/>
+                    </a:xfrm>
+                    <a:prstGeom prst="rect">
+                      <a:avLst/>
+                    </a:prstGeom>
+                  </pic:spPr>
+                </pic:pic>
+              </a:graphicData>
+            </a:graphic>
+          </wp:inline>
+        </w:drawing>
+      </w:r>
+    </w:p>
+    <w:p>
+      <w:pPr>
+        <w:spacing w:line="360" w:lineRule="auto"/>
+        <w:jc w:val="both"/>
+        <w:rPr>
+          <w:rFonts w:hint="default" w:ascii="Times New Roman" w:hAnsi="Times New Roman" w:eastAsia="SimSun" w:cs="Times New Roman"/>
+          <w:sz w:val="24"/>
+          <w:szCs w:val="24"/>
+        </w:rPr>
+      </w:pPr>
+    </w:p>
+    <w:p>
+      <w:pPr>
+        <w:spacing w:line="360" w:lineRule="auto"/>
+        <w:jc w:val="both"/>
+        <w:rPr>
+          <w:rFonts w:hint="default" w:ascii="Times New Roman" w:hAnsi="Times New Roman" w:eastAsia="SimSun" w:cs="Times New Roman"/>
+          <w:sz w:val="24"/>
+          <w:szCs w:val="24"/>
+        </w:rPr>
+      </w:pPr>
+    </w:p>
+    <w:p>
+      <w:pPr>
+        <w:spacing w:line="360" w:lineRule="auto"/>
+        <w:jc w:val="both"/>
+        <w:rPr>
+          <w:rFonts w:hint="default" w:ascii="Times New Roman" w:hAnsi="Times New Roman" w:eastAsia="SimSun" w:cs="Times New Roman"/>
+          <w:sz w:val="24"/>
+          <w:szCs w:val="24"/>
+        </w:rPr>
+      </w:pPr>
+    </w:p>
+    <w:p>
+      <w:pPr>
+        <w:numPr>
+          <w:ilvl w:val="0"/>
+          <w:numId w:val="27"/>
+        </w:numPr>
+        <w:spacing w:line="360" w:lineRule="auto"/>
+        <w:ind w:left="420" w:leftChars="0" w:firstLine="0" w:firstLineChars="0"/>
+        <w:jc w:val="both"/>
+        <w:rPr>
+          <w:rFonts w:hint="default" w:ascii="Times New Roman" w:hAnsi="Times New Roman" w:eastAsia="SimSun" w:cs="Times New Roman"/>
+          <w:sz w:val="24"/>
+          <w:szCs w:val="24"/>
+          <w:lang w:val="fr-FR"/>
+        </w:rPr>
+      </w:pPr>
+      <w:r>
+        <w:rPr>
+          <w:rFonts w:hint="default" w:ascii="Times New Roman" w:hAnsi="Times New Roman" w:eastAsia="SimSun" w:cs="Times New Roman"/>
+          <w:sz w:val="24"/>
+          <w:szCs w:val="24"/>
+          <w:lang w:val="fr-FR"/>
+        </w:rPr>
+        <w:t>Séquence de traitement du webhook de fedapay</w:t>
+      </w:r>
+    </w:p>
+    <w:p>
+      <w:pPr>
+        <w:numPr>
+          <w:numId w:val="0"/>
+        </w:numPr>
+        <w:spacing w:line="360" w:lineRule="auto"/>
+        <w:ind w:left="420" w:leftChars="0"/>
+        <w:jc w:val="both"/>
+        <w:rPr>
+          <w:rFonts w:hint="default" w:ascii="Times New Roman" w:hAnsi="Times New Roman" w:eastAsia="SimSun" w:cs="Times New Roman"/>
+          <w:sz w:val="24"/>
+          <w:szCs w:val="24"/>
+          <w:lang w:val="fr-FR"/>
+        </w:rPr>
+      </w:pPr>
+    </w:p>
+    <w:p>
+      <w:pPr>
+        <w:numPr>
+          <w:numId w:val="0"/>
+        </w:numPr>
+        <w:spacing w:line="360" w:lineRule="auto"/>
+        <w:jc w:val="both"/>
+        <w:rPr>
+          <w:rFonts w:hint="default" w:ascii="Times New Roman" w:hAnsi="Times New Roman" w:eastAsia="SimSun" w:cs="Times New Roman"/>
+          <w:sz w:val="24"/>
+          <w:szCs w:val="24"/>
+          <w:lang w:val="fr-FR"/>
+        </w:rPr>
+      </w:pPr>
+      <w:r>
+        <w:rPr>
+          <w:rFonts w:hint="default" w:ascii="Times New Roman" w:hAnsi="Times New Roman" w:eastAsia="SimSun" w:cs="Times New Roman"/>
+          <w:sz w:val="24"/>
+          <w:szCs w:val="24"/>
+          <w:lang w:val="fr-FR"/>
+        </w:rPr>
+        <w:drawing>
+          <wp:inline distT="0" distB="0" distL="114300" distR="114300">
+            <wp:extent cx="5938520" cy="4145915"/>
+            <wp:effectExtent l="0" t="0" r="5080" b="6985"/>
+            <wp:docPr id="55" name="Image 55" descr="traitement du webhook fedapay"/>
+            <wp:cNvGraphicFramePr>
+              <a:graphicFrameLocks xmlns:a="http://schemas.openxmlformats.org/drawingml/2006/main" noChangeAspect="1"/>
+            </wp:cNvGraphicFramePr>
+            <a:graphic xmlns:a="http://schemas.openxmlformats.org/drawingml/2006/main">
+              <a:graphicData uri="http://schemas.openxmlformats.org/drawingml/2006/picture">
+                <pic:pic xmlns:pic="http://schemas.openxmlformats.org/drawingml/2006/picture">
+                  <pic:nvPicPr>
+                    <pic:cNvPr id="55" name="Image 55" descr="traitement du webhook fedapay"/>
+                    <pic:cNvPicPr>
+                      <a:picLocks noChangeAspect="1"/>
+                    </pic:cNvPicPr>
+                  </pic:nvPicPr>
+                  <pic:blipFill>
+                    <a:blip r:embed="rId27"/>
+                    <a:stretch>
+                      <a:fillRect/>
+                    </a:stretch>
+                  </pic:blipFill>
+                  <pic:spPr>
+                    <a:xfrm>
+                      <a:off x="0" y="0"/>
+                      <a:ext cx="5938520" cy="4145915"/>
+                    </a:xfrm>
+                    <a:prstGeom prst="rect">
+                      <a:avLst/>
+                    </a:prstGeom>
+                  </pic:spPr>
+                </pic:pic>
+              </a:graphicData>
+            </a:graphic>
+          </wp:inline>
+        </w:drawing>
+      </w:r>
+    </w:p>
+    <w:p>
+      <w:pPr>
+        <w:spacing w:line="360" w:lineRule="auto"/>
+        <w:jc w:val="both"/>
+        <w:rPr>
+          <w:rFonts w:hint="default" w:ascii="Times New Roman" w:hAnsi="Times New Roman" w:eastAsia="SimSun" w:cs="Times New Roman"/>
           <w:sz w:val="24"/>
           <w:szCs w:val="24"/>
         </w:rPr>
@@ -16917,6 +20404,214 @@
     </w:p>
     <w:p>
       <w:pPr>
+        <w:spacing w:line="360" w:lineRule="auto"/>
+        <w:jc w:val="both"/>
+        <w:rPr>
+          <w:rFonts w:hint="default" w:ascii="Times New Roman" w:hAnsi="Times New Roman" w:cs="Times New Roman"/>
+          <w:sz w:val="24"/>
+          <w:szCs w:val="24"/>
+        </w:rPr>
+      </w:pPr>
+      <w:r>
+        <w:rPr>
+          <w:rFonts w:hint="default" w:ascii="Times New Roman" w:hAnsi="Times New Roman" w:eastAsia="SimSun" w:cs="Times New Roman"/>
+          <w:sz w:val="24"/>
+          <w:szCs w:val="24"/>
+        </w:rPr>
+        <w:t>Le diagramme de classes constitue la pierre angulaire de la conception orientée objet du projet. Il présente les entités métier du système (Utilisateur, Bien, Unite, ContratBail, Echeance, Paiement, Notification, Reservation), leurs attributs, leurs méthodes et les relations qui les lient (associations, héritage, composition). Ce modèle est directement mappé sur le schéma relationnel de la base de données PostgreSQL via l'ORM Hibernate/JPA.</w:t>
+      </w:r>
+    </w:p>
+    <w:p>
+      <w:pPr>
+        <w:spacing w:line="360" w:lineRule="auto"/>
+        <w:jc w:val="both"/>
+        <w:rPr>
+          <w:rFonts w:ascii="Times New Roman" w:hAnsi="Times New Roman" w:cs="Times New Roman"/>
+          <w:sz w:val="24"/>
+          <w:szCs w:val="24"/>
+        </w:rPr>
+      </w:pPr>
+    </w:p>
+    <w:p>
+      <w:pPr>
+        <w:spacing w:line="360" w:lineRule="auto"/>
+        <w:jc w:val="both"/>
+        <w:rPr>
+          <w:rFonts w:ascii="Times New Roman" w:hAnsi="Times New Roman" w:cs="Times New Roman"/>
+          <w:sz w:val="24"/>
+          <w:szCs w:val="24"/>
+        </w:rPr>
+      </w:pPr>
+    </w:p>
+    <w:p>
+      <w:pPr>
+        <w:spacing w:line="360" w:lineRule="auto"/>
+        <w:jc w:val="both"/>
+        <w:rPr>
+          <w:rFonts w:ascii="Times New Roman" w:hAnsi="Times New Roman" w:cs="Times New Roman"/>
+          <w:sz w:val="24"/>
+          <w:szCs w:val="24"/>
+        </w:rPr>
+      </w:pPr>
+    </w:p>
+    <w:p>
+      <w:pPr>
+        <w:spacing w:line="360" w:lineRule="auto"/>
+        <w:jc w:val="both"/>
+        <w:rPr>
+          <w:rFonts w:ascii="Times New Roman" w:hAnsi="Times New Roman" w:cs="Times New Roman"/>
+          <w:sz w:val="24"/>
+          <w:szCs w:val="24"/>
+        </w:rPr>
+      </w:pPr>
+    </w:p>
+    <w:p>
+      <w:pPr>
+        <w:spacing w:line="360" w:lineRule="auto"/>
+        <w:jc w:val="both"/>
+        <w:rPr>
+          <w:rFonts w:ascii="Times New Roman" w:hAnsi="Times New Roman" w:cs="Times New Roman"/>
+          <w:sz w:val="24"/>
+          <w:szCs w:val="24"/>
+        </w:rPr>
+      </w:pPr>
+    </w:p>
+    <w:p>
+      <w:pPr>
+        <w:spacing w:line="360" w:lineRule="auto"/>
+        <w:jc w:val="both"/>
+        <w:rPr>
+          <w:rFonts w:hint="default" w:ascii="Times New Roman" w:hAnsi="Times New Roman" w:cs="Times New Roman"/>
+          <w:sz w:val="24"/>
+          <w:szCs w:val="24"/>
+          <w:lang w:val="fr-FR"/>
+        </w:rPr>
+      </w:pPr>
+      <w:r>
+        <w:rPr>
+          <w:rFonts w:hint="default" w:ascii="Times New Roman" w:hAnsi="Times New Roman" w:cs="Times New Roman"/>
+          <w:sz w:val="24"/>
+          <w:szCs w:val="24"/>
+          <w:lang w:val="fr-FR"/>
+        </w:rPr>
+        <w:drawing>
+          <wp:inline distT="0" distB="0" distL="114300" distR="114300">
+            <wp:extent cx="5935980" cy="5762625"/>
+            <wp:effectExtent l="0" t="0" r="7620" b="9525"/>
+            <wp:docPr id="57" name="Image 57" descr="classe.drawio"/>
+            <wp:cNvGraphicFramePr>
+              <a:graphicFrameLocks xmlns:a="http://schemas.openxmlformats.org/drawingml/2006/main" noChangeAspect="1"/>
+            </wp:cNvGraphicFramePr>
+            <a:graphic xmlns:a="http://schemas.openxmlformats.org/drawingml/2006/main">
+              <a:graphicData uri="http://schemas.openxmlformats.org/drawingml/2006/picture">
+                <pic:pic xmlns:pic="http://schemas.openxmlformats.org/drawingml/2006/picture">
+                  <pic:nvPicPr>
+                    <pic:cNvPr id="57" name="Image 57" descr="classe.drawio"/>
+                    <pic:cNvPicPr>
+                      <a:picLocks noChangeAspect="1"/>
+                    </pic:cNvPicPr>
+                  </pic:nvPicPr>
+                  <pic:blipFill>
+                    <a:blip r:embed="rId28"/>
+                    <a:stretch>
+                      <a:fillRect/>
+                    </a:stretch>
+                  </pic:blipFill>
+                  <pic:spPr>
+                    <a:xfrm>
+                      <a:off x="0" y="0"/>
+                      <a:ext cx="5935980" cy="5762625"/>
+                    </a:xfrm>
+                    <a:prstGeom prst="rect">
+                      <a:avLst/>
+                    </a:prstGeom>
+                  </pic:spPr>
+                </pic:pic>
+              </a:graphicData>
+            </a:graphic>
+          </wp:inline>
+        </w:drawing>
+      </w:r>
+    </w:p>
+    <w:p>
+      <w:pPr>
+        <w:spacing w:line="360" w:lineRule="auto"/>
+        <w:jc w:val="both"/>
+        <w:rPr>
+          <w:rFonts w:ascii="Times New Roman" w:hAnsi="Times New Roman" w:cs="Times New Roman"/>
+          <w:sz w:val="24"/>
+          <w:szCs w:val="24"/>
+        </w:rPr>
+      </w:pPr>
+    </w:p>
+    <w:p>
+      <w:pPr>
+        <w:spacing w:line="360" w:lineRule="auto"/>
+        <w:jc w:val="both"/>
+        <w:rPr>
+          <w:rFonts w:ascii="Times New Roman" w:hAnsi="Times New Roman" w:cs="Times New Roman"/>
+          <w:sz w:val="24"/>
+          <w:szCs w:val="24"/>
+        </w:rPr>
+      </w:pPr>
+    </w:p>
+    <w:p>
+      <w:pPr>
+        <w:spacing w:line="360" w:lineRule="auto"/>
+        <w:jc w:val="both"/>
+        <w:rPr>
+          <w:rFonts w:ascii="Times New Roman" w:hAnsi="Times New Roman" w:cs="Times New Roman"/>
+          <w:sz w:val="24"/>
+          <w:szCs w:val="24"/>
+        </w:rPr>
+      </w:pPr>
+    </w:p>
+    <w:p>
+      <w:pPr>
+        <w:spacing w:line="360" w:lineRule="auto"/>
+        <w:jc w:val="both"/>
+        <w:rPr>
+          <w:rFonts w:ascii="Times New Roman" w:hAnsi="Times New Roman" w:cs="Times New Roman"/>
+          <w:sz w:val="24"/>
+          <w:szCs w:val="24"/>
+        </w:rPr>
+      </w:pPr>
+    </w:p>
+    <w:p>
+      <w:pPr>
+        <w:spacing w:line="360" w:lineRule="auto"/>
+        <w:jc w:val="both"/>
+        <w:rPr>
+          <w:rFonts w:ascii="Times New Roman" w:hAnsi="Times New Roman" w:cs="Times New Roman"/>
+          <w:sz w:val="24"/>
+          <w:szCs w:val="24"/>
+        </w:rPr>
+      </w:pPr>
+    </w:p>
+    <w:p>
+      <w:pPr>
+        <w:spacing w:line="360" w:lineRule="auto"/>
+        <w:jc w:val="both"/>
+        <w:rPr>
+          <w:rFonts w:ascii="Times New Roman" w:hAnsi="Times New Roman" w:cs="Times New Roman"/>
+          <w:sz w:val="24"/>
+          <w:szCs w:val="24"/>
+        </w:rPr>
+      </w:pPr>
+    </w:p>
+    <w:p>
+      <w:pPr>
+        <w:spacing w:line="360" w:lineRule="auto"/>
+        <w:jc w:val="both"/>
+        <w:rPr>
+          <w:rFonts w:ascii="Times New Roman" w:hAnsi="Times New Roman" w:cs="Times New Roman"/>
+          <w:sz w:val="24"/>
+          <w:szCs w:val="24"/>
+        </w:rPr>
+      </w:pPr>
+    </w:p>
+    <w:p>
+      <w:pPr>
         <w:pStyle w:val="4"/>
         <w:numPr>
           <w:ilvl w:val="2"/>
@@ -16926,6 +20621,8 @@
         <w:jc w:val="both"/>
         <w:rPr>
           <w:rFonts w:ascii="Times New Roman" w:hAnsi="Times New Roman" w:cs="Times New Roman"/>
+          <w:sz w:val="24"/>
+          <w:szCs w:val="24"/>
         </w:rPr>
       </w:pPr>
       <w:bookmarkStart w:id="34" w:name="_Toc3133"/>
@@ -16937,12 +20634,218 @@
       </w:r>
       <w:bookmarkEnd w:id="34"/>
     </w:p>
-    <w:p>
-      <w:pPr>
-        <w:spacing w:line="360" w:lineRule="auto"/>
-        <w:jc w:val="both"/>
-        <w:rPr>
-          <w:rFonts w:ascii="Times New Roman" w:hAnsi="Times New Roman" w:cs="Times New Roman"/>
+    <w:p/>
+    <w:p>
+      <w:pPr>
+        <w:spacing w:line="360" w:lineRule="auto"/>
+        <w:jc w:val="both"/>
+        <w:rPr>
+          <w:rFonts w:hint="default" w:ascii="Times New Roman" w:hAnsi="Times New Roman" w:eastAsia="SimSun" w:cs="Times New Roman"/>
+          <w:sz w:val="24"/>
+          <w:szCs w:val="24"/>
+        </w:rPr>
+      </w:pPr>
+      <w:r>
+        <w:rPr>
+          <w:rFonts w:hint="default" w:ascii="Times New Roman" w:hAnsi="Times New Roman" w:eastAsia="SimSun" w:cs="Times New Roman"/>
+          <w:sz w:val="24"/>
+          <w:szCs w:val="24"/>
+        </w:rPr>
+        <w:t xml:space="preserve">Le diagramme d'objets illustre </w:t>
+      </w:r>
+      <w:r>
+        <w:rPr>
+          <w:rFonts w:hint="default" w:ascii="Times New Roman" w:hAnsi="Times New Roman" w:eastAsia="SimSun" w:cs="Times New Roman"/>
+          <w:sz w:val="24"/>
+          <w:szCs w:val="24"/>
+          <w:lang w:val="fr-FR"/>
+        </w:rPr>
+        <w:t>le</w:t>
+      </w:r>
+      <w:r>
+        <w:rPr>
+          <w:rFonts w:hint="default" w:ascii="Times New Roman" w:hAnsi="Times New Roman" w:eastAsia="SimSun" w:cs="Times New Roman"/>
+          <w:sz w:val="24"/>
+          <w:szCs w:val="24"/>
+        </w:rPr>
+        <w:t xml:space="preserve"> système à un moment précis</w:t>
+      </w:r>
+      <w:r>
+        <w:rPr>
+          <w:rFonts w:hint="default" w:ascii="Times New Roman" w:hAnsi="Times New Roman" w:eastAsia="SimSun" w:cs="Times New Roman"/>
+          <w:sz w:val="24"/>
+          <w:szCs w:val="24"/>
+          <w:lang w:val="fr-FR"/>
+        </w:rPr>
+        <w:t xml:space="preserve"> T</w:t>
+      </w:r>
+      <w:r>
+        <w:rPr>
+          <w:rFonts w:hint="default" w:ascii="Times New Roman" w:hAnsi="Times New Roman" w:eastAsia="SimSun" w:cs="Times New Roman"/>
+          <w:sz w:val="24"/>
+          <w:szCs w:val="24"/>
+        </w:rPr>
+        <w:t xml:space="preserve">. Il représente des instances réelles des classes avec des valeurs d'attributs spécifiques, permettant de valider la cohérence du diagramme de classes sur un scénario d'utilisation réel </w:t>
+      </w:r>
+    </w:p>
+    <w:p>
+      <w:pPr>
+        <w:spacing w:line="360" w:lineRule="auto"/>
+        <w:jc w:val="both"/>
+        <w:rPr>
+          <w:rFonts w:hint="default" w:ascii="Times New Roman" w:hAnsi="Times New Roman" w:eastAsia="SimSun" w:cs="Times New Roman"/>
+          <w:sz w:val="24"/>
+          <w:szCs w:val="24"/>
+        </w:rPr>
+      </w:pPr>
+      <w:r>
+        <w:rPr>
+          <w:rFonts w:hint="default" w:ascii="Times New Roman" w:hAnsi="Times New Roman" w:eastAsia="SimSun" w:cs="Times New Roman"/>
+          <w:sz w:val="24"/>
+          <w:szCs w:val="24"/>
+          <w:lang w:val="fr-FR"/>
+        </w:rPr>
+        <w:t>L’</w:t>
+      </w:r>
+      <w:r>
+        <w:rPr>
+          <w:rFonts w:hint="default" w:ascii="Times New Roman" w:hAnsi="Times New Roman" w:eastAsia="SimSun" w:cs="Times New Roman"/>
+          <w:sz w:val="24"/>
+          <w:szCs w:val="24"/>
+        </w:rPr>
+        <w:t xml:space="preserve">exemple </w:t>
+      </w:r>
+      <w:r>
+        <w:rPr>
+          <w:rFonts w:hint="default" w:ascii="Times New Roman" w:hAnsi="Times New Roman" w:eastAsia="SimSun" w:cs="Times New Roman"/>
+          <w:sz w:val="24"/>
+          <w:szCs w:val="24"/>
+          <w:lang w:val="fr-FR"/>
+        </w:rPr>
+        <w:t>ci dessous nous montre</w:t>
+      </w:r>
+      <w:r>
+        <w:rPr>
+          <w:rFonts w:hint="default" w:ascii="Times New Roman" w:hAnsi="Times New Roman" w:eastAsia="SimSun" w:cs="Times New Roman"/>
+          <w:sz w:val="24"/>
+          <w:szCs w:val="24"/>
+        </w:rPr>
+        <w:t xml:space="preserve"> un contrat de bail actif liant un propriétaire, un locataire et une unité précise</w:t>
+      </w:r>
+      <w:r>
+        <w:rPr>
+          <w:rFonts w:hint="default" w:ascii="Times New Roman" w:hAnsi="Times New Roman" w:eastAsia="SimSun" w:cs="Times New Roman"/>
+          <w:sz w:val="24"/>
+          <w:szCs w:val="24"/>
+          <w:lang w:val="fr-FR"/>
+        </w:rPr>
+        <w:t xml:space="preserve"> etc..</w:t>
+      </w:r>
+      <w:r>
+        <w:rPr>
+          <w:rFonts w:hint="default" w:ascii="Times New Roman" w:hAnsi="Times New Roman" w:eastAsia="SimSun" w:cs="Times New Roman"/>
+          <w:sz w:val="24"/>
+          <w:szCs w:val="24"/>
+        </w:rPr>
+        <w:t>.</w:t>
+      </w:r>
+    </w:p>
+    <w:p>
+      <w:pPr>
+        <w:spacing w:line="360" w:lineRule="auto"/>
+        <w:jc w:val="both"/>
+        <w:rPr>
+          <w:rFonts w:hint="default" w:ascii="Times New Roman" w:hAnsi="Times New Roman" w:eastAsia="SimSun" w:cs="Times New Roman"/>
+          <w:sz w:val="24"/>
+          <w:szCs w:val="24"/>
+        </w:rPr>
+      </w:pPr>
+    </w:p>
+    <w:p>
+      <w:pPr>
+        <w:spacing w:line="360" w:lineRule="auto"/>
+        <w:jc w:val="both"/>
+        <w:rPr>
+          <w:rFonts w:hint="default" w:ascii="Times New Roman" w:hAnsi="Times New Roman" w:eastAsia="SimSun" w:cs="Times New Roman"/>
+          <w:sz w:val="24"/>
+          <w:szCs w:val="24"/>
+          <w:lang w:val="fr-FR"/>
+        </w:rPr>
+      </w:pPr>
+      <w:r>
+        <w:rPr>
+          <w:rFonts w:hint="default" w:ascii="Times New Roman" w:hAnsi="Times New Roman" w:eastAsia="SimSun" w:cs="Times New Roman"/>
+          <w:sz w:val="24"/>
+          <w:szCs w:val="24"/>
+          <w:lang w:val="fr-FR"/>
+        </w:rPr>
+        <w:drawing>
+          <wp:inline distT="0" distB="0" distL="114300" distR="114300">
+            <wp:extent cx="5951220" cy="5300345"/>
+            <wp:effectExtent l="0" t="0" r="11430" b="14605"/>
+            <wp:docPr id="60" name="Image 60" descr="objet"/>
+            <wp:cNvGraphicFramePr>
+              <a:graphicFrameLocks xmlns:a="http://schemas.openxmlformats.org/drawingml/2006/main" noChangeAspect="1"/>
+            </wp:cNvGraphicFramePr>
+            <a:graphic xmlns:a="http://schemas.openxmlformats.org/drawingml/2006/main">
+              <a:graphicData uri="http://schemas.openxmlformats.org/drawingml/2006/picture">
+                <pic:pic xmlns:pic="http://schemas.openxmlformats.org/drawingml/2006/picture">
+                  <pic:nvPicPr>
+                    <pic:cNvPr id="60" name="Image 60" descr="objet"/>
+                    <pic:cNvPicPr>
+                      <a:picLocks noChangeAspect="1"/>
+                    </pic:cNvPicPr>
+                  </pic:nvPicPr>
+                  <pic:blipFill>
+                    <a:blip r:embed="rId29"/>
+                    <a:stretch>
+                      <a:fillRect/>
+                    </a:stretch>
+                  </pic:blipFill>
+                  <pic:spPr>
+                    <a:xfrm>
+                      <a:off x="0" y="0"/>
+                      <a:ext cx="5951220" cy="5300345"/>
+                    </a:xfrm>
+                    <a:prstGeom prst="rect">
+                      <a:avLst/>
+                    </a:prstGeom>
+                  </pic:spPr>
+                </pic:pic>
+              </a:graphicData>
+            </a:graphic>
+          </wp:inline>
+        </w:drawing>
+      </w:r>
+    </w:p>
+    <w:p>
+      <w:pPr>
+        <w:spacing w:line="360" w:lineRule="auto"/>
+        <w:jc w:val="both"/>
+        <w:rPr>
+          <w:rFonts w:hint="default" w:ascii="Times New Roman" w:hAnsi="Times New Roman" w:eastAsia="SimSun" w:cs="Times New Roman"/>
+          <w:sz w:val="24"/>
+          <w:szCs w:val="24"/>
+        </w:rPr>
+      </w:pPr>
+    </w:p>
+    <w:p>
+      <w:pPr>
+        <w:spacing w:line="360" w:lineRule="auto"/>
+        <w:jc w:val="both"/>
+        <w:rPr>
+          <w:rFonts w:hint="default" w:ascii="Times New Roman" w:hAnsi="Times New Roman" w:eastAsia="SimSun" w:cs="Times New Roman"/>
+          <w:sz w:val="24"/>
+          <w:szCs w:val="24"/>
+        </w:rPr>
+      </w:pPr>
+    </w:p>
+    <w:p>
+      <w:pPr>
+        <w:spacing w:line="360" w:lineRule="auto"/>
+        <w:jc w:val="both"/>
+        <w:rPr>
+          <w:rFonts w:hint="default" w:ascii="Times New Roman" w:hAnsi="Times New Roman" w:eastAsia="SimSun" w:cs="Times New Roman"/>
           <w:sz w:val="24"/>
           <w:szCs w:val="24"/>
         </w:rPr>
@@ -16957,9 +20860,6 @@
         </w:numPr>
         <w:spacing w:line="360" w:lineRule="auto"/>
         <w:jc w:val="both"/>
-        <w:rPr>
-          <w:rFonts w:ascii="Times New Roman" w:hAnsi="Times New Roman" w:cs="Times New Roman"/>
-        </w:rPr>
       </w:pPr>
       <w:bookmarkStart w:id="35" w:name="_Toc27682"/>
       <w:r>
@@ -16975,7 +20875,413 @@
         <w:spacing w:line="360" w:lineRule="auto"/>
         <w:jc w:val="both"/>
         <w:rPr>
-          <w:rFonts w:ascii="Times New Roman" w:hAnsi="Times New Roman" w:cs="Times New Roman"/>
+          <w:rFonts w:hint="default" w:ascii="Times New Roman" w:hAnsi="Times New Roman" w:eastAsia="SimSun" w:cs="Times New Roman"/>
+          <w:b w:val="0"/>
+          <w:bCs w:val="0"/>
+          <w:sz w:val="24"/>
+          <w:szCs w:val="24"/>
+          <w:lang w:val="fr-FR"/>
+        </w:rPr>
+      </w:pPr>
+      <w:r>
+        <w:rPr>
+          <w:rFonts w:hint="default" w:ascii="Times New Roman" w:hAnsi="Times New Roman" w:eastAsia="SimSun" w:cs="Times New Roman"/>
+          <w:b w:val="0"/>
+          <w:bCs w:val="0"/>
+          <w:sz w:val="24"/>
+          <w:szCs w:val="24"/>
+        </w:rPr>
+        <w:t xml:space="preserve">Le diagramme d'état-transition modélise le cycle de vie des entités clés dont le comportement évolue dans le temps. En particulier, l'entité </w:t>
+      </w:r>
+      <w:r>
+        <w:rPr>
+          <w:rStyle w:val="7"/>
+          <w:rFonts w:hint="default" w:ascii="Times New Roman" w:hAnsi="Times New Roman" w:eastAsia="SimSun" w:cs="Times New Roman"/>
+          <w:b w:val="0"/>
+          <w:bCs w:val="0"/>
+          <w:sz w:val="24"/>
+          <w:szCs w:val="24"/>
+        </w:rPr>
+        <w:t>Echéance</w:t>
+      </w:r>
+      <w:r>
+        <w:rPr>
+          <w:rFonts w:hint="default" w:ascii="Times New Roman" w:hAnsi="Times New Roman" w:eastAsia="SimSun" w:cs="Times New Roman"/>
+          <w:b w:val="0"/>
+          <w:bCs w:val="0"/>
+          <w:sz w:val="24"/>
+          <w:szCs w:val="24"/>
+        </w:rPr>
+        <w:t xml:space="preserve"> transite entre les états : NON_PAYÉ → EN_RETARD → PAYÉ. L'entité </w:t>
+      </w:r>
+      <w:r>
+        <w:rPr>
+          <w:rStyle w:val="7"/>
+          <w:rFonts w:hint="default" w:ascii="Times New Roman" w:hAnsi="Times New Roman" w:eastAsia="SimSun" w:cs="Times New Roman"/>
+          <w:b w:val="0"/>
+          <w:bCs w:val="0"/>
+          <w:sz w:val="24"/>
+          <w:szCs w:val="24"/>
+        </w:rPr>
+        <w:t>ContratBail</w:t>
+      </w:r>
+      <w:r>
+        <w:rPr>
+          <w:rFonts w:hint="default" w:ascii="Times New Roman" w:hAnsi="Times New Roman" w:eastAsia="SimSun" w:cs="Times New Roman"/>
+          <w:b w:val="0"/>
+          <w:bCs w:val="0"/>
+          <w:sz w:val="24"/>
+          <w:szCs w:val="24"/>
+        </w:rPr>
+        <w:t xml:space="preserve"> suit quant à elle le cycle : ACTIF → RÉSILIÉ. Ces transitions sont déclenchées par des événements système (paiement reçu, date dépassée, résiliation manuelle).</w:t>
+      </w:r>
+    </w:p>
+    <w:p>
+      <w:pPr>
+        <w:numPr>
+          <w:numId w:val="0"/>
+        </w:numPr>
+        <w:spacing w:line="360" w:lineRule="auto"/>
+        <w:jc w:val="both"/>
+        <w:rPr>
+          <w:rFonts w:hint="default" w:ascii="Times New Roman" w:hAnsi="Times New Roman" w:eastAsia="SimSun" w:cs="Times New Roman"/>
+          <w:b w:val="0"/>
+          <w:bCs w:val="0"/>
+          <w:sz w:val="24"/>
+          <w:szCs w:val="24"/>
+          <w:lang w:val="fr-FR"/>
+        </w:rPr>
+      </w:pPr>
+      <w:r>
+        <w:rPr>
+          <w:rFonts w:hint="default" w:ascii="Times New Roman" w:hAnsi="Times New Roman" w:eastAsia="SimSun" w:cs="Times New Roman"/>
+          <w:b w:val="0"/>
+          <w:bCs w:val="0"/>
+          <w:sz w:val="24"/>
+          <w:szCs w:val="24"/>
+          <w:lang w:val="fr-FR"/>
+        </w:rPr>
+        <w:drawing>
+          <wp:inline distT="0" distB="0" distL="114300" distR="114300">
+            <wp:extent cx="5595620" cy="7131050"/>
+            <wp:effectExtent l="0" t="0" r="5080" b="12700"/>
+            <wp:docPr id="62" name="Image 62" descr="diagramme_etat_contratbail.drawio"/>
+            <wp:cNvGraphicFramePr>
+              <a:graphicFrameLocks xmlns:a="http://schemas.openxmlformats.org/drawingml/2006/main" noChangeAspect="1"/>
+            </wp:cNvGraphicFramePr>
+            <a:graphic xmlns:a="http://schemas.openxmlformats.org/drawingml/2006/main">
+              <a:graphicData uri="http://schemas.openxmlformats.org/drawingml/2006/picture">
+                <pic:pic xmlns:pic="http://schemas.openxmlformats.org/drawingml/2006/picture">
+                  <pic:nvPicPr>
+                    <pic:cNvPr id="62" name="Image 62" descr="diagramme_etat_contratbail.drawio"/>
+                    <pic:cNvPicPr>
+                      <a:picLocks noChangeAspect="1"/>
+                    </pic:cNvPicPr>
+                  </pic:nvPicPr>
+                  <pic:blipFill>
+                    <a:blip r:embed="rId30"/>
+                    <a:stretch>
+                      <a:fillRect/>
+                    </a:stretch>
+                  </pic:blipFill>
+                  <pic:spPr>
+                    <a:xfrm>
+                      <a:off x="0" y="0"/>
+                      <a:ext cx="5595620" cy="7131050"/>
+                    </a:xfrm>
+                    <a:prstGeom prst="rect">
+                      <a:avLst/>
+                    </a:prstGeom>
+                  </pic:spPr>
+                </pic:pic>
+              </a:graphicData>
+            </a:graphic>
+          </wp:inline>
+        </w:drawing>
+      </w:r>
+    </w:p>
+    <w:p>
+      <w:pPr>
+        <w:spacing w:line="360" w:lineRule="auto"/>
+        <w:jc w:val="both"/>
+        <w:rPr>
+          <w:rFonts w:hint="default" w:ascii="Times New Roman" w:hAnsi="Times New Roman" w:eastAsia="SimSun" w:cs="Times New Roman"/>
+          <w:b w:val="0"/>
+          <w:bCs w:val="0"/>
+          <w:sz w:val="24"/>
+          <w:szCs w:val="24"/>
+        </w:rPr>
+      </w:pPr>
+    </w:p>
+    <w:p>
+      <w:pPr>
+        <w:spacing w:line="360" w:lineRule="auto"/>
+        <w:jc w:val="both"/>
+        <w:rPr>
+          <w:rFonts w:hint="default" w:ascii="Times New Roman" w:hAnsi="Times New Roman" w:eastAsia="SimSun" w:cs="Times New Roman"/>
+          <w:b w:val="0"/>
+          <w:bCs w:val="0"/>
+          <w:sz w:val="24"/>
+          <w:szCs w:val="24"/>
+          <w:lang w:val="fr-FR"/>
+        </w:rPr>
+      </w:pPr>
+      <w:r>
+        <w:rPr>
+          <w:rFonts w:hint="default" w:ascii="Times New Roman" w:hAnsi="Times New Roman" w:eastAsia="SimSun" w:cs="Times New Roman"/>
+          <w:b w:val="0"/>
+          <w:bCs w:val="0"/>
+          <w:sz w:val="24"/>
+          <w:szCs w:val="24"/>
+          <w:lang w:val="fr-FR"/>
+        </w:rPr>
+        <w:drawing>
+          <wp:inline distT="0" distB="0" distL="114300" distR="114300">
+            <wp:extent cx="6109335" cy="3408045"/>
+            <wp:effectExtent l="0" t="0" r="5715" b="1905"/>
+            <wp:docPr id="63" name="Image 63" descr="transition_echeance.drawio"/>
+            <wp:cNvGraphicFramePr>
+              <a:graphicFrameLocks xmlns:a="http://schemas.openxmlformats.org/drawingml/2006/main" noChangeAspect="1"/>
+            </wp:cNvGraphicFramePr>
+            <a:graphic xmlns:a="http://schemas.openxmlformats.org/drawingml/2006/main">
+              <a:graphicData uri="http://schemas.openxmlformats.org/drawingml/2006/picture">
+                <pic:pic xmlns:pic="http://schemas.openxmlformats.org/drawingml/2006/picture">
+                  <pic:nvPicPr>
+                    <pic:cNvPr id="63" name="Image 63" descr="transition_echeance.drawio"/>
+                    <pic:cNvPicPr>
+                      <a:picLocks noChangeAspect="1"/>
+                    </pic:cNvPicPr>
+                  </pic:nvPicPr>
+                  <pic:blipFill>
+                    <a:blip r:embed="rId31"/>
+                    <a:stretch>
+                      <a:fillRect/>
+                    </a:stretch>
+                  </pic:blipFill>
+                  <pic:spPr>
+                    <a:xfrm>
+                      <a:off x="0" y="0"/>
+                      <a:ext cx="6109335" cy="3408045"/>
+                    </a:xfrm>
+                    <a:prstGeom prst="rect">
+                      <a:avLst/>
+                    </a:prstGeom>
+                  </pic:spPr>
+                </pic:pic>
+              </a:graphicData>
+            </a:graphic>
+          </wp:inline>
+        </w:drawing>
+      </w:r>
+    </w:p>
+    <w:p>
+      <w:pPr>
+        <w:spacing w:line="360" w:lineRule="auto"/>
+        <w:jc w:val="both"/>
+        <w:rPr>
+          <w:rFonts w:hint="default" w:ascii="Times New Roman" w:hAnsi="Times New Roman" w:eastAsia="SimSun" w:cs="Times New Roman"/>
+          <w:b w:val="0"/>
+          <w:bCs w:val="0"/>
+          <w:sz w:val="24"/>
+          <w:szCs w:val="24"/>
+        </w:rPr>
+      </w:pPr>
+    </w:p>
+    <w:p>
+      <w:pPr>
+        <w:spacing w:line="360" w:lineRule="auto"/>
+        <w:jc w:val="both"/>
+        <w:rPr>
+          <w:rFonts w:hint="default" w:ascii="Times New Roman" w:hAnsi="Times New Roman" w:eastAsia="SimSun" w:cs="Times New Roman"/>
+          <w:b w:val="0"/>
+          <w:bCs w:val="0"/>
+          <w:sz w:val="24"/>
+          <w:szCs w:val="24"/>
+        </w:rPr>
+      </w:pPr>
+    </w:p>
+    <w:p>
+      <w:pPr>
+        <w:spacing w:line="360" w:lineRule="auto"/>
+        <w:jc w:val="both"/>
+        <w:rPr>
+          <w:rFonts w:hint="default" w:ascii="Times New Roman" w:hAnsi="Times New Roman" w:eastAsia="SimSun" w:cs="Times New Roman"/>
+          <w:b w:val="0"/>
+          <w:bCs w:val="0"/>
+          <w:sz w:val="24"/>
+          <w:szCs w:val="24"/>
+          <w:lang w:val="fr-FR"/>
+        </w:rPr>
+      </w:pPr>
+      <w:r>
+        <w:rPr>
+          <w:rFonts w:hint="default" w:ascii="Times New Roman" w:hAnsi="Times New Roman" w:eastAsia="SimSun" w:cs="Times New Roman"/>
+          <w:b w:val="0"/>
+          <w:bCs w:val="0"/>
+          <w:sz w:val="24"/>
+          <w:szCs w:val="24"/>
+          <w:lang w:val="fr-FR"/>
+        </w:rPr>
+        <w:drawing>
+          <wp:inline distT="0" distB="0" distL="114300" distR="114300">
+            <wp:extent cx="5756910" cy="2857500"/>
+            <wp:effectExtent l="0" t="0" r="15240" b="0"/>
+            <wp:docPr id="65" name="Image 65" descr="transition_unite (1).drawio"/>
+            <wp:cNvGraphicFramePr>
+              <a:graphicFrameLocks xmlns:a="http://schemas.openxmlformats.org/drawingml/2006/main" noChangeAspect="1"/>
+            </wp:cNvGraphicFramePr>
+            <a:graphic xmlns:a="http://schemas.openxmlformats.org/drawingml/2006/main">
+              <a:graphicData uri="http://schemas.openxmlformats.org/drawingml/2006/picture">
+                <pic:pic xmlns:pic="http://schemas.openxmlformats.org/drawingml/2006/picture">
+                  <pic:nvPicPr>
+                    <pic:cNvPr id="65" name="Image 65" descr="transition_unite (1).drawio"/>
+                    <pic:cNvPicPr>
+                      <a:picLocks noChangeAspect="1"/>
+                    </pic:cNvPicPr>
+                  </pic:nvPicPr>
+                  <pic:blipFill>
+                    <a:blip r:embed="rId32"/>
+                    <a:stretch>
+                      <a:fillRect/>
+                    </a:stretch>
+                  </pic:blipFill>
+                  <pic:spPr>
+                    <a:xfrm>
+                      <a:off x="0" y="0"/>
+                      <a:ext cx="5756910" cy="2857500"/>
+                    </a:xfrm>
+                    <a:prstGeom prst="rect">
+                      <a:avLst/>
+                    </a:prstGeom>
+                  </pic:spPr>
+                </pic:pic>
+              </a:graphicData>
+            </a:graphic>
+          </wp:inline>
+        </w:drawing>
+      </w:r>
+    </w:p>
+    <w:p>
+      <w:pPr>
+        <w:spacing w:line="360" w:lineRule="auto"/>
+        <w:jc w:val="both"/>
+        <w:rPr>
+          <w:rFonts w:hint="default" w:ascii="Times New Roman" w:hAnsi="Times New Roman" w:eastAsia="SimSun" w:cs="Times New Roman"/>
+          <w:b w:val="0"/>
+          <w:bCs w:val="0"/>
+          <w:sz w:val="24"/>
+          <w:szCs w:val="24"/>
+        </w:rPr>
+      </w:pPr>
+    </w:p>
+    <w:p>
+      <w:pPr>
+        <w:spacing w:line="360" w:lineRule="auto"/>
+        <w:jc w:val="both"/>
+        <w:rPr>
+          <w:rFonts w:hint="default" w:ascii="Times New Roman" w:hAnsi="Times New Roman" w:eastAsia="SimSun" w:cs="Times New Roman"/>
+          <w:b w:val="0"/>
+          <w:bCs w:val="0"/>
+          <w:sz w:val="24"/>
+          <w:szCs w:val="24"/>
+        </w:rPr>
+      </w:pPr>
+    </w:p>
+    <w:p>
+      <w:pPr>
+        <w:spacing w:line="360" w:lineRule="auto"/>
+        <w:jc w:val="both"/>
+        <w:rPr>
+          <w:rFonts w:hint="default" w:ascii="Times New Roman" w:hAnsi="Times New Roman" w:eastAsia="SimSun" w:cs="Times New Roman"/>
+          <w:b w:val="0"/>
+          <w:bCs w:val="0"/>
+          <w:sz w:val="24"/>
+          <w:szCs w:val="24"/>
+        </w:rPr>
+      </w:pPr>
+    </w:p>
+    <w:p>
+      <w:pPr>
+        <w:spacing w:line="360" w:lineRule="auto"/>
+        <w:jc w:val="both"/>
+        <w:rPr>
+          <w:rFonts w:hint="default" w:ascii="Times New Roman" w:hAnsi="Times New Roman" w:eastAsia="SimSun" w:cs="Times New Roman"/>
+          <w:b w:val="0"/>
+          <w:bCs w:val="0"/>
+          <w:sz w:val="24"/>
+          <w:szCs w:val="24"/>
+        </w:rPr>
+      </w:pPr>
+    </w:p>
+    <w:p>
+      <w:pPr>
+        <w:spacing w:line="360" w:lineRule="auto"/>
+        <w:jc w:val="both"/>
+        <w:rPr>
+          <w:rFonts w:hint="default" w:ascii="Times New Roman" w:hAnsi="Times New Roman" w:eastAsia="SimSun" w:cs="Times New Roman"/>
+          <w:b w:val="0"/>
+          <w:bCs w:val="0"/>
+          <w:sz w:val="24"/>
+          <w:szCs w:val="24"/>
+          <w:lang w:val="fr-FR"/>
+        </w:rPr>
+      </w:pPr>
+      <w:r>
+        <w:rPr>
+          <w:rFonts w:hint="default" w:ascii="Times New Roman" w:hAnsi="Times New Roman" w:eastAsia="SimSun" w:cs="Times New Roman"/>
+          <w:b w:val="0"/>
+          <w:bCs w:val="0"/>
+          <w:sz w:val="24"/>
+          <w:szCs w:val="24"/>
+          <w:lang w:val="fr-FR"/>
+        </w:rPr>
+        <w:drawing>
+          <wp:inline distT="0" distB="0" distL="114300" distR="114300">
+            <wp:extent cx="5766435" cy="4876800"/>
+            <wp:effectExtent l="0" t="0" r="5715" b="0"/>
+            <wp:docPr id="66" name="Image 66" descr="transition_notification.drawio"/>
+            <wp:cNvGraphicFramePr>
+              <a:graphicFrameLocks xmlns:a="http://schemas.openxmlformats.org/drawingml/2006/main" noChangeAspect="1"/>
+            </wp:cNvGraphicFramePr>
+            <a:graphic xmlns:a="http://schemas.openxmlformats.org/drawingml/2006/main">
+              <a:graphicData uri="http://schemas.openxmlformats.org/drawingml/2006/picture">
+                <pic:pic xmlns:pic="http://schemas.openxmlformats.org/drawingml/2006/picture">
+                  <pic:nvPicPr>
+                    <pic:cNvPr id="66" name="Image 66" descr="transition_notification.drawio"/>
+                    <pic:cNvPicPr>
+                      <a:picLocks noChangeAspect="1"/>
+                    </pic:cNvPicPr>
+                  </pic:nvPicPr>
+                  <pic:blipFill>
+                    <a:blip r:embed="rId33"/>
+                    <a:stretch>
+                      <a:fillRect/>
+                    </a:stretch>
+                  </pic:blipFill>
+                  <pic:spPr>
+                    <a:xfrm>
+                      <a:off x="0" y="0"/>
+                      <a:ext cx="5766435" cy="4876800"/>
+                    </a:xfrm>
+                    <a:prstGeom prst="rect">
+                      <a:avLst/>
+                    </a:prstGeom>
+                  </pic:spPr>
+                </pic:pic>
+              </a:graphicData>
+            </a:graphic>
+          </wp:inline>
+        </w:drawing>
+      </w:r>
+    </w:p>
+    <w:p>
+      <w:pPr>
+        <w:spacing w:line="360" w:lineRule="auto"/>
+        <w:jc w:val="both"/>
+        <w:rPr>
+          <w:rFonts w:hint="default" w:ascii="Times New Roman" w:hAnsi="Times New Roman" w:eastAsia="SimSun" w:cs="Times New Roman"/>
+          <w:b w:val="0"/>
+          <w:bCs w:val="0"/>
           <w:sz w:val="24"/>
           <w:szCs w:val="24"/>
         </w:rPr>
@@ -17017,11 +21323,137 @@
     <w:p>
       <w:pPr>
         <w:rPr>
-          <w:rFonts w:ascii="Times New Roman" w:hAnsi="Times New Roman" w:cs="Times New Roman"/>
-          <w:sz w:val="24"/>
-          <w:szCs w:val="24"/>
-        </w:rPr>
-      </w:pPr>
+          <w:rFonts w:hint="default" w:ascii="Times New Roman" w:hAnsi="Times New Roman" w:eastAsia="SimSun" w:cs="Times New Roman"/>
+          <w:sz w:val="24"/>
+          <w:szCs w:val="24"/>
+        </w:rPr>
+      </w:pPr>
+      <w:r>
+        <w:rPr>
+          <w:rFonts w:hint="default" w:ascii="Times New Roman" w:hAnsi="Times New Roman" w:eastAsia="SimSun" w:cs="Times New Roman"/>
+          <w:sz w:val="24"/>
+          <w:szCs w:val="24"/>
+        </w:rPr>
+        <w:t>Le modèle entité-relationnel (MER) représente la structure de la base de données PostgreSQL du projet. Il traduit le diagramme de classes en tables relationnelles, avec leurs clés primaires, clés étrangères et contraintes d'intégrité. Ce modèle a servi de base à la génération automatique du schéma via Hibernate (DDL auto).</w:t>
+      </w:r>
+    </w:p>
+    <w:p>
+      <w:pPr>
+        <w:rPr>
+          <w:rFonts w:hint="default" w:ascii="Times New Roman" w:hAnsi="Times New Roman" w:eastAsia="SimSun" w:cs="Times New Roman"/>
+          <w:sz w:val="24"/>
+          <w:szCs w:val="24"/>
+        </w:rPr>
+      </w:pPr>
+    </w:p>
+    <w:p>
+      <w:pPr>
+        <w:rPr>
+          <w:rFonts w:hint="default" w:ascii="Times New Roman" w:hAnsi="Times New Roman" w:eastAsia="SimSun" w:cs="Times New Roman"/>
+          <w:sz w:val="24"/>
+          <w:szCs w:val="24"/>
+        </w:rPr>
+      </w:pPr>
+    </w:p>
+    <w:p>
+      <w:pPr>
+        <w:rPr>
+          <w:rFonts w:hint="default" w:ascii="Times New Roman" w:hAnsi="Times New Roman" w:eastAsia="SimSun" w:cs="Times New Roman"/>
+          <w:sz w:val="24"/>
+          <w:szCs w:val="24"/>
+        </w:rPr>
+      </w:pPr>
+    </w:p>
+    <w:p>
+      <w:pPr>
+        <w:rPr>
+          <w:rFonts w:hint="default" w:ascii="Times New Roman" w:hAnsi="Times New Roman" w:eastAsia="SimSun" w:cs="Times New Roman"/>
+          <w:sz w:val="24"/>
+          <w:szCs w:val="24"/>
+        </w:rPr>
+      </w:pPr>
+    </w:p>
+    <w:p>
+      <w:pPr>
+        <w:rPr>
+          <w:rFonts w:hint="default" w:ascii="Times New Roman" w:hAnsi="Times New Roman" w:eastAsia="SimSun" w:cs="Times New Roman"/>
+          <w:sz w:val="24"/>
+          <w:szCs w:val="24"/>
+        </w:rPr>
+      </w:pPr>
+    </w:p>
+    <w:p>
+      <w:pPr>
+        <w:rPr>
+          <w:rFonts w:hint="default" w:ascii="Times New Roman" w:hAnsi="Times New Roman" w:eastAsia="SimSun" w:cs="Times New Roman"/>
+          <w:sz w:val="24"/>
+          <w:szCs w:val="24"/>
+        </w:rPr>
+      </w:pPr>
+    </w:p>
+    <w:p>
+      <w:pPr>
+        <w:rPr>
+          <w:rFonts w:hint="default" w:ascii="Times New Roman" w:hAnsi="Times New Roman" w:eastAsia="SimSun" w:cs="Times New Roman"/>
+          <w:sz w:val="24"/>
+          <w:szCs w:val="24"/>
+        </w:rPr>
+      </w:pPr>
+    </w:p>
+    <w:p>
+      <w:pPr>
+        <w:rPr>
+          <w:rFonts w:ascii="Times New Roman" w:hAnsi="Times New Roman" w:cs="Times New Roman"/>
+          <w:sz w:val="24"/>
+          <w:szCs w:val="24"/>
+        </w:rPr>
+      </w:pPr>
+      <w:bookmarkStart w:id="54" w:name="_GoBack"/>
+      <w:r>
+        <w:rPr>
+          <w:rFonts w:ascii="Times New Roman" w:hAnsi="Times New Roman" w:cs="Times New Roman"/>
+          <w:sz w:val="24"/>
+          <w:szCs w:val="24"/>
+        </w:rPr>
+        <w:drawing>
+          <wp:inline distT="0" distB="0" distL="114300" distR="114300">
+            <wp:extent cx="5766435" cy="3110865"/>
+            <wp:effectExtent l="0" t="0" r="5715" b="13335"/>
+            <wp:docPr id="68" name="Image 68" descr="diagrame-Diagramme Entité-Relation.drawio"/>
+            <wp:cNvGraphicFramePr>
+              <a:graphicFrameLocks xmlns:a="http://schemas.openxmlformats.org/drawingml/2006/main" noChangeAspect="1"/>
+            </wp:cNvGraphicFramePr>
+            <a:graphic xmlns:a="http://schemas.openxmlformats.org/drawingml/2006/main">
+              <a:graphicData uri="http://schemas.openxmlformats.org/drawingml/2006/picture">
+                <pic:pic xmlns:pic="http://schemas.openxmlformats.org/drawingml/2006/picture">
+                  <pic:nvPicPr>
+                    <pic:cNvPr id="68" name="Image 68" descr="diagrame-Diagramme Entité-Relation.drawio"/>
+                    <pic:cNvPicPr>
+                      <a:picLocks noChangeAspect="1"/>
+                    </pic:cNvPicPr>
+                  </pic:nvPicPr>
+                  <pic:blipFill>
+                    <a:blip r:embed="rId34"/>
+                    <a:stretch>
+                      <a:fillRect/>
+                    </a:stretch>
+                  </pic:blipFill>
+                  <pic:spPr>
+                    <a:xfrm>
+                      <a:off x="0" y="0"/>
+                      <a:ext cx="5766435" cy="3110865"/>
+                    </a:xfrm>
+                    <a:prstGeom prst="rect">
+                      <a:avLst/>
+                    </a:prstGeom>
+                  </pic:spPr>
+                </pic:pic>
+              </a:graphicData>
+            </a:graphic>
+          </wp:inline>
+        </w:drawing>
+      </w:r>
+      <w:bookmarkEnd w:id="54"/>
       <w:r>
         <w:rPr>
           <w:rFonts w:ascii="Times New Roman" w:hAnsi="Times New Roman" w:cs="Times New Roman"/>
@@ -17114,7 +21546,7 @@
         <w:pStyle w:val="3"/>
         <w:numPr>
           <w:ilvl w:val="1"/>
-          <w:numId w:val="21"/>
+          <w:numId w:val="28"/>
         </w:numPr>
         <w:spacing w:line="360" w:lineRule="auto"/>
         <w:jc w:val="both"/>
@@ -17148,7 +21580,7 @@
         <w:pStyle w:val="4"/>
         <w:numPr>
           <w:ilvl w:val="2"/>
-          <w:numId w:val="21"/>
+          <w:numId w:val="28"/>
         </w:numPr>
         <w:spacing w:line="360" w:lineRule="auto"/>
         <w:jc w:val="both"/>
@@ -17181,7 +21613,7 @@
         <w:pStyle w:val="4"/>
         <w:numPr>
           <w:ilvl w:val="2"/>
-          <w:numId w:val="21"/>
+          <w:numId w:val="28"/>
         </w:numPr>
         <w:spacing w:line="360" w:lineRule="auto"/>
         <w:jc w:val="both"/>
@@ -17214,7 +21646,7 @@
         <w:pStyle w:val="4"/>
         <w:numPr>
           <w:ilvl w:val="2"/>
-          <w:numId w:val="21"/>
+          <w:numId w:val="28"/>
         </w:numPr>
         <w:spacing w:line="360" w:lineRule="auto"/>
         <w:jc w:val="both"/>
@@ -17247,7 +21679,7 @@
         <w:pStyle w:val="4"/>
         <w:numPr>
           <w:ilvl w:val="2"/>
-          <w:numId w:val="21"/>
+          <w:numId w:val="28"/>
         </w:numPr>
         <w:spacing w:line="360" w:lineRule="auto"/>
         <w:jc w:val="both"/>
@@ -17280,7 +21712,7 @@
         <w:pStyle w:val="3"/>
         <w:numPr>
           <w:ilvl w:val="1"/>
-          <w:numId w:val="21"/>
+          <w:numId w:val="28"/>
         </w:numPr>
         <w:spacing w:line="360" w:lineRule="auto"/>
         <w:jc w:val="both"/>
@@ -17317,7 +21749,7 @@
         <w:pStyle w:val="3"/>
         <w:numPr>
           <w:ilvl w:val="1"/>
-          <w:numId w:val="21"/>
+          <w:numId w:val="28"/>
         </w:numPr>
         <w:spacing w:line="360" w:lineRule="auto"/>
         <w:jc w:val="both"/>
@@ -17354,7 +21786,7 @@
         <w:pStyle w:val="4"/>
         <w:numPr>
           <w:ilvl w:val="2"/>
-          <w:numId w:val="21"/>
+          <w:numId w:val="28"/>
         </w:numPr>
         <w:spacing w:line="360" w:lineRule="auto"/>
         <w:jc w:val="both"/>
@@ -17387,7 +21819,7 @@
         <w:pStyle w:val="4"/>
         <w:numPr>
           <w:ilvl w:val="2"/>
-          <w:numId w:val="21"/>
+          <w:numId w:val="28"/>
         </w:numPr>
         <w:spacing w:line="360" w:lineRule="auto"/>
         <w:jc w:val="both"/>
@@ -17533,7 +21965,7 @@
         <w:pStyle w:val="3"/>
         <w:numPr>
           <w:ilvl w:val="1"/>
-          <w:numId w:val="22"/>
+          <w:numId w:val="29"/>
         </w:numPr>
         <w:spacing w:line="360" w:lineRule="auto"/>
         <w:jc w:val="both"/>
@@ -17592,7 +22024,7 @@
         <w:pStyle w:val="3"/>
         <w:numPr>
           <w:ilvl w:val="1"/>
-          <w:numId w:val="22"/>
+          <w:numId w:val="29"/>
         </w:numPr>
         <w:spacing w:line="360" w:lineRule="auto"/>
         <w:jc w:val="both"/>
@@ -17648,7 +22080,7 @@
         <w:pStyle w:val="3"/>
         <w:numPr>
           <w:ilvl w:val="1"/>
-          <w:numId w:val="22"/>
+          <w:numId w:val="29"/>
         </w:numPr>
         <w:spacing w:line="360" w:lineRule="auto"/>
         <w:jc w:val="both"/>
@@ -17970,7 +22402,7 @@
 <w:ftr xmlns:wpc="http://schemas.microsoft.com/office/word/2010/wordprocessingCanvas" xmlns:mc="http://schemas.openxmlformats.org/markup-compatibility/2006" xmlns:o="urn:schemas-microsoft-com:office:office" xmlns:r="http://schemas.openxmlformats.org/officeDocument/2006/relationships" xmlns:m="http://schemas.openxmlformats.org/officeDocument/2006/math" xmlns:v="urn:schemas-microsoft-com:vml" xmlns:wp14="http://schemas.microsoft.com/office/word/2010/wordprocessingDrawing" xmlns:wp="http://schemas.openxmlformats.org/drawingml/2006/wordprocessingDrawing" xmlns:w10="urn:schemas-microsoft-com:office:word" xmlns:w="http://schemas.openxmlformats.org/wordprocessingml/2006/main" xmlns:w14="http://schemas.microsoft.com/office/word/2010/wordml" xmlns:w15="http://schemas.microsoft.com/office/word/2012/wordml" xmlns:wpg="http://schemas.microsoft.com/office/word/2010/wordprocessingGroup" xmlns:wpi="http://schemas.microsoft.com/office/word/2010/wordprocessingInk" xmlns:wne="http://schemas.microsoft.com/office/word/2006/wordml" xmlns:wps="http://schemas.microsoft.com/office/word/2010/wordprocessingShape" xmlns:wpsCustomData="http://www.wps.cn/officeDocument/2013/wpsCustomData" mc:Ignorable="w14 w15 wp14">
   <w:p>
     <w:pPr>
-      <w:pStyle w:val="8"/>
+      <w:pStyle w:val="10"/>
     </w:pPr>
     <w:r>
       <w:t>IPNET -</w:t>
@@ -18014,7 +22446,7 @@
   </w:p>
   <w:p>
     <w:pPr>
-      <w:pStyle w:val="8"/>
+      <w:pStyle w:val="10"/>
     </w:pPr>
   </w:p>
 </w:ftr>
@@ -18032,7 +22464,7 @@
     <w:sdtContent>
       <w:p>
         <w:pPr>
-          <w:pStyle w:val="8"/>
+          <w:pStyle w:val="10"/>
         </w:pPr>
         <w:r>
           <w:t>IPNET - MEMOIRE DE LICENCE - GL - NOM ETUDIANT</w:t>
@@ -18066,7 +22498,7 @@
   </w:sdt>
   <w:p>
     <w:pPr>
-      <w:pStyle w:val="8"/>
+      <w:pStyle w:val="10"/>
     </w:pPr>
   </w:p>
 </w:ftr>
@@ -18177,6 +22609,26 @@
     </w:lvl>
   </w:abstractNum>
   <w:abstractNum w:abstractNumId="2">
+    <w:nsid w:val="9C6F8C7D"/>
+    <w:multiLevelType w:val="singleLevel"/>
+    <w:tmpl w:val="9C6F8C7D"/>
+    <w:lvl w:ilvl="0" w:tentative="0">
+      <w:start w:val="1"/>
+      <w:numFmt w:val="bullet"/>
+      <w:lvlText w:val=""/>
+      <w:lvlJc w:val="left"/>
+      <w:pPr>
+        <w:tabs>
+          <w:tab w:val="left" w:pos="420"/>
+        </w:tabs>
+        <w:ind w:left="420" w:leftChars="0" w:hanging="420" w:firstLineChars="0"/>
+      </w:pPr>
+      <w:rPr>
+        <w:rFonts w:hint="default" w:ascii="Wingdings" w:hAnsi="Wingdings"/>
+      </w:rPr>
+    </w:lvl>
+  </w:abstractNum>
+  <w:abstractNum w:abstractNumId="3">
     <w:nsid w:val="A55524D5"/>
     <w:multiLevelType w:val="singleLevel"/>
     <w:tmpl w:val="A55524D5"/>
@@ -18198,7 +22650,19 @@
       </w:rPr>
     </w:lvl>
   </w:abstractNum>
-  <w:abstractNum w:abstractNumId="3">
+  <w:abstractNum w:abstractNumId="4">
+    <w:nsid w:val="B2772116"/>
+    <w:multiLevelType w:val="singleLevel"/>
+    <w:tmpl w:val="B2772116"/>
+    <w:lvl w:ilvl="0" w:tentative="0">
+      <w:start w:val="1"/>
+      <w:numFmt w:val="decimal"/>
+      <w:suff w:val="space"/>
+      <w:lvlText w:val="%1."/>
+      <w:lvlJc w:val="left"/>
+    </w:lvl>
+  </w:abstractNum>
+  <w:abstractNum w:abstractNumId="5">
     <w:nsid w:val="E078854F"/>
     <w:multiLevelType w:val="singleLevel"/>
     <w:tmpl w:val="E078854F"/>
@@ -18220,7 +22684,22 @@
       </w:rPr>
     </w:lvl>
   </w:abstractNum>
-  <w:abstractNum w:abstractNumId="4">
+  <w:abstractNum w:abstractNumId="6">
+    <w:nsid w:val="E136F79C"/>
+    <w:multiLevelType w:val="singleLevel"/>
+    <w:tmpl w:val="E136F79C"/>
+    <w:lvl w:ilvl="0" w:tentative="0">
+      <w:start w:val="1"/>
+      <w:numFmt w:val="decimal"/>
+      <w:suff w:val="space"/>
+      <w:lvlText w:val="%1."/>
+      <w:lvlJc w:val="left"/>
+      <w:pPr>
+        <w:ind w:left="420"/>
+      </w:pPr>
+    </w:lvl>
+  </w:abstractNum>
+  <w:abstractNum w:abstractNumId="7">
     <w:nsid w:val="E6A624B5"/>
     <w:multiLevelType w:val="singleLevel"/>
     <w:tmpl w:val="E6A624B5"/>
@@ -18240,7 +22719,19 @@
       </w:rPr>
     </w:lvl>
   </w:abstractNum>
-  <w:abstractNum w:abstractNumId="5">
+  <w:abstractNum w:abstractNumId="8">
+    <w:nsid w:val="E90B51F1"/>
+    <w:multiLevelType w:val="singleLevel"/>
+    <w:tmpl w:val="E90B51F1"/>
+    <w:lvl w:ilvl="0" w:tentative="0">
+      <w:start w:val="1"/>
+      <w:numFmt w:val="decimal"/>
+      <w:suff w:val="space"/>
+      <w:lvlText w:val="%1."/>
+      <w:lvlJc w:val="left"/>
+    </w:lvl>
+  </w:abstractNum>
+  <w:abstractNum w:abstractNumId="9">
     <w:nsid w:val="E98F7871"/>
     <w:multiLevelType w:val="singleLevel"/>
     <w:tmpl w:val="E98F7871"/>
@@ -18261,7 +22752,7 @@
       </w:rPr>
     </w:lvl>
   </w:abstractNum>
-  <w:abstractNum w:abstractNumId="6">
+  <w:abstractNum w:abstractNumId="10">
     <w:nsid w:val="ED5B4B5D"/>
     <w:multiLevelType w:val="singleLevel"/>
     <w:tmpl w:val="ED5B4B5D"/>
@@ -18281,7 +22772,7 @@
       </w:rPr>
     </w:lvl>
   </w:abstractNum>
-  <w:abstractNum w:abstractNumId="7">
+  <w:abstractNum w:abstractNumId="11">
     <w:nsid w:val="F41D7EB4"/>
     <w:multiLevelType w:val="singleLevel"/>
     <w:tmpl w:val="F41D7EB4"/>
@@ -18301,7 +22792,7 @@
       </w:rPr>
     </w:lvl>
   </w:abstractNum>
-  <w:abstractNum w:abstractNumId="8">
+  <w:abstractNum w:abstractNumId="12">
     <w:nsid w:val="031E4D88"/>
     <w:multiLevelType w:val="multilevel"/>
     <w:tmpl w:val="031E4D88"/>
@@ -18414,7 +22905,7 @@
       </w:rPr>
     </w:lvl>
   </w:abstractNum>
-  <w:abstractNum w:abstractNumId="9">
+  <w:abstractNum w:abstractNumId="13">
     <w:nsid w:val="08F95661"/>
     <w:multiLevelType w:val="singleLevel"/>
     <w:tmpl w:val="08F95661"/>
@@ -18434,7 +22925,27 @@
       </w:rPr>
     </w:lvl>
   </w:abstractNum>
-  <w:abstractNum w:abstractNumId="10">
+  <w:abstractNum w:abstractNumId="14">
+    <w:nsid w:val="0DD1F0EA"/>
+    <w:multiLevelType w:val="singleLevel"/>
+    <w:tmpl w:val="0DD1F0EA"/>
+    <w:lvl w:ilvl="0" w:tentative="0">
+      <w:start w:val="1"/>
+      <w:numFmt w:val="bullet"/>
+      <w:lvlText w:val=""/>
+      <w:lvlJc w:val="left"/>
+      <w:pPr>
+        <w:tabs>
+          <w:tab w:val="left" w:pos="420"/>
+        </w:tabs>
+        <w:ind w:left="420" w:leftChars="0" w:hanging="420" w:firstLineChars="0"/>
+      </w:pPr>
+      <w:rPr>
+        <w:rFonts w:hint="default" w:ascii="Wingdings" w:hAnsi="Wingdings"/>
+      </w:rPr>
+    </w:lvl>
+  </w:abstractNum>
+  <w:abstractNum w:abstractNumId="15">
     <w:nsid w:val="10B8E432"/>
     <w:multiLevelType w:val="singleLevel"/>
     <w:tmpl w:val="10B8E432"/>
@@ -18454,7 +22965,7 @@
       </w:rPr>
     </w:lvl>
   </w:abstractNum>
-  <w:abstractNum w:abstractNumId="11">
+  <w:abstractNum w:abstractNumId="16">
     <w:nsid w:val="1A1F51E7"/>
     <w:multiLevelType w:val="multilevel"/>
     <w:tmpl w:val="1A1F51E7"/>
@@ -18567,7 +23078,7 @@
       </w:rPr>
     </w:lvl>
   </w:abstractNum>
-  <w:abstractNum w:abstractNumId="12">
+  <w:abstractNum w:abstractNumId="17">
     <w:nsid w:val="1BF13CBA"/>
     <w:multiLevelType w:val="singleLevel"/>
     <w:tmpl w:val="1BF13CBA"/>
@@ -18589,7 +23100,7 @@
       </w:rPr>
     </w:lvl>
   </w:abstractNum>
-  <w:abstractNum w:abstractNumId="13">
+  <w:abstractNum w:abstractNumId="18">
     <w:nsid w:val="1D690DF8"/>
     <w:multiLevelType w:val="multilevel"/>
     <w:tmpl w:val="1D690DF8"/>
@@ -18702,7 +23213,7 @@
       </w:rPr>
     </w:lvl>
   </w:abstractNum>
-  <w:abstractNum w:abstractNumId="14">
+  <w:abstractNum w:abstractNumId="19">
     <w:nsid w:val="1DA325EC"/>
     <w:multiLevelType w:val="singleLevel"/>
     <w:tmpl w:val="1DA325EC"/>
@@ -18723,7 +23234,7 @@
       </w:rPr>
     </w:lvl>
   </w:abstractNum>
-  <w:abstractNum w:abstractNumId="15">
+  <w:abstractNum w:abstractNumId="20">
     <w:nsid w:val="2D0447DD"/>
     <w:multiLevelType w:val="singleLevel"/>
     <w:tmpl w:val="2D0447DD"/>
@@ -18743,7 +23254,7 @@
       </w:rPr>
     </w:lvl>
   </w:abstractNum>
-  <w:abstractNum w:abstractNumId="16">
+  <w:abstractNum w:abstractNumId="21">
     <w:nsid w:val="30514B9F"/>
     <w:multiLevelType w:val="multilevel"/>
     <w:tmpl w:val="30514B9F"/>
@@ -18856,7 +23367,7 @@
       </w:rPr>
     </w:lvl>
   </w:abstractNum>
-  <w:abstractNum w:abstractNumId="17">
+  <w:abstractNum w:abstractNumId="22">
     <w:nsid w:val="3449397E"/>
     <w:multiLevelType w:val="singleLevel"/>
     <w:tmpl w:val="3449397E"/>
@@ -18877,7 +23388,42 @@
       </w:rPr>
     </w:lvl>
   </w:abstractNum>
-  <w:abstractNum w:abstractNumId="18">
+  <w:abstractNum w:abstractNumId="23">
+    <w:nsid w:val="3E79224D"/>
+    <w:multiLevelType w:val="singleLevel"/>
+    <w:tmpl w:val="3E79224D"/>
+    <w:lvl w:ilvl="0" w:tentative="0">
+      <w:start w:val="1"/>
+      <w:numFmt w:val="decimal"/>
+      <w:suff w:val="space"/>
+      <w:lvlText w:val="%1."/>
+      <w:lvlJc w:val="left"/>
+      <w:pPr>
+        <w:ind w:left="420"/>
+      </w:pPr>
+    </w:lvl>
+  </w:abstractNum>
+  <w:abstractNum w:abstractNumId="24">
+    <w:nsid w:val="404E42C3"/>
+    <w:multiLevelType w:val="singleLevel"/>
+    <w:tmpl w:val="404E42C3"/>
+    <w:lvl w:ilvl="0" w:tentative="0">
+      <w:start w:val="1"/>
+      <w:numFmt w:val="decimal"/>
+      <w:lvlText w:val="%1."/>
+      <w:lvlJc w:val="left"/>
+      <w:pPr>
+        <w:tabs>
+          <w:tab w:val="left" w:pos="425"/>
+        </w:tabs>
+        <w:ind w:left="425" w:leftChars="0" w:hanging="425" w:firstLineChars="0"/>
+      </w:pPr>
+      <w:rPr>
+        <w:rFonts w:hint="default"/>
+      </w:rPr>
+    </w:lvl>
+  </w:abstractNum>
+  <w:abstractNum w:abstractNumId="25">
     <w:nsid w:val="4EA27A76"/>
     <w:multiLevelType w:val="singleLevel"/>
     <w:tmpl w:val="4EA27A76"/>
@@ -18897,7 +23443,7 @@
       </w:rPr>
     </w:lvl>
   </w:abstractNum>
-  <w:abstractNum w:abstractNumId="19">
+  <w:abstractNum w:abstractNumId="26">
     <w:nsid w:val="5ED42AAB"/>
     <w:multiLevelType w:val="multilevel"/>
     <w:tmpl w:val="5ED42AAB"/>
@@ -19010,7 +23556,7 @@
       </w:rPr>
     </w:lvl>
   </w:abstractNum>
-  <w:abstractNum w:abstractNumId="20">
+  <w:abstractNum w:abstractNumId="27">
     <w:nsid w:val="7326D588"/>
     <w:multiLevelType w:val="singleLevel"/>
     <w:tmpl w:val="7326D588"/>
@@ -19031,7 +23577,7 @@
       </w:rPr>
     </w:lvl>
   </w:abstractNum>
-  <w:abstractNum w:abstractNumId="21">
+  <w:abstractNum w:abstractNumId="28">
     <w:nsid w:val="7789F641"/>
     <w:multiLevelType w:val="singleLevel"/>
     <w:tmpl w:val="7789F641"/>
@@ -19053,70 +23599,91 @@
     </w:lvl>
   </w:abstractNum>
   <w:num w:numId="1">
-    <w:abstractNumId w:val="21"/>
+    <w:abstractNumId w:val="28"/>
   </w:num>
   <w:num w:numId="2">
-    <w:abstractNumId w:val="7"/>
+    <w:abstractNumId w:val="11"/>
   </w:num>
   <w:num w:numId="3">
+    <w:abstractNumId w:val="18"/>
+  </w:num>
+  <w:num w:numId="4">
+    <w:abstractNumId w:val="12"/>
+  </w:num>
+  <w:num w:numId="5">
+    <w:abstractNumId w:val="27"/>
+  </w:num>
+  <w:num w:numId="6">
+    <w:abstractNumId w:val="9"/>
+  </w:num>
+  <w:num w:numId="7">
+    <w:abstractNumId w:val="19"/>
+  </w:num>
+  <w:num w:numId="8">
     <w:abstractNumId w:val="13"/>
   </w:num>
-  <w:num w:numId="4">
-    <w:abstractNumId w:val="8"/>
-  </w:num>
-  <w:num w:numId="5">
-    <w:abstractNumId w:val="20"/>
-  </w:num>
-  <w:num w:numId="6">
-    <w:abstractNumId w:val="5"/>
-  </w:num>
-  <w:num w:numId="7">
-    <w:abstractNumId w:val="14"/>
-  </w:num>
-  <w:num w:numId="8">
-    <w:abstractNumId w:val="9"/>
-  </w:num>
   <w:num w:numId="9">
-    <w:abstractNumId w:val="6"/>
+    <w:abstractNumId w:val="10"/>
   </w:num>
   <w:num w:numId="10">
-    <w:abstractNumId w:val="15"/>
+    <w:abstractNumId w:val="20"/>
   </w:num>
   <w:num w:numId="11">
     <w:abstractNumId w:val="1"/>
   </w:num>
   <w:num w:numId="12">
-    <w:abstractNumId w:val="10"/>
+    <w:abstractNumId w:val="15"/>
   </w:num>
   <w:num w:numId="13">
     <w:abstractNumId w:val="0"/>
   </w:num>
   <w:num w:numId="14">
+    <w:abstractNumId w:val="3"/>
+  </w:num>
+  <w:num w:numId="15">
+    <w:abstractNumId w:val="5"/>
+  </w:num>
+  <w:num w:numId="16">
+    <w:abstractNumId w:val="17"/>
+  </w:num>
+  <w:num w:numId="17">
+    <w:abstractNumId w:val="22"/>
+  </w:num>
+  <w:num w:numId="18">
+    <w:abstractNumId w:val="7"/>
+  </w:num>
+  <w:num w:numId="19">
+    <w:abstractNumId w:val="16"/>
+  </w:num>
+  <w:num w:numId="20">
+    <w:abstractNumId w:val="25"/>
+  </w:num>
+  <w:num w:numId="21">
+    <w:abstractNumId w:val="4"/>
+  </w:num>
+  <w:num w:numId="22">
     <w:abstractNumId w:val="2"/>
   </w:num>
-  <w:num w:numId="15">
-    <w:abstractNumId w:val="3"/>
+  <w:num w:numId="23">
+    <w:abstractNumId w:val="24"/>
   </w:num>
-  <w:num w:numId="16">
-    <w:abstractNumId w:val="12"/>
+  <w:num w:numId="24">
+    <w:abstractNumId w:val="14"/>
   </w:num>
-  <w:num w:numId="17">
-    <w:abstractNumId w:val="17"/>
+  <w:num w:numId="25">
+    <w:abstractNumId w:val="8"/>
   </w:num>
-  <w:num w:numId="18">
-    <w:abstractNumId w:val="4"/>
+  <w:num w:numId="26">
+    <w:abstractNumId w:val="6"/>
   </w:num>
-  <w:num w:numId="19">
-    <w:abstractNumId w:val="11"/>
+  <w:num w:numId="27">
+    <w:abstractNumId w:val="23"/>
   </w:num>
-  <w:num w:numId="20">
-    <w:abstractNumId w:val="18"/>
+  <w:num w:numId="28">
+    <w:abstractNumId w:val="26"/>
   </w:num>
-  <w:num w:numId="21">
-    <w:abstractNumId w:val="19"/>
-  </w:num>
-  <w:num w:numId="22">
-    <w:abstractNumId w:val="16"/>
+  <w:num w:numId="29">
+    <w:abstractNumId w:val="21"/>
   </w:num>
 </w:numbering>
 </file>
@@ -19260,7 +23827,7 @@
     <w:name w:val="heading 1"/>
     <w:basedOn w:val="1"/>
     <w:next w:val="1"/>
-    <w:link w:val="17"/>
+    <w:link w:val="19"/>
     <w:qFormat/>
     <w:uiPriority w:val="9"/>
     <w:pPr>
@@ -19280,7 +23847,7 @@
     <w:name w:val="heading 2"/>
     <w:basedOn w:val="1"/>
     <w:next w:val="1"/>
-    <w:link w:val="18"/>
+    <w:link w:val="20"/>
     <w:unhideWhenUsed/>
     <w:qFormat/>
     <w:uiPriority w:val="9"/>
@@ -19301,7 +23868,7 @@
     <w:name w:val="heading 3"/>
     <w:basedOn w:val="1"/>
     <w:next w:val="1"/>
-    <w:link w:val="19"/>
+    <w:link w:val="21"/>
     <w:unhideWhenUsed/>
     <w:qFormat/>
     <w:uiPriority w:val="9"/>
@@ -19318,14 +23885,35 @@
       <w:szCs w:val="24"/>
     </w:rPr>
   </w:style>
-  <w:style w:type="character" w:default="1" w:styleId="5">
+  <w:style w:type="paragraph" w:styleId="5">
+    <w:name w:val="heading 4"/>
+    <w:next w:val="1"/>
+    <w:semiHidden/>
+    <w:unhideWhenUsed/>
+    <w:qFormat/>
+    <w:uiPriority w:val="9"/>
+    <w:pPr>
+      <w:spacing w:before="0" w:beforeAutospacing="1" w:after="0" w:afterAutospacing="1"/>
+      <w:jc w:val="left"/>
+    </w:pPr>
+    <w:rPr>
+      <w:rFonts w:hint="eastAsia" w:ascii="SimSun" w:hAnsi="SimSun" w:eastAsia="SimSun" w:cs="SimSun"/>
+      <w:b/>
+      <w:bCs/>
+      <w:kern w:val="0"/>
+      <w:sz w:val="24"/>
+      <w:szCs w:val="24"/>
+      <w:lang w:val="en-US" w:eastAsia="zh-CN" w:bidi="ar"/>
+    </w:rPr>
+  </w:style>
+  <w:style w:type="character" w:default="1" w:styleId="6">
     <w:name w:val="Default Paragraph Font"/>
     <w:semiHidden/>
     <w:unhideWhenUsed/>
     <w:qFormat/>
     <w:uiPriority w:val="1"/>
   </w:style>
-  <w:style w:type="table" w:default="1" w:styleId="12">
+  <w:style w:type="table" w:default="1" w:styleId="14">
     <w:name w:val="Normal Table"/>
     <w:semiHidden/>
     <w:unhideWhenUsed/>
@@ -19340,7 +23928,16 @@
       </w:tblCellMar>
     </w:tblPr>
   </w:style>
-  <w:style w:type="paragraph" w:styleId="6">
+  <w:style w:type="character" w:styleId="7">
+    <w:name w:val="Strong"/>
+    <w:qFormat/>
+    <w:uiPriority w:val="22"/>
+    <w:rPr>
+      <w:b/>
+      <w:bCs/>
+    </w:rPr>
+  </w:style>
+  <w:style w:type="paragraph" w:styleId="8">
     <w:name w:val="toc 3"/>
     <w:basedOn w:val="1"/>
     <w:next w:val="1"/>
@@ -19351,7 +23948,7 @@
       <w:ind w:left="840" w:leftChars="400"/>
     </w:pPr>
   </w:style>
-  <w:style w:type="paragraph" w:styleId="7">
+  <w:style w:type="paragraph" w:styleId="9">
     <w:name w:val="Normal (Web)"/>
     <w:semiHidden/>
     <w:unhideWhenUsed/>
@@ -19368,10 +23965,10 @@
       <w:lang w:val="en-US" w:eastAsia="zh-CN" w:bidi="ar"/>
     </w:rPr>
   </w:style>
-  <w:style w:type="paragraph" w:styleId="8">
+  <w:style w:type="paragraph" w:styleId="10">
     <w:name w:val="footer"/>
     <w:basedOn w:val="1"/>
-    <w:link w:val="16"/>
+    <w:link w:val="18"/>
     <w:unhideWhenUsed/>
     <w:qFormat/>
     <w:uiPriority w:val="99"/>
@@ -19383,10 +23980,10 @@
       <w:spacing w:after="0" w:line="240" w:lineRule="auto"/>
     </w:pPr>
   </w:style>
-  <w:style w:type="paragraph" w:styleId="9">
+  <w:style w:type="paragraph" w:styleId="11">
     <w:name w:val="header"/>
     <w:basedOn w:val="1"/>
-    <w:link w:val="15"/>
+    <w:link w:val="17"/>
     <w:unhideWhenUsed/>
     <w:qFormat/>
     <w:uiPriority w:val="99"/>
@@ -19398,7 +23995,7 @@
       <w:spacing w:after="0" w:line="240" w:lineRule="auto"/>
     </w:pPr>
   </w:style>
-  <w:style w:type="paragraph" w:styleId="10">
+  <w:style w:type="paragraph" w:styleId="12">
     <w:name w:val="toc 2"/>
     <w:basedOn w:val="1"/>
     <w:next w:val="1"/>
@@ -19409,7 +24006,7 @@
       <w:ind w:left="420" w:leftChars="200"/>
     </w:pPr>
   </w:style>
-  <w:style w:type="paragraph" w:styleId="11">
+  <w:style w:type="paragraph" w:styleId="13">
     <w:name w:val="toc 1"/>
     <w:basedOn w:val="1"/>
     <w:next w:val="1"/>
@@ -19417,9 +24014,9 @@
     <w:unhideWhenUsed/>
     <w:uiPriority w:val="39"/>
   </w:style>
-  <w:style w:type="paragraph" w:styleId="13">
+  <w:style w:type="paragraph" w:styleId="15">
     <w:name w:val="No Spacing"/>
-    <w:link w:val="14"/>
+    <w:link w:val="16"/>
     <w:qFormat/>
     <w:uiPriority w:val="1"/>
     <w:pPr>
@@ -19434,10 +24031,10 @@
       <w14:ligatures w14:val="none"/>
     </w:rPr>
   </w:style>
-  <w:style w:type="character" w:customStyle="1" w:styleId="14">
+  <w:style w:type="character" w:customStyle="1" w:styleId="16">
     <w:name w:val="Sans interligne Car"/>
-    <w:basedOn w:val="5"/>
-    <w:link w:val="13"/>
+    <w:basedOn w:val="6"/>
+    <w:link w:val="15"/>
     <w:qFormat/>
     <w:uiPriority w:val="1"/>
     <w:rPr>
@@ -19447,23 +24044,23 @@
       <w14:ligatures w14:val="none"/>
     </w:rPr>
   </w:style>
-  <w:style w:type="character" w:customStyle="1" w:styleId="15">
+  <w:style w:type="character" w:customStyle="1" w:styleId="17">
     <w:name w:val="En-tête Car"/>
-    <w:basedOn w:val="5"/>
-    <w:link w:val="9"/>
+    <w:basedOn w:val="6"/>
+    <w:link w:val="11"/>
     <w:qFormat/>
     <w:uiPriority w:val="99"/>
   </w:style>
-  <w:style w:type="character" w:customStyle="1" w:styleId="16">
+  <w:style w:type="character" w:customStyle="1" w:styleId="18">
     <w:name w:val="Pied de page Car"/>
-    <w:basedOn w:val="5"/>
-    <w:link w:val="8"/>
+    <w:basedOn w:val="6"/>
+    <w:link w:val="10"/>
     <w:qFormat/>
     <w:uiPriority w:val="99"/>
   </w:style>
-  <w:style w:type="character" w:customStyle="1" w:styleId="17">
+  <w:style w:type="character" w:customStyle="1" w:styleId="19">
     <w:name w:val="Titre 1 Car"/>
-    <w:basedOn w:val="5"/>
+    <w:basedOn w:val="6"/>
     <w:link w:val="2"/>
     <w:qFormat/>
     <w:uiPriority w:val="9"/>
@@ -19474,9 +24071,9 @@
       <w:szCs w:val="32"/>
     </w:rPr>
   </w:style>
-  <w:style w:type="character" w:customStyle="1" w:styleId="18">
+  <w:style w:type="character" w:customStyle="1" w:styleId="20">
     <w:name w:val="Titre 2 Car"/>
-    <w:basedOn w:val="5"/>
+    <w:basedOn w:val="6"/>
     <w:link w:val="3"/>
     <w:qFormat/>
     <w:uiPriority w:val="9"/>
@@ -19487,9 +24084,9 @@
       <w:szCs w:val="26"/>
     </w:rPr>
   </w:style>
-  <w:style w:type="character" w:customStyle="1" w:styleId="19">
+  <w:style w:type="character" w:customStyle="1" w:styleId="21">
     <w:name w:val="Titre 3 Car"/>
-    <w:basedOn w:val="5"/>
+    <w:basedOn w:val="6"/>
     <w:link w:val="4"/>
     <w:qFormat/>
     <w:uiPriority w:val="9"/>
